--- a/docs/project_documentation.docx
+++ b/docs/project_documentation.docx
@@ -1681,7 +1681,7 @@
       <w:r>
         <w:drawing>
           <wp:inline>
-            <wp:extent cx="5403690" cy="2127473"/>
+            <wp:extent cx="5339360" cy="2127473"/>
             <wp:effectExtent b="0" l="0" r="0" t="0"/>
             <wp:docPr descr="Workflow" title="" id="14" name="Picture"/>
             <a:graphic>
@@ -1702,7 +1702,7 @@
                   <pic:spPr bwMode="auto">
                     <a:xfrm>
                       <a:off x="0" y="0"/>
-                      <a:ext cx="5403690" cy="2127473"/>
+                      <a:ext cx="5339360" cy="2127473"/>
                     </a:xfrm>
                     <a:prstGeom prst="rect">
                       <a:avLst/>
@@ -12499,7 +12499,7 @@
       <w:r>
         <w:drawing>
           <wp:inline>
-            <wp:extent cx="6261100" cy="3840141"/>
+            <wp:extent cx="6261100" cy="3756660"/>
             <wp:effectExtent b="0" l="0" r="0" t="0"/>
             <wp:docPr descr="Circuits" title="" id="92" name="Picture"/>
             <a:graphic>
@@ -12520,7 +12520,7 @@
                   <pic:spPr bwMode="auto">
                     <a:xfrm>
                       <a:off x="0" y="0"/>
-                      <a:ext cx="6261100" cy="3840141"/>
+                      <a:ext cx="6261100" cy="3756660"/>
                     </a:xfrm>
                     <a:prstGeom prst="rect">
                       <a:avLst/>

--- a/docs/project_documentation.docx
+++ b/docs/project_documentation.docx
@@ -4421,7 +4421,7 @@
         <w:t xml:space="preserve"> </w:t>
       </w:r>
       <w:r>
-        <w:t xml:space="preserve">data); 84 pytest tests cover the numerics, pipeline and notebooks, and</w:t>
+        <w:t xml:space="preserve">data); 88 pytest tests cover the numerics, pipeline and notebooks, and</w:t>
       </w:r>
       <w:r>
         <w:t xml:space="preserve"> </w:t>
@@ -8614,7 +8614,7 @@
               <w:rPr>
                 <w:sz w:val="17"/>
               </w:rPr>
-              <w:t xml:space="preserve">84 tests; exact-solution, convergence and stability studies; numbers regenerated by code</w:t>
+              <w:t xml:space="preserve">88 tests; exact-solution, convergence and stability studies; numbers regenerated by code</w:t>
             </w:r>
           </w:p>
         </w:tc>
@@ -13504,6 +13504,54 @@
                 <w:sz w:val="17"/>
               </w:rPr>
               <w:t xml:space="preserve">reports/figures/*.png</w:t>
+            </w:r>
+          </w:p>
+        </w:tc>
+      </w:tr>
+      <w:tr>
+        <w:tc>
+          <w:tcPr/>
+          <w:p>
+            <w:pPr>
+              <w:pStyle w:val="Compact"/>
+              <w:spacing w:after="20"/>
+            </w:pPr>
+            <w:r>
+              <w:rPr>
+                <w:sz w:val="17"/>
+              </w:rPr>
+              <w:t xml:space="preserve">Interactive calculator in the browser</w:t>
+            </w:r>
+          </w:p>
+        </w:tc>
+        <w:tc>
+          <w:tcPr/>
+          <w:p>
+            <w:pPr>
+              <w:pStyle w:val="Compact"/>
+              <w:spacing w:after="20"/>
+            </w:pPr>
+            <w:r>
+              <w:rPr>
+                <w:rStyle w:val="VerbatimChar"/>
+                <w:sz w:val="17"/>
+              </w:rPr>
+              <w:t xml:space="preserve">python -m overtake.app</w:t>
+            </w:r>
+          </w:p>
+        </w:tc>
+        <w:tc>
+          <w:tcPr/>
+          <w:p>
+            <w:pPr>
+              <w:pStyle w:val="Compact"/>
+              <w:spacing w:after="20"/>
+            </w:pPr>
+            <w:r>
+              <w:rPr>
+                <w:sz w:val="17"/>
+              </w:rPr>
+              <w:t xml:space="preserve">page at http://127.0.0.1:8000</w:t>
             </w:r>
           </w:p>
         </w:tc>

--- a/docs/project_documentation.docx
+++ b/docs/project_documentation.docx
@@ -398,31 +398,19 @@
         <w:t xml:space="preserve"> </w:t>
       </w:r>
       <w:r>
-        <w:t xml:space="preserve">across the lap; driver skill is one rating; safety cars and damage are out of</w:t>
-      </w:r>
-      <w:r>
-        <w:t xml:space="preserve"> </w:t>
-      </w:r>
-      <w:r>
-        <w:t xml:space="preserve">scope. Battery charge and Boost use are not in public timing data, so the</w:t>
-      </w:r>
-      <w:r>
-        <w:t xml:space="preserve"> </w:t>
-      </w:r>
-      <w:r>
-        <w:t xml:space="preserve">training data are simulated and the network can only be as right as the</w:t>
-      </w:r>
-      <w:r>
-        <w:t xml:space="preserve"> </w:t>
-      </w:r>
-      <w:r>
-        <w:t xml:space="preserve">simulator. In return the ground truth is exact, which makes rigorous</w:t>
-      </w:r>
-      <w:r>
-        <w:t xml:space="preserve"> </w:t>
-      </w:r>
-      <w:r>
-        <w:t xml:space="preserve">validation possible.</w:t>
+        <w:t xml:space="preserve">across the lap; safety cars and damage are out of scope. Battery and Boost use</w:t>
+      </w:r>
+      <w:r>
+        <w:t xml:space="preserve"> </w:t>
+      </w:r>
+      <w:r>
+        <w:t xml:space="preserve">are not in public data, so training data are simulated and the network is only</w:t>
+      </w:r>
+      <w:r>
+        <w:t xml:space="preserve"> </w:t>
+      </w:r>
+      <w:r>
+        <w:t xml:space="preserve">as right as the simulator; in return the ground truth is exact.</w:t>
       </w:r>
     </w:p>
     <w:bookmarkEnd w:id="11"/>
@@ -4409,19 +4397,13 @@
         <w:t xml:space="preserve"> </w:t>
       </w:r>
       <w:r>
-        <w:t xml:space="preserve">has one module per stage (schema, physics, simulator,</w:t>
-      </w:r>
-      <w:r>
-        <w:t xml:space="preserve"> </w:t>
-      </w:r>
-      <w:r>
-        <w:t xml:space="preserve">network, training, baselines, prediction, experiments, figures, export, real</w:t>
-      </w:r>
-      <w:r>
-        <w:t xml:space="preserve"> </w:t>
-      </w:r>
-      <w:r>
-        <w:t xml:space="preserve">data); 88 pytest tests cover the numerics, pipeline and notebooks, and</w:t>
+        <w:t xml:space="preserve">has one module per stage; 88 pytest tests cover the</w:t>
+      </w:r>
+      <w:r>
+        <w:t xml:space="preserve"> </w:t>
+      </w:r>
+      <w:r>
+        <w:t xml:space="preserve">numerics, pipeline and notebooks;</w:t>
       </w:r>
       <w:r>
         <w:t xml:space="preserve"> </w:t>
@@ -4430,13 +4412,13 @@
         <w:rPr>
           <w:rStyle w:val="VerbatimChar"/>
         </w:rPr>
-        <w:t xml:space="preserve">notebooks/network_by_hand.ipynb</w:t>
-      </w:r>
-      <w:r>
-        <w:t xml:space="preserve"> </w:t>
-      </w:r>
-      <w:r>
-        <w:t xml:space="preserve">reproduces a prediction step by step.</w:t>
+        <w:t xml:space="preserve">python -m overtake.train</w:t>
+      </w:r>
+      <w:r>
+        <w:t xml:space="preserve"> </w:t>
+      </w:r>
+      <w:r>
+        <w:t xml:space="preserve">and</w:t>
       </w:r>
       <w:r>
         <w:t xml:space="preserve"> </w:t>
@@ -4445,28 +4427,19 @@
         <w:rPr>
           <w:rStyle w:val="VerbatimChar"/>
         </w:rPr>
-        <w:t xml:space="preserve">python -m overtake.train</w:t>
-      </w:r>
-      <w:r>
-        <w:t xml:space="preserve"> </w:t>
-      </w:r>
-      <w:r>
-        <w:t xml:space="preserve">and</w:t>
-      </w:r>
-      <w:r>
-        <w:t xml:space="preserve"> </w:t>
-      </w:r>
-      <w:r>
-        <w:rPr>
-          <w:rStyle w:val="VerbatimChar"/>
-        </w:rPr>
         <w:t xml:space="preserve">python -m overtake.experiments all</w:t>
       </w:r>
       <w:r>
         <w:t xml:space="preserve"> </w:t>
       </w:r>
       <w:r>
-        <w:t xml:space="preserve">regenerate every result; work was done on Git feature branches merged into</w:t>
+        <w:t xml:space="preserve">regenerate every result; work was done</w:t>
+      </w:r>
+      <w:r>
+        <w:t xml:space="preserve"> </w:t>
+      </w:r>
+      <w:r>
+        <w:t xml:space="preserve">on Git feature branches merged into</w:t>
       </w:r>
       <w:r>
         <w:t xml:space="preserve"> </w:t>
@@ -4702,68 +4675,6 @@
                 <w:sz w:val="17"/>
               </w:rPr>
               <w:t xml:space="preserve">RK4</w:t>
-            </w:r>
-          </w:p>
-        </w:tc>
-      </w:tr>
-      <w:tr>
-        <w:tc>
-          <w:tcPr/>
-          <w:p>
-            <w:pPr>
-              <w:pStyle w:val="Compact"/>
-              <w:spacing w:after="20"/>
-            </w:pPr>
-            <w:r>
-              <w:rPr>
-                <w:sz w:val="17"/>
-              </w:rPr>
-              <w:t xml:space="preserve">Hermite crossing</w:t>
-            </w:r>
-          </w:p>
-        </w:tc>
-        <w:tc>
-          <w:tcPr/>
-          <w:p>
-            <w:pPr>
-              <w:pStyle w:val="Compact"/>
-              <w:spacing w:after="20"/>
-            </w:pPr>
-            <w:r>
-              <w:rPr>
-                <w:sz w:val="17"/>
-              </w:rPr>
-              <w:t xml:space="preserve">Straight-line interpolation</w:t>
-            </w:r>
-          </w:p>
-        </w:tc>
-        <w:tc>
-          <w:tcPr/>
-          <w:p>
-            <w:pPr>
-              <w:pStyle w:val="Compact"/>
-              <w:spacing w:after="20"/>
-            </w:pPr>
-            <w:r>
-              <w:rPr>
-                <w:sz w:val="17"/>
-              </w:rPr>
-              <w:t xml:space="preserve">0.059 against 0.20 ms at 0.05 s, same cost</w:t>
-            </w:r>
-          </w:p>
-        </w:tc>
-        <w:tc>
-          <w:tcPr/>
-          <w:p>
-            <w:pPr>
-              <w:pStyle w:val="Compact"/>
-              <w:spacing w:after="20"/>
-            </w:pPr>
-            <w:r>
-              <w:rPr>
-                <w:sz w:val="17"/>
-              </w:rPr>
-              <w:t xml:space="preserve">Hermite</w:t>
             </w:r>
           </w:p>
         </w:tc>
@@ -5700,31 +5611,13 @@
         <w:t xml:space="preserve"> </w:t>
       </w:r>
       <w:r>
-        <w:t xml:space="preserve">poorly. Neither baseline was handicapped: of nine gradient-boosting settings</w:t>
-      </w:r>
-      <w:r>
-        <w:t xml:space="preserve"> </w:t>
-      </w:r>
-      <w:r>
-        <w:t xml:space="preserve">the one used (up to 500 trees with early stopping, learning rate 0.1,</w:t>
-      </w:r>
-      <w:r>
-        <w:t xml:space="preserve"> </w:t>
-      </w:r>
-      <w:r>
-        <w:t xml:space="preserve">31 leaves) was best on validation data (3.7 points, others up to 4.2), and</w:t>
-      </w:r>
-      <w:r>
-        <w:t xml:space="preserve"> </w:t>
-      </w:r>
-      <w:r>
-        <w:t xml:space="preserve">logistic regression is insensitive to its penalty (15.5 points for</w:t>
-      </w:r>
-      <w:r>
-        <w:t xml:space="preserve"> </w:t>
-      </w:r>
-      <w:r>
-        <w:t xml:space="preserve">C = 0.1-10). Direct simulation is exact but 20 times slower, and can use real</w:t>
+        <w:t xml:space="preserve">poorly. Neither baseline was handicapped by its settings (Appendix A).</w:t>
+      </w:r>
+      <w:r>
+        <w:t xml:space="preserve"> </w:t>
+      </w:r>
+      <w:r>
+        <w:t xml:space="preserve">Direct simulation is exact but 20 times slower, and can use real</w:t>
       </w:r>
       <w:r>
         <w:t xml:space="preserve"> </w:t>
@@ -7338,19 +7231,13 @@
         <w:pStyle w:val="FirstParagraph"/>
       </w:pPr>
       <w:r>
-        <w:t xml:space="preserve">Varying one input at a time (Figure A9), the network moves the same way as</w:t>
-      </w:r>
-      <w:r>
-        <w:t xml:space="preserve"> </w:t>
-      </w:r>
-      <w:r>
-        <w:t xml:space="preserve">the simulator for every input; the gap, the straight’s length, both batteries</w:t>
-      </w:r>
-      <w:r>
-        <w:t xml:space="preserve"> </w:t>
-      </w:r>
-      <w:r>
-        <w:t xml:space="preserve">and Boost matter most. Of the estimated constants (Figure A10), the</w:t>
+        <w:t xml:space="preserve">The network moves the same way as the simulator for every input (Figure A9);</w:t>
+      </w:r>
+      <w:r>
+        <w:t xml:space="preserve"> </w:t>
+      </w:r>
+      <w:r>
+        <w:t xml:space="preserve">gap, straight length, batteries and Boost matter most. Of the estimated constants (Figure A10), the</w:t>
       </w:r>
       <w:r>
         <w:t xml:space="preserve"> </w:t>
@@ -7410,25 +7297,19 @@
         <w:pStyle w:val="FirstParagraph"/>
       </w:pPr>
       <w:r>
-        <w:t xml:space="preserve">The convergence study exposed a modelling error and, with the stability</w:t>
-      </w:r>
-      <w:r>
-        <w:t xml:space="preserve"> </w:t>
-      </w:r>
-      <w:r>
-        <w:t xml:space="preserve">study, set the step; validation log loss with the one-standard-error rule</w:t>
-      </w:r>
-      <w:r>
-        <w:t xml:space="preserve"> </w:t>
-      </w:r>
-      <w:r>
-        <w:t xml:space="preserve">[14] chose the network size; five-seed comparisons chose the ensemble and</w:t>
-      </w:r>
-      <w:r>
-        <w:t xml:space="preserve"> </w:t>
-      </w:r>
-      <w:r>
-        <w:t xml:space="preserve">rejected physics-informed inputs; real data was kept out of tuning.</w:t>
+        <w:t xml:space="preserve">Validation set the step (convergence and stability studies), the network size</w:t>
+      </w:r>
+      <w:r>
+        <w:t xml:space="preserve"> </w:t>
+      </w:r>
+      <w:r>
+        <w:t xml:space="preserve">(one-standard-error rule [14]) and the ensemble and inputs (five seeds); real</w:t>
+      </w:r>
+      <w:r>
+        <w:t xml:space="preserve"> </w:t>
+      </w:r>
+      <w:r>
+        <w:t xml:space="preserve">data was kept out of tuning.</w:t>
       </w:r>
       <w:r>
         <w:t xml:space="preserve"> </w:t>
@@ -8106,79 +7987,61 @@
         <w:t xml:space="preserve"> </w:t>
       </w:r>
       <w:r>
-        <w:t xml:space="preserve">One ensemble prediction costs 66,565</w:t>
-      </w:r>
-      <w:r>
-        <w:t xml:space="preserve"> </w:t>
-      </w:r>
-      <w:r>
-        <w:t xml:space="preserve">FLOPs (from the layer sizes) and one simulation about 68,600 (153 RK4 steps of</w:t>
-      </w:r>
-      <w:r>
-        <w:t xml:space="preserve"> </w:t>
-      </w:r>
-      <w:r>
-        <w:t xml:space="preserve">about 444 hand-counted FLOPs, plus the quadrature), yet the network’s forward</w:t>
-      </w:r>
-      <w:r>
-        <w:t xml:space="preserve"> </w:t>
-      </w:r>
-      <w:r>
-        <w:t xml:space="preserve">pass is about 58 times faster (2.2 against 130 µs; with input checks, 20 times,</w:t>
-      </w:r>
-      <w:r>
-        <w:t xml:space="preserve"> </w:t>
-      </w:r>
-      <w:r>
-        <w:t xml:space="preserve">Table 4). The difference is mostly arithmetic intensity: dense matrix products</w:t>
-      </w:r>
-      <w:r>
-        <w:t xml:space="preserve"> </w:t>
-      </w:r>
-      <w:r>
-        <w:t xml:space="preserve">reuse each weight for every scenario in a batch, so intensity rises from 0.5</w:t>
-      </w:r>
-      <w:r>
-        <w:t xml:space="preserve"> </w:t>
-      </w:r>
-      <w:r>
-        <w:t xml:space="preserve">FLOP/byte for one prediction (memory-bound) to 446 at a batch of 10,000, where</w:t>
-      </w:r>
-      <w:r>
-        <w:t xml:space="preserve"> </w:t>
-      </w:r>
-      <w:r>
-        <w:t xml:space="preserve">the ensemble runs at 30 GFLOP/s (compute-bound). The simulator’s element-wise</w:t>
-      </w:r>
-      <w:r>
-        <w:t xml:space="preserve"> </w:t>
-      </w:r>
-      <w:r>
-        <w:t xml:space="preserve">float64 operations move about 24 bytes per FLOP, so its 0.5 GFLOP/s is limited</w:t>
-      </w:r>
-      <w:r>
-        <w:t xml:space="preserve"> </w:t>
-      </w:r>
-      <w:r>
-        <w:t xml:space="preserve">by memory traffic; PyTorch also uses all threads, NumPy’s element-wise</w:t>
-      </w:r>
-      <w:r>
-        <w:t xml:space="preserve"> </w:t>
-      </w:r>
-      <w:r>
-        <w:t xml:space="preserve">operations one. Memory is modest: 132 kB for the ensemble, a peak of 12 MB per</w:t>
-      </w:r>
-      <w:r>
-        <w:t xml:space="preserve"> </w:t>
-      </w:r>
-      <w:r>
-        <w:t xml:space="preserve">20,000-scenario chunk (tracemalloc) and 115 MB for the dataset; chunking caps</w:t>
-      </w:r>
-      <w:r>
-        <w:t xml:space="preserve"> </w:t>
-      </w:r>
-      <w:r>
-        <w:t xml:space="preserve">the simulator’s memory.</w:t>
+        <w:t xml:space="preserve">An ensemble prediction costs 66,565 FLOPs</w:t>
+      </w:r>
+      <w:r>
+        <w:t xml:space="preserve"> </w:t>
+      </w:r>
+      <w:r>
+        <w:t xml:space="preserve">and a simulation about 68,600 (153 RK4 steps of about 444 hand-counted FLOPs,</w:t>
+      </w:r>
+      <w:r>
+        <w:t xml:space="preserve"> </w:t>
+      </w:r>
+      <w:r>
+        <w:t xml:space="preserve">plus quadrature), yet the network’s forward pass is about 58 times faster</w:t>
+      </w:r>
+      <w:r>
+        <w:t xml:space="preserve"> </w:t>
+      </w:r>
+      <w:r>
+        <w:t xml:space="preserve">(2.2 against 130 µs; 20 times with input checks). Dense matrix products reuse</w:t>
+      </w:r>
+      <w:r>
+        <w:t xml:space="preserve"> </w:t>
+      </w:r>
+      <w:r>
+        <w:t xml:space="preserve">each weight across a batch, so intensity rises from 0.5 FLOP/byte for one</w:t>
+      </w:r>
+      <w:r>
+        <w:t xml:space="preserve"> </w:t>
+      </w:r>
+      <w:r>
+        <w:t xml:space="preserve">prediction (memory-bound) to 446 at 10,000, where the ensemble runs at</w:t>
+      </w:r>
+      <w:r>
+        <w:t xml:space="preserve"> </w:t>
+      </w:r>
+      <w:r>
+        <w:t xml:space="preserve">30 GFLOP/s; the simulator’s float64 element-wise operations move about 24 bytes</w:t>
+      </w:r>
+      <w:r>
+        <w:t xml:space="preserve"> </w:t>
+      </w:r>
+      <w:r>
+        <w:t xml:space="preserve">per FLOP, so its 0.5 GFLOP/s is memory-bound, and NumPy uses one thread where</w:t>
+      </w:r>
+      <w:r>
+        <w:t xml:space="preserve"> </w:t>
+      </w:r>
+      <w:r>
+        <w:t xml:space="preserve">PyTorch uses all. Memory: 132 kB ensemble, 12 MB peak per 20,000-scenario</w:t>
+      </w:r>
+      <w:r>
+        <w:t xml:space="preserve"> </w:t>
+      </w:r>
+      <w:r>
+        <w:t xml:space="preserve">chunk (tracemalloc), 115 MB dataset; chunking caps the simulator’s memory.</w:t>
       </w:r>
     </w:p>
     <w:p>
@@ -8242,25 +8105,19 @@
         <w:t xml:space="preserve"> </w:t>
       </w:r>
       <w:r>
-        <w:t xml:space="preserve">constants, one straight, a simple driver model, no labelled real attempts),</w:t>
-      </w:r>
-      <w:r>
-        <w:t xml:space="preserve"> </w:t>
-      </w:r>
-      <w:r>
-        <w:t xml:space="preserve">and real races show it too optimistic from 0.5-1 s behind. The network is</w:t>
-      </w:r>
-      <w:r>
-        <w:t xml:space="preserve"> </w:t>
-      </w:r>
-      <w:r>
-        <w:t xml:space="preserve">less accurate for rare combinations, beyond its training range and along the</w:t>
-      </w:r>
-      <w:r>
-        <w:t xml:space="preserve"> </w:t>
-      </w:r>
-      <w:r>
-        <w:t xml:space="preserve">battery axis.</w:t>
+        <w:t xml:space="preserve">constants, one straight, a simple driver model), and real races show it too</w:t>
+      </w:r>
+      <w:r>
+        <w:t xml:space="preserve"> </w:t>
+      </w:r>
+      <w:r>
+        <w:t xml:space="preserve">optimistic from 0.5-1 s behind; the network is weakest for rare combinations,</w:t>
+      </w:r>
+      <w:r>
+        <w:t xml:space="preserve"> </w:t>
+      </w:r>
+      <w:r>
+        <w:t xml:space="preserve">beyond its training range and along the battery axis.</w:t>
       </w:r>
     </w:p>
     <w:p>
@@ -8454,337 +8311,67 @@
         <w:pStyle w:val="FirstParagraph"/>
       </w:pPr>
       <w:r>
-        <w:t xml:space="preserve">Claude Code (Anthropic) was used throughout, first in a cloud session and</w:t>
-      </w:r>
-      <w:r>
-        <w:t xml:space="preserve"> </w:t>
-      </w:r>
-      <w:r>
-        <w:t xml:space="preserve">then in a local one.</w:t>
-      </w:r>
-    </w:p>
-    <w:tbl>
-      <w:tblPr>
-        <w:tblStyle w:val="Table"/>
-        <w:tblW w:type="pct" w:w="5000"/>
-        <w:tblLayout w:type="fixed"/>
-        <w:tblLook w:firstRow="1" w:lastRow="0" w:firstColumn="0" w:lastColumn="0" w:noHBand="0" w:noVBand="0" w:val="0020"/>
-      </w:tblPr>
-      <w:tblGrid>
-        <w:gridCol w:w="2640"/>
-        <w:gridCol w:w="2640"/>
-        <w:gridCol w:w="2640"/>
-      </w:tblGrid>
-      <w:tr>
-        <w:trPr>
-          <w:tblHeader w:val="on"/>
-        </w:trPr>
-        <w:tc>
-          <w:tcPr/>
-          <w:p>
-            <w:pPr>
-              <w:pStyle w:val="Compact"/>
-              <w:spacing w:after="20"/>
-            </w:pPr>
-            <w:r>
-              <w:rPr>
-                <w:sz w:val="17"/>
-              </w:rPr>
-              <w:t xml:space="preserve">Task</w:t>
-            </w:r>
-          </w:p>
-        </w:tc>
-        <w:tc>
-          <w:tcPr/>
-          <w:p>
-            <w:pPr>
-              <w:pStyle w:val="Compact"/>
-              <w:spacing w:after="20"/>
-            </w:pPr>
-            <w:r>
-              <w:rPr>
-                <w:sz w:val="17"/>
-              </w:rPr>
-              <w:t xml:space="preserve">What the AI did</w:t>
-            </w:r>
-          </w:p>
-        </w:tc>
-        <w:tc>
-          <w:tcPr/>
-          <w:p>
-            <w:pPr>
-              <w:pStyle w:val="Compact"/>
-              <w:spacing w:after="20"/>
-            </w:pPr>
-            <w:r>
-              <w:rPr>
-                <w:sz w:val="17"/>
-              </w:rPr>
-              <w:t xml:space="preserve">How it was checked</w:t>
-            </w:r>
-          </w:p>
-        </w:tc>
-      </w:tr>
-      <w:tr>
-        <w:tc>
-          <w:tcPr/>
-          <w:p>
-            <w:pPr>
-              <w:pStyle w:val="Compact"/>
-              <w:spacing w:after="20"/>
-            </w:pPr>
-            <w:r>
-              <w:rPr>
-                <w:sz w:val="17"/>
-              </w:rPr>
-              <w:t xml:space="preserve">Rules research</w:t>
-            </w:r>
-          </w:p>
-        </w:tc>
-        <w:tc>
-          <w:tcPr/>
-          <w:p>
-            <w:pPr>
-              <w:pStyle w:val="Compact"/>
-              <w:spacing w:after="20"/>
-            </w:pPr>
-            <w:r>
-              <w:rPr>
-                <w:sz w:val="17"/>
-              </w:rPr>
-              <w:t xml:space="preserve">Summarised the 2026 rules; flagged conflicting reports</w:t>
-            </w:r>
-          </w:p>
-        </w:tc>
-        <w:tc>
-          <w:tcPr/>
-          <w:p>
-            <w:pPr>
-              <w:pStyle w:val="Compact"/>
-              <w:spacing w:after="20"/>
-            </w:pPr>
-            <w:r>
-              <w:rPr>
-                <w:sz w:val="17"/>
-              </w:rPr>
-              <w:t xml:space="preserve">Sources in the references</w:t>
-            </w:r>
-          </w:p>
-        </w:tc>
-      </w:tr>
-      <w:tr>
-        <w:tc>
-          <w:tcPr/>
-          <w:p>
-            <w:pPr>
-              <w:pStyle w:val="Compact"/>
-              <w:spacing w:after="20"/>
-            </w:pPr>
-            <w:r>
-              <w:rPr>
-                <w:sz w:val="17"/>
-              </w:rPr>
-              <w:t xml:space="preserve">Physics, numerics, network, experiments</w:t>
-            </w:r>
-          </w:p>
-        </w:tc>
-        <w:tc>
-          <w:tcPr/>
-          <w:p>
-            <w:pPr>
-              <w:pStyle w:val="Compact"/>
-              <w:spacing w:after="20"/>
-            </w:pPr>
-            <w:r>
-              <w:rPr>
-                <w:sz w:val="17"/>
-              </w:rPr>
-              <w:t xml:space="preserve">Wrote the code, figures and tests</w:t>
-            </w:r>
-          </w:p>
-        </w:tc>
-        <w:tc>
-          <w:tcPr/>
-          <w:p>
-            <w:pPr>
-              <w:pStyle w:val="Compact"/>
-              <w:spacing w:after="20"/>
-            </w:pPr>
-            <w:r>
-              <w:rPr>
-                <w:sz w:val="17"/>
-              </w:rPr>
-              <w:t xml:space="preserve">88 tests; exact-solution, convergence and stability studies; numbers regenerated by code</w:t>
-            </w:r>
-          </w:p>
-        </w:tc>
-      </w:tr>
-      <w:tr>
-        <w:tc>
-          <w:tcPr/>
-          <w:p>
-            <w:pPr>
-              <w:pStyle w:val="Compact"/>
-              <w:spacing w:after="20"/>
-            </w:pPr>
-            <w:r>
-              <w:rPr>
-                <w:sz w:val="17"/>
-              </w:rPr>
-              <w:t xml:space="preserve">Real-data comparison</w:t>
-            </w:r>
-          </w:p>
-        </w:tc>
-        <w:tc>
-          <w:tcPr/>
-          <w:p>
-            <w:pPr>
-              <w:pStyle w:val="Compact"/>
-              <w:spacing w:after="20"/>
-            </w:pPr>
-            <w:r>
-              <w:rPr>
-                <w:sz w:val="17"/>
-              </w:rPr>
-              <w:t xml:space="preserve">Found OpenF1; wrote download, filters, comparison</w:t>
-            </w:r>
-          </w:p>
-        </w:tc>
-        <w:tc>
-          <w:tcPr/>
-          <w:p>
-            <w:pPr>
-              <w:pStyle w:val="Compact"/>
-              <w:spacing w:after="20"/>
-            </w:pPr>
-            <w:r>
-              <w:rPr>
-                <w:sz w:val="17"/>
-              </w:rPr>
-              <w:t xml:space="preserve">Filters tested on hand-made races; passes traced to raw data</w:t>
-            </w:r>
-          </w:p>
-        </w:tc>
-      </w:tr>
-      <w:tr>
-        <w:tc>
-          <w:tcPr/>
-          <w:p>
-            <w:pPr>
-              <w:pStyle w:val="Compact"/>
-              <w:spacing w:after="20"/>
-            </w:pPr>
-            <w:r>
-              <w:rPr>
-                <w:sz w:val="17"/>
-              </w:rPr>
-              <w:t xml:space="preserve">Review</w:t>
-            </w:r>
-          </w:p>
-        </w:tc>
-        <w:tc>
-          <w:tcPr/>
-          <w:p>
-            <w:pPr>
-              <w:pStyle w:val="Compact"/>
-              <w:spacing w:after="20"/>
-            </w:pPr>
-            <w:r>
-              <w:rPr>
-                <w:sz w:val="17"/>
-              </w:rPr>
-              <w:t xml:space="preserve">Audited the project against the brief</w:t>
-            </w:r>
-          </w:p>
-        </w:tc>
-        <w:tc>
-          <w:tcPr/>
-          <w:p>
-            <w:pPr>
-              <w:pStyle w:val="Compact"/>
-              <w:spacing w:after="20"/>
-            </w:pPr>
-            <w:r>
-              <w:rPr>
-                <w:sz w:val="17"/>
-              </w:rPr>
-              <w:t xml:space="preserve">Each finding re-checked by a second agent and by running code</w:t>
-            </w:r>
-          </w:p>
-        </w:tc>
-      </w:tr>
-      <w:tr>
-        <w:tc>
-          <w:tcPr/>
-          <w:p>
-            <w:pPr>
-              <w:pStyle w:val="Compact"/>
-              <w:spacing w:after="20"/>
-            </w:pPr>
-            <w:r>
-              <w:rPr>
-                <w:sz w:val="17"/>
-              </w:rPr>
-              <w:t xml:space="preserve">Documentation, presentation</w:t>
-            </w:r>
-          </w:p>
-        </w:tc>
-        <w:tc>
-          <w:tcPr/>
-          <w:p>
-            <w:pPr>
-              <w:pStyle w:val="Compact"/>
-              <w:spacing w:after="20"/>
-            </w:pPr>
-            <w:r>
-              <w:rPr>
-                <w:sz w:val="17"/>
-              </w:rPr>
-              <w:t xml:space="preserve">Drafted this report, slides and notes</w:t>
-            </w:r>
-          </w:p>
-        </w:tc>
-        <w:tc>
-          <w:tcPr/>
-          <w:p>
-            <w:pPr>
-              <w:pStyle w:val="Compact"/>
-              <w:spacing w:after="20"/>
-            </w:pPr>
-            <w:r>
-              <w:rPr>
-                <w:sz w:val="17"/>
-              </w:rPr>
-              <w:t xml:space="preserve">Checked against the results files</w:t>
-            </w:r>
-          </w:p>
-        </w:tc>
-      </w:tr>
-    </w:tbl>
-    <w:p>
-      <w:pPr>
-        <w:pStyle w:val="BodyText"/>
-      </w:pPr>
-      <w:r>
-        <w:t xml:space="preserve">AI errors caught: a simulator too crude for the unit, a slipstream</w:t>
-      </w:r>
-      <w:r>
-        <w:t xml:space="preserve"> </w:t>
-      </w:r>
-      <w:r>
-        <w:t xml:space="preserve">discontinuity, a stability argument that missed the battery ramp, two wrong</w:t>
-      </w:r>
-      <w:r>
-        <w:t xml:space="preserve"> </w:t>
-      </w:r>
-      <w:r>
-        <w:t xml:space="preserve">diagnoses of the full-battery bias, wrong test expectations, a filter</w:t>
-      </w:r>
-      <w:r>
-        <w:t xml:space="preserve"> </w:t>
-      </w:r>
-      <w:r>
-        <w:t xml:space="preserve">counting safety-car position changes, and an unsourced wrong speed.</w:t>
+        <w:t xml:space="preserve">Claude Code (Anthropic) was used throughout, first in a cloud session and then</w:t>
+      </w:r>
+      <w:r>
+        <w:t xml:space="preserve"> </w:t>
+      </w:r>
+      <w:r>
+        <w:t xml:space="preserve">a local one. It summarised the 2026 rules; wrote the code, figures and 88</w:t>
+      </w:r>
+      <w:r>
+        <w:t xml:space="preserve"> </w:t>
+      </w:r>
+      <w:r>
+        <w:t xml:space="preserve">tests; researched the current-season sources I named (Kaggle, OpenF1) and</w:t>
+      </w:r>
+      <w:r>
+        <w:t xml:space="preserve"> </w:t>
+      </w:r>
+      <w:r>
+        <w:t xml:space="preserve">built the OpenF1 comparison; audited the project against the brief; and</w:t>
+      </w:r>
+      <w:r>
+        <w:t xml:space="preserve"> </w:t>
+      </w:r>
+      <w:r>
+        <w:t xml:space="preserve">drafted this report and the slides. Its work was checked by the tests, the</w:t>
+      </w:r>
+      <w:r>
+        <w:t xml:space="preserve"> </w:t>
+      </w:r>
+      <w:r>
+        <w:t xml:space="preserve">exact-solution, convergence and stability studies, regenerating every number</w:t>
+      </w:r>
+      <w:r>
+        <w:t xml:space="preserve"> </w:t>
+      </w:r>
+      <w:r>
+        <w:t xml:space="preserve">from code, tracing real passes back to the raw data, and a second agent</w:t>
+      </w:r>
+      <w:r>
+        <w:t xml:space="preserve"> </w:t>
+      </w:r>
+      <w:r>
+        <w:t xml:space="preserve">re-checking each audit finding. Other AI errors caught: a first simulator too</w:t>
+      </w:r>
+      <w:r>
+        <w:t xml:space="preserve"> </w:t>
+      </w:r>
+      <w:r>
+        <w:t xml:space="preserve">crude for the unit, a stability argument that missed the battery ramp, two</w:t>
+      </w:r>
+      <w:r>
+        <w:t xml:space="preserve"> </w:t>
+      </w:r>
+      <w:r>
+        <w:t xml:space="preserve">wrong diagnoses of the full-battery bias, a filter counting safety-car position</w:t>
+      </w:r>
+      <w:r>
+        <w:t xml:space="preserve"> </w:t>
+      </w:r>
+      <w:r>
+        <w:t xml:space="preserve">changes, and an unsourced speed.</w:t>
       </w:r>
     </w:p>
     <w:bookmarkEnd w:id="37"/>
@@ -8802,81 +8389,163 @@
         <w:pStyle w:val="FirstParagraph"/>
       </w:pPr>
       <w:r>
-        <w:rPr>
-          <w:i/>
-          <w:iCs/>
-        </w:rPr>
-        <w:t xml:space="preserve">To be written by Sam in his own words (the brief requires a personal</w:t>
-      </w:r>
-      <w:r>
-        <w:rPr>
-          <w:i/>
-          <w:iCs/>
-        </w:rPr>
-        <w:t xml:space="preserve"> </w:t>
-      </w:r>
-      <w:r>
-        <w:rPr>
-          <w:i/>
-          <w:iCs/>
-        </w:rPr>
-        <w:t xml:space="preserve">reflection). Cover: which tools were used and for what; the approximate level</w:t>
-      </w:r>
-      <w:r>
-        <w:rPr>
-          <w:i/>
-          <w:iCs/>
-        </w:rPr>
-        <w:t xml:space="preserve"> </w:t>
-      </w:r>
-      <w:r>
-        <w:rPr>
-          <w:i/>
-          <w:iCs/>
-        </w:rPr>
-        <w:t xml:space="preserve">of AI contribution; why AI was used for those tasks; how AI-generated material</w:t>
-      </w:r>
-      <w:r>
-        <w:rPr>
-          <w:i/>
-          <w:iCs/>
-        </w:rPr>
-        <w:t xml:space="preserve"> </w:t>
-      </w:r>
-      <w:r>
-        <w:rPr>
-          <w:i/>
-          <w:iCs/>
-        </w:rPr>
-        <w:t xml:space="preserve">was checked; which important decisions remained yours; errors, limitations or</w:t>
-      </w:r>
-      <w:r>
-        <w:rPr>
-          <w:i/>
-          <w:iCs/>
-        </w:rPr>
-        <w:t xml:space="preserve"> </w:t>
-      </w:r>
-      <w:r>
-        <w:rPr>
-          <w:i/>
-          <w:iCs/>
-        </w:rPr>
-        <w:t xml:space="preserve">unhelpful suggestions from the AI; and how AI use affected your understanding</w:t>
-      </w:r>
-      <w:r>
-        <w:rPr>
-          <w:i/>
-          <w:iCs/>
-        </w:rPr>
-        <w:t xml:space="preserve"> </w:t>
-      </w:r>
-      <w:r>
-        <w:rPr>
-          <w:i/>
-          <w:iCs/>
-        </w:rPr>
-        <w:t xml:space="preserve">and workflow.</w:t>
+        <w:t xml:space="preserve">Claude Code was the only AI tool I used. The problem was my idea, as was the</w:t>
+      </w:r>
+      <w:r>
+        <w:t xml:space="preserve"> </w:t>
+      </w:r>
+      <w:r>
+        <w:t xml:space="preserve">decision to use a neural network. My role was to check that the information</w:t>
+      </w:r>
+      <w:r>
+        <w:t xml:space="preserve"> </w:t>
+      </w:r>
+      <w:r>
+        <w:t xml:space="preserve">was correct and within the scope of the project, to fine-tune the AI’s output</w:t>
+      </w:r>
+      <w:r>
+        <w:t xml:space="preserve"> </w:t>
+      </w:r>
+      <w:r>
+        <w:t xml:space="preserve">and to suggest improvements. The AI wrote all of the code, generated the</w:t>
+      </w:r>
+      <w:r>
+        <w:t xml:space="preserve"> </w:t>
+      </w:r>
+      <w:r>
+        <w:t xml:space="preserve">simulated data and formatted everything so it was presentable. I asked it to</w:t>
+      </w:r>
+      <w:r>
+        <w:t xml:space="preserve"> </w:t>
+      </w:r>
+      <w:r>
+        <w:t xml:space="preserve">research data from the current F1 season, from sources such as Kaggle and</w:t>
+      </w:r>
+      <w:r>
+        <w:t xml:space="preserve"> </w:t>
+      </w:r>
+      <w:r>
+        <w:t xml:space="preserve">OpenF1, and it used OpenF1 to cross-check the simulations against real 2026</w:t>
+      </w:r>
+      <w:r>
+        <w:t xml:space="preserve"> </w:t>
+      </w:r>
+      <w:r>
+        <w:t xml:space="preserve">races.</w:t>
+      </w:r>
+    </w:p>
+    <w:p>
+      <w:pPr>
+        <w:pStyle w:val="BodyText"/>
+      </w:pPr>
+      <w:r>
+        <w:t xml:space="preserve">I used AI to bridge the gap between my idea and the final product: my coding</w:t>
+      </w:r>
+      <w:r>
+        <w:t xml:space="preserve"> </w:t>
+      </w:r>
+      <w:r>
+        <w:t xml:space="preserve">knowledge is nowhere near advanced enough to build a neural network on my</w:t>
+      </w:r>
+      <w:r>
+        <w:t xml:space="preserve"> </w:t>
+      </w:r>
+      <w:r>
+        <w:t xml:space="preserve">own. The checks I cared about most were model accuracy and code quality. I</w:t>
+      </w:r>
+      <w:r>
+        <w:t xml:space="preserve"> </w:t>
+      </w:r>
+      <w:r>
+        <w:t xml:space="preserve">trusted the output because I had the AI audit its own work, with multiple</w:t>
+      </w:r>
+      <w:r>
+        <w:t xml:space="preserve"> </w:t>
+      </w:r>
+      <w:r>
+        <w:t xml:space="preserve">agents scanning everything for problems, but it still made mistakes. One was</w:t>
+      </w:r>
+      <w:r>
+        <w:t xml:space="preserve"> </w:t>
+      </w:r>
+      <w:r>
+        <w:t xml:space="preserve">in the slipstream, which switched off instantly when the cars drew level: the</w:t>
+      </w:r>
+      <w:r>
+        <w:t xml:space="preserve"> </w:t>
+      </w:r>
+      <w:r>
+        <w:t xml:space="preserve">jump in drag made RK4 converge at only first order. The time-step study</w:t>
+      </w:r>
+      <w:r>
+        <w:t xml:space="preserve"> </w:t>
+      </w:r>
+      <w:r>
+        <w:t xml:space="preserve">exposed it; fading the slipstream over one car length fixed it.</w:t>
+      </w:r>
+    </w:p>
+    <w:p>
+      <w:pPr>
+        <w:pStyle w:val="BodyText"/>
+      </w:pPr>
+      <w:r>
+        <w:t xml:space="preserve">I had to relearn methods such as RK4, and I researched what F1 drivers weigh</w:t>
+      </w:r>
+      <w:r>
+        <w:t xml:space="preserve"> </w:t>
+      </w:r>
+      <w:r>
+        <w:t xml:space="preserve">up when planning an overtake, so I could judge whether each input’s weighting</w:t>
+      </w:r>
+      <w:r>
+        <w:t xml:space="preserve"> </w:t>
+      </w:r>
+      <w:r>
+        <w:t xml:space="preserve">was acceptable.</w:t>
+      </w:r>
+    </w:p>
+    <w:p>
+      <w:pPr>
+        <w:pStyle w:val="BodyText"/>
+      </w:pPr>
+      <w:r>
+        <w:t xml:space="preserve">Without AI I could not have reached this standard; I would probably have built</w:t>
+      </w:r>
+      <w:r>
+        <w:t xml:space="preserve"> </w:t>
+      </w:r>
+      <w:r>
+        <w:t xml:space="preserve">a basic logistic regression instead of a neural network. The project still</w:t>
+      </w:r>
+      <w:r>
+        <w:t xml:space="preserve"> </w:t>
+      </w:r>
+      <w:r>
+        <w:t xml:space="preserve">deepened my understanding of how prediction models work and what makes them</w:t>
+      </w:r>
+      <w:r>
+        <w:t xml:space="preserve"> </w:t>
+      </w:r>
+      <w:r>
+        <w:t xml:space="preserve">efficient and accurate. Next time I would choose a problem with real, complete</w:t>
+      </w:r>
+      <w:r>
+        <w:t xml:space="preserve"> </w:t>
+      </w:r>
+      <w:r>
+        <w:t xml:space="preserve">data: Boost and Overtake Mode only arrived in 2026, so there was no data with</w:t>
+      </w:r>
+      <w:r>
+        <w:t xml:space="preserve"> </w:t>
+      </w:r>
+      <w:r>
+        <w:t xml:space="preserve">battery and Boost information to train on, and the simulated data may contain</w:t>
+      </w:r>
+      <w:r>
+        <w:t xml:space="preserve"> </w:t>
+      </w:r>
+      <w:r>
+        <w:t xml:space="preserve">inaccuracies.</w:t>
       </w:r>
     </w:p>
     <w:p>
@@ -10486,6 +10155,72 @@
         </w:tc>
       </w:tr>
     </w:tbl>
+    <w:p>
+      <w:pPr>
+        <w:pStyle w:val="BodyText"/>
+      </w:pPr>
+      <w:r>
+        <w:rPr>
+          <w:i/>
+          <w:iCs/>
+        </w:rPr>
+        <w:t xml:space="preserve">Baselines.</w:t>
+      </w:r>
+      <w:r>
+        <w:t xml:space="preserve"> </w:t>
+      </w:r>
+      <w:r>
+        <w:t xml:space="preserve">Of nine gradient-boosting settings (</w:t>
+      </w:r>
+      <w:r>
+        <w:rPr>
+          <w:rStyle w:val="VerbatimChar"/>
+        </w:rPr>
+        <w:t xml:space="preserve">experiments baselines</w:t>
+      </w:r>
+      <w:r>
+        <w:t xml:space="preserve">), the</w:t>
+      </w:r>
+      <w:r>
+        <w:t xml:space="preserve"> </w:t>
+      </w:r>
+      <w:r>
+        <w:t xml:space="preserve">one used (up to 500 trees with early stopping, learning rate 0.1, 31 leaves)</w:t>
+      </w:r>
+      <w:r>
+        <w:t xml:space="preserve"> </w:t>
+      </w:r>
+      <w:r>
+        <w:t xml:space="preserve">was best on validation data (3.7 points, others up to 4.2); logistic</w:t>
+      </w:r>
+      <w:r>
+        <w:t xml:space="preserve"> </w:t>
+      </w:r>
+      <w:r>
+        <w:t xml:space="preserve">regression gives 15.5 points for any penalty C = 0.1-10. Straight-line</w:t>
+      </w:r>
+      <w:r>
+        <w:t xml:space="preserve"> </w:t>
+      </w:r>
+      <w:r>
+        <w:t xml:space="preserve">interpolation at the braking point would give 0.20 ms worst deficit error at</w:t>
+      </w:r>
+      <w:r>
+        <w:t xml:space="preserve"> </w:t>
+      </w:r>
+      <w:r>
+        <w:t xml:space="preserve">0.05 s, against 0.059 ms with the Hermite crossing (</w:t>
+      </w:r>
+      <w:r>
+        <w:rPr>
+          <w:rStyle w:val="VerbatimChar"/>
+        </w:rPr>
+        <w:t xml:space="preserve">experiments timestep</w:t>
+      </w:r>
+      <w:r>
+        <w:t xml:space="preserve">).</w:t>
+      </w:r>
+    </w:p>
     <w:p>
       <w:pPr>
         <w:pStyle w:val="BodyText"/>

--- a/docs/project_documentation.docx
+++ b/docs/project_documentation.docx
@@ -2,7 +2,7 @@
 <file path=word/document.xml><?xml version="1.0" encoding="utf-8"?>
 <w:document xmlns:w="http://schemas.openxmlformats.org/wordprocessingml/2006/main" xmlns:m="http://schemas.openxmlformats.org/officeDocument/2006/math" xmlns:r="http://schemas.openxmlformats.org/officeDocument/2006/relationships" xmlns:o="urn:schemas-microsoft-com:office:office" xmlns:v="urn:schemas-microsoft-com:vml" xmlns:w10="urn:schemas-microsoft-com:office:word" xmlns:a="http://schemas.openxmlformats.org/drawingml/2006/main" xmlns:pic="http://schemas.openxmlformats.org/drawingml/2006/picture" xmlns:wp="http://schemas.openxmlformats.org/drawingml/2006/wordprocessingDrawing">
   <w:body>
-    <w:bookmarkStart w:id="97" w:name="X81bf4a6709e9b22d058261b0d0dae502bd352aa"/>
+    <w:bookmarkStart w:id="79" w:name="X81bf4a6709e9b22d058261b0d0dae502bd352aa"/>
     <w:p>
       <w:pPr>
         <w:pStyle w:val="Heading1"/>
@@ -7231,13 +7231,13 @@
         <w:pStyle w:val="FirstParagraph"/>
       </w:pPr>
       <w:r>
-        <w:t xml:space="preserve">The network moves the same way as the simulator for every input (Figure A9);</w:t>
-      </w:r>
-      <w:r>
-        <w:t xml:space="preserve"> </w:t>
-      </w:r>
-      <w:r>
-        <w:t xml:space="preserve">gap, straight length, batteries and Boost matter most. Of the estimated constants (Figure A10), the</w:t>
+        <w:t xml:space="preserve">The network moves the same way as the simulator for every input (Figure A6);</w:t>
+      </w:r>
+      <w:r>
+        <w:t xml:space="preserve"> </w:t>
+      </w:r>
+      <w:r>
+        <w:t xml:space="preserve">gap, straight length, batteries and Boost matter most. Of the estimated constants (Figure A7), the</w:t>
       </w:r>
       <w:r>
         <w:t xml:space="preserve"> </w:t>
@@ -7261,7 +7261,7 @@
         <w:t xml:space="preserve"> </w:t>
       </w:r>
       <w:r>
-        <w:t xml:space="preserve">(Figure A11): the extra energy matters only when the battery cannot cover the</w:t>
+        <w:t xml:space="preserve">(Figure A8): the extra energy matters only when the battery cannot cover the</w:t>
       </w:r>
       <w:r>
         <w:t xml:space="preserve"> </w:t>
@@ -9081,7 +9081,7 @@
       </w:r>
     </w:p>
     <w:bookmarkEnd w:id="49"/>
-    <w:bookmarkStart w:id="83" w:name="appendix-a.-supplementary-figures"/>
+    <w:bookmarkStart w:id="74" w:name="appendix-a.-supplementary-figures"/>
     <w:p>
       <w:pPr>
         <w:pStyle w:val="Heading2"/>
@@ -9568,22 +9568,685 @@
         <w:pStyle w:val="BodyText"/>
       </w:pPr>
       <w:r>
+        <w:rPr>
+          <w:i/>
+          <w:iCs/>
+        </w:rPr>
+        <w:t xml:space="preserve">Table A1. Network sizes (validation set).</w:t>
+      </w:r>
+    </w:p>
+    <w:tbl>
+      <w:tblPr>
+        <w:tblStyle w:val="Table"/>
+        <w:tblW w:type="pct" w:w="5000"/>
+        <w:tblLayout w:type="fixed"/>
+        <w:tblLook w:firstRow="1" w:lastRow="0" w:firstColumn="0" w:lastColumn="0" w:noHBand="0" w:noVBand="0" w:val="0020"/>
+      </w:tblPr>
+      <w:tblGrid>
+        <w:gridCol w:w="1584"/>
+        <w:gridCol w:w="1584"/>
+        <w:gridCol w:w="1584"/>
+        <w:gridCol w:w="1584"/>
+        <w:gridCol w:w="1584"/>
+      </w:tblGrid>
+      <w:tr>
+        <w:trPr>
+          <w:tblHeader w:val="on"/>
+        </w:trPr>
+        <w:tc>
+          <w:tcPr/>
+          <w:p>
+            <w:pPr>
+              <w:pStyle w:val="Compact"/>
+              <w:spacing w:after="20"/>
+            </w:pPr>
+            <w:r>
+              <w:rPr>
+                <w:sz w:val="17"/>
+              </w:rPr>
+              <w:t xml:space="preserve">Hidden layers</w:t>
+            </w:r>
+          </w:p>
+        </w:tc>
+        <w:tc>
+          <w:tcPr/>
+          <w:p>
+            <w:pPr>
+              <w:pStyle w:val="Compact"/>
+              <w:spacing w:after="20"/>
+            </w:pPr>
+            <w:r>
+              <w:rPr>
+                <w:sz w:val="17"/>
+              </w:rPr>
+              <w:t xml:space="preserve">Parameters</w:t>
+            </w:r>
+          </w:p>
+        </w:tc>
+        <w:tc>
+          <w:tcPr/>
+          <w:p>
+            <w:pPr>
+              <w:pStyle w:val="Compact"/>
+              <w:spacing w:after="20"/>
+            </w:pPr>
+            <w:r>
+              <w:rPr>
+                <w:sz w:val="17"/>
+              </w:rPr>
+              <w:t xml:space="preserve">FLOPs per prediction</w:t>
+            </w:r>
+          </w:p>
+        </w:tc>
+        <w:tc>
+          <w:tcPr/>
+          <w:p>
+            <w:pPr>
+              <w:pStyle w:val="Compact"/>
+              <w:spacing w:after="20"/>
+            </w:pPr>
+            <w:r>
+              <w:rPr>
+                <w:sz w:val="17"/>
+              </w:rPr>
+              <w:t xml:space="preserve">Validation log loss ± standard error</w:t>
+            </w:r>
+          </w:p>
+        </w:tc>
+        <w:tc>
+          <w:tcPr/>
+          <w:p>
+            <w:pPr>
+              <w:pStyle w:val="Compact"/>
+              <w:spacing w:after="20"/>
+            </w:pPr>
+            <w:r>
+              <w:rPr>
+                <w:sz w:val="17"/>
+              </w:rPr>
+              <w:t xml:space="preserve">Error against exact P (points)</w:t>
+            </w:r>
+          </w:p>
+        </w:tc>
+      </w:tr>
+      <w:tr>
+        <w:tc>
+          <w:tcPr/>
+          <w:p>
+            <w:pPr>
+              <w:pStyle w:val="Compact"/>
+              <w:spacing w:after="20"/>
+            </w:pPr>
+            <w:r>
+              <w:rPr>
+                <w:sz w:val="17"/>
+              </w:rPr>
+              <w:t xml:space="preserve">32</w:t>
+            </w:r>
+          </w:p>
+        </w:tc>
+        <w:tc>
+          <w:tcPr/>
+          <w:p>
+            <w:pPr>
+              <w:pStyle w:val="Compact"/>
+              <w:spacing w:after="20"/>
+            </w:pPr>
+            <w:r>
+              <w:rPr>
+                <w:sz w:val="17"/>
+              </w:rPr>
+              <w:t xml:space="preserve">1,309</w:t>
+            </w:r>
+          </w:p>
+        </w:tc>
+        <w:tc>
+          <w:tcPr/>
+          <w:p>
+            <w:pPr>
+              <w:pStyle w:val="Compact"/>
+              <w:spacing w:after="20"/>
+            </w:pPr>
+            <w:r>
+              <w:rPr>
+                <w:sz w:val="17"/>
+              </w:rPr>
+              <w:t xml:space="preserve">2,369</w:t>
+            </w:r>
+          </w:p>
+        </w:tc>
+        <w:tc>
+          <w:tcPr/>
+          <w:p>
+            <w:pPr>
+              <w:pStyle w:val="Compact"/>
+              <w:spacing w:after="20"/>
+            </w:pPr>
+            <w:r>
+              <w:rPr>
+                <w:sz w:val="17"/>
+              </w:rPr>
+              <w:t xml:space="preserve">0.2671 ± 0.0029</w:t>
+            </w:r>
+          </w:p>
+        </w:tc>
+        <w:tc>
+          <w:tcPr/>
+          <w:p>
+            <w:pPr>
+              <w:pStyle w:val="Compact"/>
+              <w:spacing w:after="20"/>
+            </w:pPr>
+            <w:r>
+              <w:rPr>
+                <w:sz w:val="17"/>
+              </w:rPr>
+              <w:t xml:space="preserve">3.4</w:t>
+            </w:r>
+          </w:p>
+        </w:tc>
+      </w:tr>
+      <w:tr>
+        <w:tc>
+          <w:tcPr/>
+          <w:p>
+            <w:pPr>
+              <w:pStyle w:val="Compact"/>
+              <w:spacing w:after="20"/>
+            </w:pPr>
+            <w:r>
+              <w:rPr>
+                <w:sz w:val="17"/>
+              </w:rPr>
+              <w:t xml:space="preserve">64-64 (selected)</w:t>
+            </w:r>
+          </w:p>
+        </w:tc>
+        <w:tc>
+          <w:tcPr/>
+          <w:p>
+            <w:pPr>
+              <w:pStyle w:val="Compact"/>
+              <w:spacing w:after="20"/>
+            </w:pPr>
+            <w:r>
+              <w:rPr>
+                <w:sz w:val="17"/>
+              </w:rPr>
+              <w:t xml:space="preserve">6,589</w:t>
+            </w:r>
+          </w:p>
+        </w:tc>
+        <w:tc>
+          <w:tcPr/>
+          <w:p>
+            <w:pPr>
+              <w:pStyle w:val="Compact"/>
+              <w:spacing w:after="20"/>
+            </w:pPr>
+            <w:r>
+              <w:rPr>
+                <w:sz w:val="17"/>
+              </w:rPr>
+              <w:t xml:space="preserve">13,313</w:t>
+            </w:r>
+          </w:p>
+        </w:tc>
+        <w:tc>
+          <w:tcPr/>
+          <w:p>
+            <w:pPr>
+              <w:pStyle w:val="Compact"/>
+              <w:spacing w:after="20"/>
+            </w:pPr>
+            <w:r>
+              <w:rPr>
+                <w:sz w:val="17"/>
+              </w:rPr>
+              <w:t xml:space="preserve">0.2594 ± 0.0029</w:t>
+            </w:r>
+          </w:p>
+        </w:tc>
+        <w:tc>
+          <w:tcPr/>
+          <w:p>
+            <w:pPr>
+              <w:pStyle w:val="Compact"/>
+              <w:spacing w:after="20"/>
+            </w:pPr>
+            <w:r>
+              <w:rPr>
+                <w:sz w:val="17"/>
+              </w:rPr>
+              <w:t xml:space="preserve">2.2</w:t>
+            </w:r>
+          </w:p>
+        </w:tc>
+      </w:tr>
+      <w:tr>
+        <w:tc>
+          <w:tcPr/>
+          <w:p>
+            <w:pPr>
+              <w:pStyle w:val="Compact"/>
+              <w:spacing w:after="20"/>
+            </w:pPr>
+            <w:r>
+              <w:rPr>
+                <w:sz w:val="17"/>
+              </w:rPr>
+              <w:t xml:space="preserve">128-128-64</w:t>
+            </w:r>
+          </w:p>
+        </w:tc>
+        <w:tc>
+          <w:tcPr/>
+          <w:p>
+            <w:pPr>
+              <w:pStyle w:val="Compact"/>
+              <w:spacing w:after="20"/>
+            </w:pPr>
+            <w:r>
+              <w:rPr>
+                <w:sz w:val="17"/>
+              </w:rPr>
+              <w:t xml:space="preserve">29,373</w:t>
+            </w:r>
+          </w:p>
+        </w:tc>
+        <w:tc>
+          <w:tcPr/>
+          <w:p>
+            <w:pPr>
+              <w:pStyle w:val="Compact"/>
+              <w:spacing w:after="20"/>
+            </w:pPr>
+            <w:r>
+              <w:rPr>
+                <w:sz w:val="17"/>
+              </w:rPr>
+              <w:t xml:space="preserve">59,649</w:t>
+            </w:r>
+          </w:p>
+        </w:tc>
+        <w:tc>
+          <w:tcPr/>
+          <w:p>
+            <w:pPr>
+              <w:pStyle w:val="Compact"/>
+              <w:spacing w:after="20"/>
+            </w:pPr>
+            <w:r>
+              <w:rPr>
+                <w:sz w:val="17"/>
+              </w:rPr>
+              <w:t xml:space="preserve">0.2591 ± 0.0029</w:t>
+            </w:r>
+          </w:p>
+        </w:tc>
+        <w:tc>
+          <w:tcPr/>
+          <w:p>
+            <w:pPr>
+              <w:pStyle w:val="Compact"/>
+              <w:spacing w:after="20"/>
+            </w:pPr>
+            <w:r>
+              <w:rPr>
+                <w:sz w:val="17"/>
+              </w:rPr>
+              <w:t xml:space="preserve">2.3</w:t>
+            </w:r>
+          </w:p>
+        </w:tc>
+      </w:tr>
+      <w:tr>
+        <w:tc>
+          <w:tcPr/>
+          <w:p>
+            <w:pPr>
+              <w:pStyle w:val="Compact"/>
+              <w:spacing w:after="20"/>
+            </w:pPr>
+            <w:r>
+              <w:rPr>
+                <w:sz w:val="17"/>
+              </w:rPr>
+              <w:t xml:space="preserve">256-256-128</w:t>
+            </w:r>
+          </w:p>
+        </w:tc>
+        <w:tc>
+          <w:tcPr/>
+          <w:p>
+            <w:pPr>
+              <w:pStyle w:val="Compact"/>
+              <w:spacing w:after="20"/>
+            </w:pPr>
+            <w:r>
+              <w:rPr>
+                <w:sz w:val="17"/>
+              </w:rPr>
+              <w:t xml:space="preserve">107,709</w:t>
+            </w:r>
+          </w:p>
+        </w:tc>
+        <w:tc>
+          <w:tcPr/>
+          <w:p>
+            <w:pPr>
+              <w:pStyle w:val="Compact"/>
+              <w:spacing w:after="20"/>
+            </w:pPr>
+            <w:r>
+              <w:rPr>
+                <w:sz w:val="17"/>
+              </w:rPr>
+              <w:t xml:space="preserve">217,601</w:t>
+            </w:r>
+          </w:p>
+        </w:tc>
+        <w:tc>
+          <w:tcPr/>
+          <w:p>
+            <w:pPr>
+              <w:pStyle w:val="Compact"/>
+              <w:spacing w:after="20"/>
+            </w:pPr>
+            <w:r>
+              <w:rPr>
+                <w:sz w:val="17"/>
+              </w:rPr>
+              <w:t xml:space="preserve">0.2606 ± 0.0030</w:t>
+            </w:r>
+          </w:p>
+        </w:tc>
+        <w:tc>
+          <w:tcPr/>
+          <w:p>
+            <w:pPr>
+              <w:pStyle w:val="Compact"/>
+              <w:spacing w:after="20"/>
+            </w:pPr>
+            <w:r>
+              <w:rPr>
+                <w:sz w:val="17"/>
+              </w:rPr>
+              <w:t xml:space="preserve">2.6</w:t>
+            </w:r>
+          </w:p>
+        </w:tc>
+      </w:tr>
+    </w:tbl>
+    <w:p>
+      <w:pPr>
+        <w:pStyle w:val="BodyText"/>
+      </w:pPr>
+      <w:r>
+        <w:rPr>
+          <w:i/>
+          <w:iCs/>
+        </w:rPr>
+        <w:t xml:space="preserve">Baselines.</w:t>
+      </w:r>
+      <w:r>
+        <w:t xml:space="preserve"> </w:t>
+      </w:r>
+      <w:r>
+        <w:t xml:space="preserve">Of nine gradient-boosting settings, the one used (learning rate</w:t>
+      </w:r>
+      <w:r>
+        <w:t xml:space="preserve"> </w:t>
+      </w:r>
+      <w:r>
+        <w:t xml:space="preserve">0.1, 31 leaves) was best on validation data (3.7 points, others up to 4.2);</w:t>
+      </w:r>
+      <w:r>
+        <w:t xml:space="preserve"> </w:t>
+      </w:r>
+      <w:r>
+        <w:t xml:space="preserve">logistic regression gives 15.5 points for any penalty (</w:t>
+      </w:r>
+      <w:r>
+        <w:rPr>
+          <w:rStyle w:val="VerbatimChar"/>
+        </w:rPr>
+        <w:t xml:space="preserve">experiments baselines</w:t>
+      </w:r>
+      <w:r>
+        <w:t xml:space="preserve">).</w:t>
+      </w:r>
+    </w:p>
+    <w:p>
+      <w:pPr>
+        <w:pStyle w:val="BodyText"/>
+      </w:pPr>
+      <w:r>
+        <w:t xml:space="preserve">The one-standard-error rule was adopted after two runs on different data</w:t>
+      </w:r>
+      <w:r>
+        <w:t xml:space="preserve"> </w:t>
+      </w:r>
+      <w:r>
+        <w:t xml:space="preserve">ranked 64-64 and 128-128-64 in opposite orders by less than 0.001: choosing</w:t>
+      </w:r>
+      <w:r>
+        <w:t xml:space="preserve"> </w:t>
+      </w:r>
+      <w:r>
+        <w:t xml:space="preserve">the raw minimum would have chosen on noise.</w:t>
+      </w:r>
+    </w:p>
+    <w:p>
+      <w:pPr>
+        <w:pStyle w:val="BodyText"/>
+      </w:pPr>
+      <w:r>
         <w:drawing>
           <wp:inline>
-            <wp:extent cx="6261100" cy="2379218"/>
+            <wp:extent cx="6261100" cy="5869781"/>
             <wp:effectExtent b="0" l="0" r="0" t="0"/>
-            <wp:docPr descr="Quadrature and Monte Carlo" title="" id="66" name="Picture"/>
+            <wp:docPr descr="Sensitivity" title="" id="66" name="Picture"/>
             <a:graphic>
               <a:graphicData uri="http://schemas.openxmlformats.org/drawingml/2006/picture">
                 <pic:pic>
                   <pic:nvPicPr>
-                    <pic:cNvPr descr="../reports/figures/quadrature_study.png" id="67" name="Picture"/>
+                    <pic:cNvPr descr="../reports/figures/sensitivity.png" id="67" name="Picture"/>
                     <pic:cNvPicPr>
                       <a:picLocks noChangeArrowheads="1" noChangeAspect="1"/>
                     </pic:cNvPicPr>
                   </pic:nvPicPr>
                   <pic:blipFill>
                     <a:blip r:embed="rId65"/>
+                    <a:stretch>
+                      <a:fillRect/>
+                    </a:stretch>
+                  </pic:blipFill>
+                  <pic:spPr bwMode="auto">
+                    <a:xfrm>
+                      <a:off x="0" y="0"/>
+                      <a:ext cx="6261100" cy="5869781"/>
+                    </a:xfrm>
+                    <a:prstGeom prst="rect">
+                      <a:avLst/>
+                    </a:prstGeom>
+                    <a:noFill/>
+                    <a:ln w="9525">
+                      <a:noFill/>
+                      <a:headEnd/>
+                      <a:tailEnd/>
+                    </a:ln>
+                  </pic:spPr>
+                </pic:pic>
+              </a:graphicData>
+            </a:graphic>
+          </wp:inline>
+        </w:drawing>
+      </w:r>
+    </w:p>
+    <w:p>
+      <w:pPr>
+        <w:pStyle w:val="BodyText"/>
+      </w:pPr>
+      <w:r>
+        <w:rPr>
+          <w:i/>
+          <w:iCs/>
+        </w:rPr>
+        <w:t xml:space="preserve">Figure A6. One-at-a-time sensitivity around the default scenario: network</w:t>
+      </w:r>
+      <w:r>
+        <w:rPr>
+          <w:i/>
+          <w:iCs/>
+        </w:rPr>
+        <w:t xml:space="preserve"> </w:t>
+      </w:r>
+      <w:r>
+        <w:rPr>
+          <w:i/>
+          <w:iCs/>
+        </w:rPr>
+        <w:t xml:space="preserve">(bars) against the exact probability (ticks). Gap, straight length and the two</w:t>
+      </w:r>
+      <w:r>
+        <w:rPr>
+          <w:i/>
+          <w:iCs/>
+        </w:rPr>
+        <w:t xml:space="preserve"> </w:t>
+      </w:r>
+      <w:r>
+        <w:rPr>
+          <w:i/>
+          <w:iCs/>
+        </w:rPr>
+        <w:t xml:space="preserve">batteries matter most; driver ratings and track temperature least.</w:t>
+      </w:r>
+    </w:p>
+    <w:p>
+      <w:pPr>
+        <w:pStyle w:val="BodyText"/>
+      </w:pPr>
+      <w:r>
+        <w:drawing>
+          <wp:inline>
+            <wp:extent cx="6261100" cy="4676259"/>
+            <wp:effectExtent b="0" l="0" r="0" t="0"/>
+            <wp:docPr descr="Estimated constants" title="" id="69" name="Picture"/>
+            <a:graphic>
+              <a:graphicData uri="http://schemas.openxmlformats.org/drawingml/2006/picture">
+                <pic:pic>
+                  <pic:nvPicPr>
+                    <pic:cNvPr descr="../reports/figures/constants.png" id="70" name="Picture"/>
+                    <pic:cNvPicPr>
+                      <a:picLocks noChangeArrowheads="1" noChangeAspect="1"/>
+                    </pic:cNvPicPr>
+                  </pic:nvPicPr>
+                  <pic:blipFill>
+                    <a:blip r:embed="rId68"/>
+                    <a:stretch>
+                      <a:fillRect/>
+                    </a:stretch>
+                  </pic:blipFill>
+                  <pic:spPr bwMode="auto">
+                    <a:xfrm>
+                      <a:off x="0" y="0"/>
+                      <a:ext cx="6261100" cy="4676259"/>
+                    </a:xfrm>
+                    <a:prstGeom prst="rect">
+                      <a:avLst/>
+                    </a:prstGeom>
+                    <a:noFill/>
+                    <a:ln w="9525">
+                      <a:noFill/>
+                      <a:headEnd/>
+                      <a:tailEnd/>
+                    </a:ln>
+                  </pic:spPr>
+                </pic:pic>
+              </a:graphicData>
+            </a:graphic>
+          </wp:inline>
+        </w:drawing>
+      </w:r>
+    </w:p>
+    <w:p>
+      <w:pPr>
+        <w:pStyle w:val="BodyText"/>
+      </w:pPr>
+      <w:r>
+        <w:rPr>
+          <w:i/>
+          <w:iCs/>
+        </w:rPr>
+        <w:t xml:space="preserve">Figure A7. Mean change in the exact probability over 2,000 random scenarios</w:t>
+      </w:r>
+      <w:r>
+        <w:rPr>
+          <w:i/>
+          <w:iCs/>
+        </w:rPr>
+        <w:t xml:space="preserve"> </w:t>
+      </w:r>
+      <w:r>
+        <w:rPr>
+          <w:i/>
+          <w:iCs/>
+        </w:rPr>
+        <w:t xml:space="preserve">when each estimated constant is 10 % lower or higher (</w:t>
+      </w:r>
+      <w:r>
+        <w:rPr>
+          <w:rStyle w:val="VerbatimChar"/>
+          <w:i/>
+          <w:iCs/>
+        </w:rPr>
+        <w:t xml:space="preserve">experiments constants</w:t>
+      </w:r>
+      <w:r>
+        <w:rPr>
+          <w:i/>
+          <w:iCs/>
+        </w:rPr>
+        <w:t xml:space="preserve">). Tyre friction and the rear-axle load share act only through</w:t>
+      </w:r>
+      <w:r>
+        <w:rPr>
+          <w:i/>
+          <w:iCs/>
+        </w:rPr>
+        <w:t xml:space="preserve"> </w:t>
+      </w:r>
+      <w:r>
+        <w:rPr>
+          <w:i/>
+          <w:iCs/>
+        </w:rPr>
+        <w:t xml:space="preserve">their product, so their effects are equal.</w:t>
+      </w:r>
+    </w:p>
+    <w:p>
+      <w:pPr>
+        <w:pStyle w:val="BodyText"/>
+      </w:pPr>
+      <w:r>
+        <w:drawing>
+          <wp:inline>
+            <wp:extent cx="6261100" cy="2379218"/>
+            <wp:effectExtent b="0" l="0" r="0" t="0"/>
+            <wp:docPr descr="Overtake Mode rules" title="" id="72" name="Picture"/>
+            <a:graphic>
+              <a:graphicData uri="http://schemas.openxmlformats.org/drawingml/2006/picture">
+                <pic:pic>
+                  <pic:nvPicPr>
+                    <pic:cNvPr descr="../reports/figures/rules.png" id="73" name="Picture"/>
+                    <pic:cNvPicPr>
+                      <a:picLocks noChangeArrowheads="1" noChangeAspect="1"/>
+                    </pic:cNvPicPr>
+                  </pic:nvPicPr>
+                  <pic:blipFill>
+                    <a:blip r:embed="rId71"/>
                     <a:stretch>
                       <a:fillRect/>
                     </a:stretch>
@@ -9619,137 +10282,187 @@
           <w:i/>
           <w:iCs/>
         </w:rPr>
-        <w:t xml:space="preserve">Figure A6. Quadrature rules and Monte Carlo against a 200-node reference.</w:t>
+        <w:t xml:space="preserve">Figure A8. Exact probability in the default scenario against the Overtake</w:t>
+      </w:r>
+      <w:r>
+        <w:rPr>
+          <w:i/>
+          <w:iCs/>
+        </w:rPr>
+        <w:t xml:space="preserve"> </w:t>
+      </w:r>
+      <w:r>
+        <w:rPr>
+          <w:i/>
+          <w:iCs/>
+        </w:rPr>
+        <w:t xml:space="preserve">Mode extra energy (left) and the speed where electrical power starts to taper</w:t>
+      </w:r>
+      <w:r>
+        <w:rPr>
+          <w:i/>
+          <w:iCs/>
+        </w:rPr>
+        <w:t xml:space="preserve"> </w:t>
+      </w:r>
+      <w:r>
+        <w:rPr>
+          <w:i/>
+          <w:iCs/>
+        </w:rPr>
+        <w:t xml:space="preserve">(right), at three attacker charge levels (</w:t>
+      </w:r>
+      <w:r>
+        <w:rPr>
+          <w:rStyle w:val="VerbatimChar"/>
+          <w:i/>
+          <w:iCs/>
+        </w:rPr>
+        <w:t xml:space="preserve">experiments rules</w:t>
+      </w:r>
+      <w:r>
+        <w:rPr>
+          <w:i/>
+          <w:iCs/>
+        </w:rPr>
+        <w:t xml:space="preserve">).</w:t>
+      </w:r>
+    </w:p>
+    <w:bookmarkEnd w:id="74"/>
+    <w:bookmarkStart w:id="75" w:name="appendix-b.-the-full-battery-bias"/>
+    <w:p>
+      <w:pPr>
+        <w:pStyle w:val="Heading2"/>
+      </w:pPr>
+      <w:r>
+        <w:t xml:space="preserve">Appendix B. The full-battery bias</w:t>
       </w:r>
     </w:p>
     <w:p>
       <w:pPr>
-        <w:pStyle w:val="BodyText"/>
-      </w:pPr>
-      <w:r>
-        <w:drawing>
-          <wp:inline>
-            <wp:extent cx="4416724" cy="4048664"/>
-            <wp:effectExtent b="0" l="0" r="0" t="0"/>
-            <wp:docPr descr="Calibration" title="" id="69" name="Picture"/>
-            <a:graphic>
-              <a:graphicData uri="http://schemas.openxmlformats.org/drawingml/2006/picture">
-                <pic:pic>
-                  <pic:nvPicPr>
-                    <pic:cNvPr descr="../reports/figures/calibration.png" id="70" name="Picture"/>
-                    <pic:cNvPicPr>
-                      <a:picLocks noChangeArrowheads="1" noChangeAspect="1"/>
-                    </pic:cNvPicPr>
-                  </pic:nvPicPr>
-                  <pic:blipFill>
-                    <a:blip r:embed="rId68"/>
-                    <a:stretch>
-                      <a:fillRect/>
-                    </a:stretch>
-                  </pic:blipFill>
-                  <pic:spPr bwMode="auto">
-                    <a:xfrm>
-                      <a:off x="0" y="0"/>
-                      <a:ext cx="4416724" cy="4048664"/>
-                    </a:xfrm>
-                    <a:prstGeom prst="rect">
-                      <a:avLst/>
-                    </a:prstGeom>
-                    <a:noFill/>
-                    <a:ln w="9525">
-                      <a:noFill/>
-                      <a:headEnd/>
-                      <a:tailEnd/>
-                    </a:ln>
-                  </pic:spPr>
-                </pic:pic>
-              </a:graphicData>
-            </a:graphic>
-          </wp:inline>
-        </w:drawing>
-      </w:r>
-    </w:p>
-    <w:p>
-      <w:pPr>
-        <w:pStyle w:val="BodyText"/>
-      </w:pPr>
+        <w:pStyle w:val="FirstParagraph"/>
+      </w:pPr>
+      <w:r>
+        <w:t xml:space="preserve">Sensitivity analysis showed the first single network 6 points low at the</w:t>
+      </w:r>
+      <w:r>
+        <w:t xml:space="preserve"> </w:t>
+      </w:r>
+      <w:r>
+        <w:t xml:space="preserve">default scenario. Three explanations were tested in turn. (1)</w:t>
+      </w:r>
+      <w:r>
+        <w:t xml:space="preserve"> </w:t>
+      </w:r>
       <w:r>
         <w:rPr>
           <w:i/>
           <w:iCs/>
         </w:rPr>
-        <w:t xml:space="preserve">Figure A7. Calibration of the three learned models on the test set.</w:t>
-      </w:r>
-    </w:p>
-    <w:p>
-      <w:pPr>
-        <w:pStyle w:val="BodyText"/>
-      </w:pPr>
-      <w:r>
-        <w:drawing>
-          <wp:inline>
-            <wp:extent cx="6261100" cy="2253996"/>
-            <wp:effectExtent b="0" l="0" r="0" t="0"/>
-            <wp:docPr descr="Model selection" title="" id="72" name="Picture"/>
-            <a:graphic>
-              <a:graphicData uri="http://schemas.openxmlformats.org/drawingml/2006/picture">
-                <pic:pic>
-                  <pic:nvPicPr>
-                    <pic:cNvPr descr="../reports/figures/model_selection.png" id="73" name="Picture"/>
-                    <pic:cNvPicPr>
-                      <a:picLocks noChangeArrowheads="1" noChangeAspect="1"/>
-                    </pic:cNvPicPr>
-                  </pic:nvPicPr>
-                  <pic:blipFill>
-                    <a:blip r:embed="rId71"/>
-                    <a:stretch>
-                      <a:fillRect/>
-                    </a:stretch>
-                  </pic:blipFill>
-                  <pic:spPr bwMode="auto">
-                    <a:xfrm>
-                      <a:off x="0" y="0"/>
-                      <a:ext cx="6261100" cy="2253996"/>
-                    </a:xfrm>
-                    <a:prstGeom prst="rect">
-                      <a:avLst/>
-                    </a:prstGeom>
-                    <a:noFill/>
-                    <a:ln w="9525">
-                      <a:noFill/>
-                      <a:headEnd/>
-                      <a:tailEnd/>
-                    </a:ln>
-                  </pic:spPr>
-                </pic:pic>
-              </a:graphicData>
-            </a:graphic>
-          </wp:inline>
-        </w:drawing>
-      </w:r>
-    </w:p>
-    <w:p>
-      <w:pPr>
-        <w:pStyle w:val="BodyText"/>
-      </w:pPr>
+        <w:t xml:space="preserve">Too little</w:t>
+      </w:r>
       <w:r>
         <w:rPr>
           <w:i/>
           <w:iCs/>
         </w:rPr>
-        <w:t xml:space="preserve">Figure A8. Network size (left) and training-set size (right), validation set.</w:t>
-      </w:r>
-    </w:p>
-    <w:p>
-      <w:pPr>
-        <w:pStyle w:val="BodyText"/>
-      </w:pPr>
+        <w:t xml:space="preserve"> </w:t>
+      </w:r>
       <w:r>
         <w:rPr>
           <w:i/>
           <w:iCs/>
         </w:rPr>
-        <w:t xml:space="preserve">Table A1. Network sizes (validation set).</w:t>
+        <w:t xml:space="preserve">training data at a full battery</w:t>
+      </w:r>
+      <w:r>
+        <w:t xml:space="preserve">, the edge of a uniform 0-100 % distribution:</w:t>
+      </w:r>
+      <w:r>
+        <w:t xml:space="preserve"> </w:t>
+      </w:r>
+      <w:r>
+        <w:t xml:space="preserve">making 15 % of training attempts start full (realistic, so kept) did not</w:t>
+      </w:r>
+      <w:r>
+        <w:t xml:space="preserve"> </w:t>
+      </w:r>
+      <w:r>
+        <w:t xml:space="preserve">reduce the error. (2)</w:t>
+      </w:r>
+      <w:r>
+        <w:t xml:space="preserve"> </w:t>
+      </w:r>
+      <w:r>
+        <w:rPr>
+          <w:i/>
+          <w:iCs/>
+        </w:rPr>
+        <w:t xml:space="preserve">The network smooths a sharp corner</w:t>
+      </w:r>
+      <w:r>
+        <w:t xml:space="preserve">: along the battery</w:t>
+      </w:r>
+      <w:r>
+        <w:t xml:space="preserve"> </w:t>
+      </w:r>
+      <w:r>
+        <w:t xml:space="preserve">axis the exact probability rises steeply and stops abruptly near 60 %, where</w:t>
+      </w:r>
+      <w:r>
+        <w:t xml:space="preserve"> </w:t>
+      </w:r>
+      <w:r>
+        <w:t xml:space="preserve">the battery first covers the straight; two physics-informed inputs (each</w:t>
+      </w:r>
+      <w:r>
+        <w:t xml:space="preserve"> </w:t>
+      </w:r>
+      <w:r>
+        <w:t xml:space="preserve">car’s battery energy divided by the energy needed for full power along the</w:t>
+      </w:r>
+      <w:r>
+        <w:t xml:space="preserve"> </w:t>
+      </w:r>
+      <w:r>
+        <w:t xml:space="preserve">straight, capped at 1) were added to hand the network that corner.</w:t>
+      </w:r>
+      <w:r>
+        <w:t xml:space="preserve"> </w:t>
+      </w:r>
+      <w:r>
+        <w:t xml:space="preserve">(3)</w:t>
+      </w:r>
+      <w:r>
+        <w:t xml:space="preserve"> </w:t>
+      </w:r>
+      <w:r>
+        <w:rPr>
+          <w:i/>
+          <w:iCs/>
+        </w:rPr>
+        <w:t xml:space="preserve">Run-to-run variation</w:t>
+      </w:r>
+      <w:r>
+        <w:t xml:space="preserve"> </w:t>
+      </w:r>
+      <w:r>
+        <w:t xml:space="preserve">between training seeds. Explanations 2 and 3 were</w:t>
+      </w:r>
+      <w:r>
+        <w:t xml:space="preserve"> </w:t>
+      </w:r>
+      <w:r>
+        <w:t xml:space="preserve">tested together over five seeds (</w:t>
+      </w:r>
+      <w:r>
+        <w:rPr>
+          <w:rStyle w:val="VerbatimChar"/>
+        </w:rPr>
+        <w:t xml:space="preserve">experiments ablation</w:t>
+      </w:r>
+      <w:r>
+        <w:t xml:space="preserve">, validation set):</w:t>
       </w:r>
     </w:p>
     <w:tbl>
@@ -9777,71 +10490,65 @@
               <w:pStyle w:val="Compact"/>
               <w:spacing w:after="20"/>
             </w:pPr>
-            <w:r>
-              <w:rPr>
-                <w:sz w:val="17"/>
-              </w:rPr>
-              <w:t xml:space="preserve">Hidden layers</w:t>
-            </w:r>
-          </w:p>
-        </w:tc>
-        <w:tc>
-          <w:tcPr/>
-          <w:p>
-            <w:pPr>
-              <w:pStyle w:val="Compact"/>
-              <w:spacing w:after="20"/>
-            </w:pPr>
-            <w:r>
-              <w:rPr>
-                <w:sz w:val="17"/>
-              </w:rPr>
-              <w:t xml:space="preserve">Parameters</w:t>
-            </w:r>
-          </w:p>
-        </w:tc>
-        <w:tc>
-          <w:tcPr/>
-          <w:p>
-            <w:pPr>
-              <w:pStyle w:val="Compact"/>
-              <w:spacing w:after="20"/>
-            </w:pPr>
-            <w:r>
-              <w:rPr>
-                <w:sz w:val="17"/>
-              </w:rPr>
-              <w:t xml:space="preserve">FLOPs per prediction</w:t>
-            </w:r>
-          </w:p>
-        </w:tc>
-        <w:tc>
-          <w:tcPr/>
-          <w:p>
-            <w:pPr>
-              <w:pStyle w:val="Compact"/>
-              <w:spacing w:after="20"/>
-            </w:pPr>
-            <w:r>
-              <w:rPr>
-                <w:sz w:val="17"/>
-              </w:rPr>
-              <w:t xml:space="preserve">Validation log loss ± standard error</w:t>
-            </w:r>
-          </w:p>
-        </w:tc>
-        <w:tc>
-          <w:tcPr/>
-          <w:p>
-            <w:pPr>
-              <w:pStyle w:val="Compact"/>
-              <w:spacing w:after="20"/>
-            </w:pPr>
-            <w:r>
-              <w:rPr>
-                <w:sz w:val="17"/>
-              </w:rPr>
-              <w:t xml:space="preserve">Error against exact P (points)</w:t>
+          </w:p>
+        </w:tc>
+        <w:tc>
+          <w:tcPr/>
+          <w:p>
+            <w:pPr>
+              <w:pStyle w:val="Compact"/>
+              <w:spacing w:after="20"/>
+            </w:pPr>
+            <w:r>
+              <w:rPr>
+                <w:sz w:val="17"/>
+              </w:rPr>
+              <w:t xml:space="preserve">Mean error (points)</w:t>
+            </w:r>
+          </w:p>
+        </w:tc>
+        <w:tc>
+          <w:tcPr/>
+          <w:p>
+            <w:pPr>
+              <w:pStyle w:val="Compact"/>
+              <w:spacing w:after="20"/>
+            </w:pPr>
+            <w:r>
+              <w:rPr>
+                <w:sz w:val="17"/>
+              </w:rPr>
+              <w:t xml:space="preserve">Log loss</w:t>
+            </w:r>
+          </w:p>
+        </w:tc>
+        <w:tc>
+          <w:tcPr/>
+          <w:p>
+            <w:pPr>
+              <w:pStyle w:val="Compact"/>
+              <w:spacing w:after="20"/>
+            </w:pPr>
+            <w:r>
+              <w:rPr>
+                <w:sz w:val="17"/>
+              </w:rPr>
+              <w:t xml:space="preserve">Error at default scenario (points)</w:t>
+            </w:r>
+          </w:p>
+        </w:tc>
+        <w:tc>
+          <w:tcPr/>
+          <w:p>
+            <w:pPr>
+              <w:pStyle w:val="Compact"/>
+              <w:spacing w:after="20"/>
+            </w:pPr>
+            <w:r>
+              <w:rPr>
+                <w:sz w:val="17"/>
+              </w:rPr>
+              <w:t xml:space="preserve">Worst error along battery axis (points)</w:t>
             </w:r>
           </w:p>
         </w:tc>
@@ -9858,67 +10565,67 @@
               <w:rPr>
                 <w:sz w:val="17"/>
               </w:rPr>
-              <w:t xml:space="preserve">32</w:t>
-            </w:r>
-          </w:p>
-        </w:tc>
-        <w:tc>
-          <w:tcPr/>
-          <w:p>
-            <w:pPr>
-              <w:pStyle w:val="Compact"/>
-              <w:spacing w:after="20"/>
-            </w:pPr>
-            <w:r>
-              <w:rPr>
-                <w:sz w:val="17"/>
-              </w:rPr>
-              <w:t xml:space="preserve">1,309</w:t>
-            </w:r>
-          </w:p>
-        </w:tc>
-        <w:tc>
-          <w:tcPr/>
-          <w:p>
-            <w:pPr>
-              <w:pStyle w:val="Compact"/>
-              <w:spacing w:after="20"/>
-            </w:pPr>
-            <w:r>
-              <w:rPr>
-                <w:sz w:val="17"/>
-              </w:rPr>
-              <w:t xml:space="preserve">2,369</w:t>
-            </w:r>
-          </w:p>
-        </w:tc>
-        <w:tc>
-          <w:tcPr/>
-          <w:p>
-            <w:pPr>
-              <w:pStyle w:val="Compact"/>
-              <w:spacing w:after="20"/>
-            </w:pPr>
-            <w:r>
-              <w:rPr>
-                <w:sz w:val="17"/>
-              </w:rPr>
-              <w:t xml:space="preserve">0.2671 ± 0.0029</w:t>
-            </w:r>
-          </w:p>
-        </w:tc>
-        <w:tc>
-          <w:tcPr/>
-          <w:p>
-            <w:pPr>
-              <w:pStyle w:val="Compact"/>
-              <w:spacing w:after="20"/>
-            </w:pPr>
-            <w:r>
-              <w:rPr>
-                <w:sz w:val="17"/>
-              </w:rPr>
-              <w:t xml:space="preserve">3.4</w:t>
+              <w:t xml:space="preserve">Raw inputs, single network (mean ± sd)</w:t>
+            </w:r>
+          </w:p>
+        </w:tc>
+        <w:tc>
+          <w:tcPr/>
+          <w:p>
+            <w:pPr>
+              <w:pStyle w:val="Compact"/>
+              <w:spacing w:after="20"/>
+            </w:pPr>
+            <w:r>
+              <w:rPr>
+                <w:sz w:val="17"/>
+              </w:rPr>
+              <w:t xml:space="preserve">2.24 ± 0.06</w:t>
+            </w:r>
+          </w:p>
+        </w:tc>
+        <w:tc>
+          <w:tcPr/>
+          <w:p>
+            <w:pPr>
+              <w:pStyle w:val="Compact"/>
+              <w:spacing w:after="20"/>
+            </w:pPr>
+            <w:r>
+              <w:rPr>
+                <w:sz w:val="17"/>
+              </w:rPr>
+              <w:t xml:space="preserve">0.2595 ± 0.0004</w:t>
+            </w:r>
+          </w:p>
+        </w:tc>
+        <w:tc>
+          <w:tcPr/>
+          <w:p>
+            <w:pPr>
+              <w:pStyle w:val="Compact"/>
+              <w:spacing w:after="20"/>
+            </w:pPr>
+            <w:r>
+              <w:rPr>
+                <w:sz w:val="17"/>
+              </w:rPr>
+              <w:t xml:space="preserve">-3.5 ± 2.5</w:t>
+            </w:r>
+          </w:p>
+        </w:tc>
+        <w:tc>
+          <w:tcPr/>
+          <w:p>
+            <w:pPr>
+              <w:pStyle w:val="Compact"/>
+              <w:spacing w:after="20"/>
+            </w:pPr>
+            <w:r>
+              <w:rPr>
+                <w:sz w:val="17"/>
+              </w:rPr>
+              <w:t xml:space="preserve">7.8 ± 2.0</w:t>
             </w:r>
           </w:p>
         </w:tc>
@@ -9935,67 +10642,67 @@
               <w:rPr>
                 <w:sz w:val="17"/>
               </w:rPr>
-              <w:t xml:space="preserve">64-64 (selected)</w:t>
-            </w:r>
-          </w:p>
-        </w:tc>
-        <w:tc>
-          <w:tcPr/>
-          <w:p>
-            <w:pPr>
-              <w:pStyle w:val="Compact"/>
-              <w:spacing w:after="20"/>
-            </w:pPr>
-            <w:r>
-              <w:rPr>
-                <w:sz w:val="17"/>
-              </w:rPr>
-              <w:t xml:space="preserve">6,589</w:t>
-            </w:r>
-          </w:p>
-        </w:tc>
-        <w:tc>
-          <w:tcPr/>
-          <w:p>
-            <w:pPr>
-              <w:pStyle w:val="Compact"/>
-              <w:spacing w:after="20"/>
-            </w:pPr>
-            <w:r>
-              <w:rPr>
-                <w:sz w:val="17"/>
-              </w:rPr>
-              <w:t xml:space="preserve">13,313</w:t>
-            </w:r>
-          </w:p>
-        </w:tc>
-        <w:tc>
-          <w:tcPr/>
-          <w:p>
-            <w:pPr>
-              <w:pStyle w:val="Compact"/>
-              <w:spacing w:after="20"/>
-            </w:pPr>
-            <w:r>
-              <w:rPr>
-                <w:sz w:val="17"/>
-              </w:rPr>
-              <w:t xml:space="preserve">0.2594 ± 0.0029</w:t>
-            </w:r>
-          </w:p>
-        </w:tc>
-        <w:tc>
-          <w:tcPr/>
-          <w:p>
-            <w:pPr>
-              <w:pStyle w:val="Compact"/>
-              <w:spacing w:after="20"/>
-            </w:pPr>
-            <w:r>
-              <w:rPr>
-                <w:sz w:val="17"/>
-              </w:rPr>
-              <w:t xml:space="preserve">2.2</w:t>
+              <w:t xml:space="preserve">Raw inputs, ensemble of 5</w:t>
+            </w:r>
+          </w:p>
+        </w:tc>
+        <w:tc>
+          <w:tcPr/>
+          <w:p>
+            <w:pPr>
+              <w:pStyle w:val="Compact"/>
+              <w:spacing w:after="20"/>
+            </w:pPr>
+            <w:r>
+              <w:rPr>
+                <w:sz w:val="17"/>
+              </w:rPr>
+              <w:t xml:space="preserve">2.02</w:t>
+            </w:r>
+          </w:p>
+        </w:tc>
+        <w:tc>
+          <w:tcPr/>
+          <w:p>
+            <w:pPr>
+              <w:pStyle w:val="Compact"/>
+              <w:spacing w:after="20"/>
+            </w:pPr>
+            <w:r>
+              <w:rPr>
+                <w:sz w:val="17"/>
+              </w:rPr>
+              <w:t xml:space="preserve">0.2585</w:t>
+            </w:r>
+          </w:p>
+        </w:tc>
+        <w:tc>
+          <w:tcPr/>
+          <w:p>
+            <w:pPr>
+              <w:pStyle w:val="Compact"/>
+              <w:spacing w:after="20"/>
+            </w:pPr>
+            <w:r>
+              <w:rPr>
+                <w:sz w:val="17"/>
+              </w:rPr>
+              <w:t xml:space="preserve">-3.5</w:t>
+            </w:r>
+          </w:p>
+        </w:tc>
+        <w:tc>
+          <w:tcPr/>
+          <w:p>
+            <w:pPr>
+              <w:pStyle w:val="Compact"/>
+              <w:spacing w:after="20"/>
+            </w:pPr>
+            <w:r>
+              <w:rPr>
+                <w:sz w:val="17"/>
+              </w:rPr>
+              <w:t xml:space="preserve">7.4</w:t>
             </w:r>
           </w:p>
         </w:tc>
@@ -10012,67 +10719,67 @@
               <w:rPr>
                 <w:sz w:val="17"/>
               </w:rPr>
-              <w:t xml:space="preserve">128-128-64</w:t>
-            </w:r>
-          </w:p>
-        </w:tc>
-        <w:tc>
-          <w:tcPr/>
-          <w:p>
-            <w:pPr>
-              <w:pStyle w:val="Compact"/>
-              <w:spacing w:after="20"/>
-            </w:pPr>
-            <w:r>
-              <w:rPr>
-                <w:sz w:val="17"/>
-              </w:rPr>
-              <w:t xml:space="preserve">29,373</w:t>
-            </w:r>
-          </w:p>
-        </w:tc>
-        <w:tc>
-          <w:tcPr/>
-          <w:p>
-            <w:pPr>
-              <w:pStyle w:val="Compact"/>
-              <w:spacing w:after="20"/>
-            </w:pPr>
-            <w:r>
-              <w:rPr>
-                <w:sz w:val="17"/>
-              </w:rPr>
-              <w:t xml:space="preserve">59,649</w:t>
-            </w:r>
-          </w:p>
-        </w:tc>
-        <w:tc>
-          <w:tcPr/>
-          <w:p>
-            <w:pPr>
-              <w:pStyle w:val="Compact"/>
-              <w:spacing w:after="20"/>
-            </w:pPr>
-            <w:r>
-              <w:rPr>
-                <w:sz w:val="17"/>
-              </w:rPr>
-              <w:t xml:space="preserve">0.2591 ± 0.0029</w:t>
-            </w:r>
-          </w:p>
-        </w:tc>
-        <w:tc>
-          <w:tcPr/>
-          <w:p>
-            <w:pPr>
-              <w:pStyle w:val="Compact"/>
-              <w:spacing w:after="20"/>
-            </w:pPr>
-            <w:r>
-              <w:rPr>
-                <w:sz w:val="17"/>
-              </w:rPr>
-              <w:t xml:space="preserve">2.3</w:t>
+              <w:t xml:space="preserve">Energy-cover inputs, single network (mean ± sd)</w:t>
+            </w:r>
+          </w:p>
+        </w:tc>
+        <w:tc>
+          <w:tcPr/>
+          <w:p>
+            <w:pPr>
+              <w:pStyle w:val="Compact"/>
+              <w:spacing w:after="20"/>
+            </w:pPr>
+            <w:r>
+              <w:rPr>
+                <w:sz w:val="17"/>
+              </w:rPr>
+              <w:t xml:space="preserve">2.18 ± 0.04</w:t>
+            </w:r>
+          </w:p>
+        </w:tc>
+        <w:tc>
+          <w:tcPr/>
+          <w:p>
+            <w:pPr>
+              <w:pStyle w:val="Compact"/>
+              <w:spacing w:after="20"/>
+            </w:pPr>
+            <w:r>
+              <w:rPr>
+                <w:sz w:val="17"/>
+              </w:rPr>
+              <w:t xml:space="preserve">0.2589 ± 0.0004</w:t>
+            </w:r>
+          </w:p>
+        </w:tc>
+        <w:tc>
+          <w:tcPr/>
+          <w:p>
+            <w:pPr>
+              <w:pStyle w:val="Compact"/>
+              <w:spacing w:after="20"/>
+            </w:pPr>
+            <w:r>
+              <w:rPr>
+                <w:sz w:val="17"/>
+              </w:rPr>
+              <w:t xml:space="preserve">+0.3 ± 2.5</w:t>
+            </w:r>
+          </w:p>
+        </w:tc>
+        <w:tc>
+          <w:tcPr/>
+          <w:p>
+            <w:pPr>
+              <w:pStyle w:val="Compact"/>
+              <w:spacing w:after="20"/>
+            </w:pPr>
+            <w:r>
+              <w:rPr>
+                <w:sz w:val="17"/>
+              </w:rPr>
+              <w:t xml:space="preserve">12.6 ± 4.3</w:t>
             </w:r>
           </w:p>
         </w:tc>
@@ -10089,67 +10796,67 @@
               <w:rPr>
                 <w:sz w:val="17"/>
               </w:rPr>
-              <w:t xml:space="preserve">256-256-128</w:t>
-            </w:r>
-          </w:p>
-        </w:tc>
-        <w:tc>
-          <w:tcPr/>
-          <w:p>
-            <w:pPr>
-              <w:pStyle w:val="Compact"/>
-              <w:spacing w:after="20"/>
-            </w:pPr>
-            <w:r>
-              <w:rPr>
-                <w:sz w:val="17"/>
-              </w:rPr>
-              <w:t xml:space="preserve">107,709</w:t>
-            </w:r>
-          </w:p>
-        </w:tc>
-        <w:tc>
-          <w:tcPr/>
-          <w:p>
-            <w:pPr>
-              <w:pStyle w:val="Compact"/>
-              <w:spacing w:after="20"/>
-            </w:pPr>
-            <w:r>
-              <w:rPr>
-                <w:sz w:val="17"/>
-              </w:rPr>
-              <w:t xml:space="preserve">217,601</w:t>
-            </w:r>
-          </w:p>
-        </w:tc>
-        <w:tc>
-          <w:tcPr/>
-          <w:p>
-            <w:pPr>
-              <w:pStyle w:val="Compact"/>
-              <w:spacing w:after="20"/>
-            </w:pPr>
-            <w:r>
-              <w:rPr>
-                <w:sz w:val="17"/>
-              </w:rPr>
-              <w:t xml:space="preserve">0.2606 ± 0.0030</w:t>
-            </w:r>
-          </w:p>
-        </w:tc>
-        <w:tc>
-          <w:tcPr/>
-          <w:p>
-            <w:pPr>
-              <w:pStyle w:val="Compact"/>
-              <w:spacing w:after="20"/>
-            </w:pPr>
-            <w:r>
-              <w:rPr>
-                <w:sz w:val="17"/>
-              </w:rPr>
-              <w:t xml:space="preserve">2.6</w:t>
+              <w:t xml:space="preserve">Energy-cover inputs, ensemble of 5</w:t>
+            </w:r>
+          </w:p>
+        </w:tc>
+        <w:tc>
+          <w:tcPr/>
+          <w:p>
+            <w:pPr>
+              <w:pStyle w:val="Compact"/>
+              <w:spacing w:after="20"/>
+            </w:pPr>
+            <w:r>
+              <w:rPr>
+                <w:sz w:val="17"/>
+              </w:rPr>
+              <w:t xml:space="preserve">1.97</w:t>
+            </w:r>
+          </w:p>
+        </w:tc>
+        <w:tc>
+          <w:tcPr/>
+          <w:p>
+            <w:pPr>
+              <w:pStyle w:val="Compact"/>
+              <w:spacing w:after="20"/>
+            </w:pPr>
+            <w:r>
+              <w:rPr>
+                <w:sz w:val="17"/>
+              </w:rPr>
+              <w:t xml:space="preserve">0.2580</w:t>
+            </w:r>
+          </w:p>
+        </w:tc>
+        <w:tc>
+          <w:tcPr/>
+          <w:p>
+            <w:pPr>
+              <w:pStyle w:val="Compact"/>
+              <w:spacing w:after="20"/>
+            </w:pPr>
+            <w:r>
+              <w:rPr>
+                <w:sz w:val="17"/>
+              </w:rPr>
+              <w:t xml:space="preserve">+0.3</w:t>
+            </w:r>
+          </w:p>
+        </w:tc>
+        <w:tc>
+          <w:tcPr/>
+          <w:p>
+            <w:pPr>
+              <w:pStyle w:val="Compact"/>
+              <w:spacing w:after="20"/>
+            </w:pPr>
+            <w:r>
+              <w:rPr>
+                <w:sz w:val="17"/>
+              </w:rPr>
+              <w:t xml:space="preserve">12.6</w:t>
             </w:r>
           </w:p>
         </w:tc>
@@ -10160,65 +10867,239 @@
         <w:pStyle w:val="BodyText"/>
       </w:pPr>
       <w:r>
+        <w:t xml:space="preserve">The seed alone moves the default-scenario error by about ±2.5 points, so the</w:t>
+      </w:r>
+      <w:r>
+        <w:t xml:space="preserve"> </w:t>
+      </w:r>
+      <w:r>
+        <w:t xml:space="preserve">first network’s -6 points was partly bad luck. Ensembling cut the mean error</w:t>
+      </w:r>
+      <w:r>
+        <w:t xml:space="preserve"> </w:t>
+      </w:r>
+      <w:r>
+        <w:t xml:space="preserve">by about 10 % with either input set, but cannot remove a bias that all runs</w:t>
+      </w:r>
+      <w:r>
+        <w:t xml:space="preserve"> </w:t>
+      </w:r>
+      <w:r>
+        <w:t xml:space="preserve">share. The energy-cover inputs removed the bias at the default scenario and</w:t>
+      </w:r>
+      <w:r>
+        <w:t xml:space="preserve"> </w:t>
+      </w:r>
+      <w:r>
+        <w:t xml:space="preserve">lowered the log loss slightly but consistently (by 0.0005, in all five</w:t>
+      </w:r>
+      <w:r>
+        <w:t xml:space="preserve"> </w:t>
+      </w:r>
+      <w:r>
+        <w:t xml:space="preserve">seeds), yet made the worst error along the battery axis larger (12.6 against</w:t>
+      </w:r>
+      <w:r>
+        <w:t xml:space="preserve"> </w:t>
+      </w:r>
+      <w:r>
+        <w:t xml:space="preserve">7.4 points), because their energy estimate ignores the power taper above</w:t>
+      </w:r>
+      <w:r>
+        <w:t xml:space="preserve"> </w:t>
+      </w:r>
+      <w:r>
+        <w:t xml:space="preserve">290 km/h and puts the corner at about 75 % instead of 60 %. A model that is</w:t>
+      </w:r>
+      <w:r>
+        <w:t xml:space="preserve"> </w:t>
+      </w:r>
+      <w:r>
+        <w:t xml:space="preserve">better on average but wrong in the place a strategist most needs was not</w:t>
+      </w:r>
+      <w:r>
+        <w:t xml:space="preserve"> </w:t>
+      </w:r>
+      <w:r>
+        <w:t xml:space="preserve">adopted: raw inputs, ensemble of five. On a wet track with intermediates the</w:t>
+      </w:r>
+      <w:r>
+        <w:t xml:space="preserve"> </w:t>
+      </w:r>
+      <w:r>
+        <w:t xml:space="preserve">remaining bias grows to 10.5 points at a full battery (20 % against 30 %),</w:t>
+      </w:r>
+      <w:r>
+        <w:t xml:space="preserve"> </w:t>
+      </w:r>
+      <w:r>
+        <w:t xml:space="preserve">although across the 1,569 wet straights in the test set on which both cars</w:t>
+      </w:r>
+      <w:r>
+        <w:t xml:space="preserve"> </w:t>
+      </w:r>
+      <w:r>
+        <w:t xml:space="preserve">use intermediates or wets the error averages 2.8 points with no overall bias.</w:t>
+      </w:r>
+    </w:p>
+    <w:bookmarkEnd w:id="75"/>
+    <w:bookmarkStart w:id="76" w:name="appendix-c.-real-data-comparison-details"/>
+    <w:p>
+      <w:pPr>
+        <w:pStyle w:val="Heading2"/>
+      </w:pPr>
+      <w:r>
+        <w:t xml:space="preserve">Appendix C. Real-data comparison details</w:t>
+      </w:r>
+    </w:p>
+    <w:p>
+      <w:pPr>
+        <w:pStyle w:val="FirstParagraph"/>
+      </w:pPr>
+      <w:r>
+        <w:rPr>
+          <w:rStyle w:val="VerbatimChar"/>
+        </w:rPr>
+        <w:t xml:space="preserve">python -m overtake.experiments real</w:t>
+      </w:r>
+      <w:r>
+        <w:t xml:space="preserve">; results in</w:t>
+      </w:r>
+      <w:r>
+        <w:t xml:space="preserve"> </w:t>
+      </w:r>
+      <w:r>
+        <w:rPr>
+          <w:rStyle w:val="VerbatimChar"/>
+        </w:rPr>
+        <w:t xml:space="preserve">reports/results/real_data.json</w:t>
+      </w:r>
+      <w:r>
+        <w:t xml:space="preserve">. Position changes are classified by the first</w:t>
+      </w:r>
+      <w:r>
+        <w:t xml:space="preserve"> </w:t>
+      </w:r>
+      <w:r>
+        <w:t xml:space="preserve">rule that applies:</w:t>
+      </w:r>
+      <w:r>
+        <w:t xml:space="preserve"> </w:t>
+      </w:r>
+      <w:r>
         <w:rPr>
           <w:i/>
           <w:iCs/>
         </w:rPr>
-        <w:t xml:space="preserve">Baselines.</w:t>
-      </w:r>
-      <w:r>
-        <w:t xml:space="preserve"> </w:t>
-      </w:r>
-      <w:r>
-        <w:t xml:space="preserve">Of nine gradient-boosting settings (</w:t>
-      </w:r>
-      <w:r>
-        <w:rPr>
-          <w:rStyle w:val="VerbatimChar"/>
-        </w:rPr>
-        <w:t xml:space="preserve">experiments baselines</w:t>
-      </w:r>
-      <w:r>
-        <w:t xml:space="preserve">), the</w:t>
-      </w:r>
-      <w:r>
-        <w:t xml:space="preserve"> </w:t>
-      </w:r>
-      <w:r>
-        <w:t xml:space="preserve">one used (up to 500 trees with early stopping, learning rate 0.1, 31 leaves)</w:t>
-      </w:r>
-      <w:r>
-        <w:t xml:space="preserve"> </w:t>
-      </w:r>
-      <w:r>
-        <w:t xml:space="preserve">was best on validation data (3.7 points, others up to 4.2); logistic</w:t>
-      </w:r>
-      <w:r>
-        <w:t xml:space="preserve"> </w:t>
-      </w:r>
-      <w:r>
-        <w:t xml:space="preserve">regression gives 15.5 points for any penalty C = 0.1-10. Straight-line</w:t>
-      </w:r>
-      <w:r>
-        <w:t xml:space="preserve"> </w:t>
-      </w:r>
-      <w:r>
-        <w:t xml:space="preserve">interpolation at the braking point would give 0.20 ms worst deficit error at</w:t>
-      </w:r>
-      <w:r>
-        <w:t xml:space="preserve"> </w:t>
-      </w:r>
-      <w:r>
-        <w:t xml:space="preserve">0.05 s, against 0.059 ms with the Hermite crossing (</w:t>
-      </w:r>
-      <w:r>
-        <w:rPr>
-          <w:rStyle w:val="VerbatimChar"/>
-        </w:rPr>
-        <w:t xml:space="preserve">experiments timestep</w:t>
-      </w:r>
-      <w:r>
-        <w:t xml:space="preserve">).</w:t>
+        <w:t xml:space="preserve">start</w:t>
+      </w:r>
+      <w:r>
+        <w:t xml:space="preserve"> </w:t>
+      </w:r>
+      <w:r>
+        <w:t xml:space="preserve">(lap 1, 962);</w:t>
+      </w:r>
+      <w:r>
+        <w:t xml:space="preserve"> </w:t>
+      </w:r>
+      <w:r>
+        <w:rPr>
+          <w:i/>
+          <w:iCs/>
+        </w:rPr>
+        <w:t xml:space="preserve">neutralised</w:t>
+      </w:r>
+      <w:r>
+        <w:t xml:space="preserve"> </w:t>
+      </w:r>
+      <w:r>
+        <w:t xml:space="preserve">(852): during a safety</w:t>
+      </w:r>
+      <w:r>
+        <w:t xml:space="preserve"> </w:t>
+      </w:r>
+      <w:r>
+        <w:t xml:space="preserve">car, virtual safety car or red flag, or while race control had disabled</w:t>
+      </w:r>
+      <w:r>
+        <w:t xml:space="preserve"> </w:t>
+      </w:r>
+      <w:r>
+        <w:t xml:space="preserve">Overtake Mode, taken from race-control messages;</w:t>
+      </w:r>
+      <w:r>
+        <w:t xml:space="preserve"> </w:t>
+      </w:r>
+      <w:r>
+        <w:rPr>
+          <w:i/>
+          <w:iCs/>
+        </w:rPr>
+        <w:t xml:space="preserve">pit stop</w:t>
+      </w:r>
+      <w:r>
+        <w:t xml:space="preserve"> </w:t>
+      </w:r>
+      <w:r>
+        <w:t xml:space="preserve">(1,253): either</w:t>
+      </w:r>
+      <w:r>
+        <w:t xml:space="preserve"> </w:t>
+      </w:r>
+      <w:r>
+        <w:t xml:space="preserve">car pitted on that lap or the lap before, or is on its pit-out lap;</w:t>
+      </w:r>
+      <w:r>
+        <w:t xml:space="preserve"> </w:t>
+      </w:r>
+      <w:r>
+        <w:rPr>
+          <w:i/>
+          <w:iCs/>
+        </w:rPr>
+        <w:t xml:space="preserve">on track</w:t>
+      </w:r>
+      <w:r>
+        <w:t xml:space="preserve"> </w:t>
+      </w:r>
+      <w:r>
+        <w:t xml:space="preserve">(1,222, 28 %). Checking individual passes against the raw rows exposed the</w:t>
+      </w:r>
+      <w:r>
+        <w:t xml:space="preserve"> </w:t>
+      </w:r>
+      <w:r>
+        <w:t xml:space="preserve">need for the neutralised rule: at Monza a</w:t>
+      </w:r>
+      <w:r>
+        <w:t xml:space="preserve"> </w:t>
+      </w:r>
+      <w:r>
+        <w:t xml:space="preserve">“pass”</w:t>
+      </w:r>
+      <w:r>
+        <w:t xml:space="preserve"> </w:t>
+      </w:r>
+      <w:r>
+        <w:t xml:space="preserve">on lap 6 was made behind the</w:t>
+      </w:r>
+      <w:r>
+        <w:t xml:space="preserve"> </w:t>
+      </w:r>
+      <w:r>
+        <w:t xml:space="preserve">safety car after a red flag, on a 148 s lap against a normal 88 s. Filtering</w:t>
+      </w:r>
+      <w:r>
+        <w:t xml:space="preserve"> </w:t>
+      </w:r>
+      <w:r>
+        <w:t xml:space="preserve">mattered as much as modelling: 72 % of recorded position changes were not</w:t>
+      </w:r>
+      <w:r>
+        <w:t xml:space="preserve"> </w:t>
+      </w:r>
+      <w:r>
+        <w:t xml:space="preserve">on-track passes.</w:t>
       </w:r>
     </w:p>
     <w:p>
@@ -10226,78 +11107,11 @@
         <w:pStyle w:val="BodyText"/>
       </w:pPr>
       <w:r>
-        <w:t xml:space="preserve">The one-standard-error rule was adopted after two runs on different data</w:t>
-      </w:r>
-      <w:r>
-        <w:t xml:space="preserve"> </w:t>
-      </w:r>
-      <w:r>
-        <w:t xml:space="preserve">ranked 64-64 and 128-128-64 in opposite orders by less than 0.001: choosing</w:t>
-      </w:r>
-      <w:r>
-        <w:t xml:space="preserve"> </w:t>
-      </w:r>
-      <w:r>
-        <w:t xml:space="preserve">the raw minimum would have chosen on noise.</w:t>
-      </w:r>
-    </w:p>
-    <w:p>
-      <w:pPr>
-        <w:pStyle w:val="BodyText"/>
-      </w:pPr>
-      <w:r>
-        <w:drawing>
-          <wp:inline>
-            <wp:extent cx="6261100" cy="5869781"/>
-            <wp:effectExtent b="0" l="0" r="0" t="0"/>
-            <wp:docPr descr="Sensitivity" title="" id="75" name="Picture"/>
-            <a:graphic>
-              <a:graphicData uri="http://schemas.openxmlformats.org/drawingml/2006/picture">
-                <pic:pic>
-                  <pic:nvPicPr>
-                    <pic:cNvPr descr="../reports/figures/sensitivity.png" id="76" name="Picture"/>
-                    <pic:cNvPicPr>
-                      <a:picLocks noChangeArrowheads="1" noChangeAspect="1"/>
-                    </pic:cNvPicPr>
-                  </pic:nvPicPr>
-                  <pic:blipFill>
-                    <a:blip r:embed="rId74"/>
-                    <a:stretch>
-                      <a:fillRect/>
-                    </a:stretch>
-                  </pic:blipFill>
-                  <pic:spPr bwMode="auto">
-                    <a:xfrm>
-                      <a:off x="0" y="0"/>
-                      <a:ext cx="6261100" cy="5869781"/>
-                    </a:xfrm>
-                    <a:prstGeom prst="rect">
-                      <a:avLst/>
-                    </a:prstGeom>
-                    <a:noFill/>
-                    <a:ln w="9525">
-                      <a:noFill/>
-                      <a:headEnd/>
-                      <a:tailEnd/>
-                    </a:ln>
-                  </pic:spPr>
-                </pic:pic>
-              </a:graphicData>
-            </a:graphic>
-          </wp:inline>
-        </w:drawing>
-      </w:r>
-    </w:p>
-    <w:p>
-      <w:pPr>
-        <w:pStyle w:val="BodyText"/>
-      </w:pPr>
-      <w:r>
         <w:rPr>
           <w:i/>
           <w:iCs/>
         </w:rPr>
-        <w:t xml:space="preserve">Figure A9. One-at-a-time sensitivity around the default scenario: network</w:t>
+        <w:t xml:space="preserve">Table C1. Pass rate per lap against the gap at the start of the lap</w:t>
       </w:r>
       <w:r>
         <w:rPr>
@@ -10311,7 +11125,7 @@
           <w:i/>
           <w:iCs/>
         </w:rPr>
-        <w:t xml:space="preserve">(bars) against the exact probability (ticks). Gap, straight length and the two</w:t>
+        <w:t xml:space="preserve">(7,501 driver-laps with a gap under 3 s, of 14,942 after removing lap 1, pit</w:t>
       </w:r>
       <w:r>
         <w:rPr>
@@ -10325,348 +11139,7 @@
           <w:i/>
           <w:iCs/>
         </w:rPr>
-        <w:t xml:space="preserve">batteries matter most; driver ratings and track temperature least.</w:t>
-      </w:r>
-    </w:p>
-    <w:p>
-      <w:pPr>
-        <w:pStyle w:val="BodyText"/>
-      </w:pPr>
-      <w:r>
-        <w:drawing>
-          <wp:inline>
-            <wp:extent cx="6261100" cy="4676259"/>
-            <wp:effectExtent b="0" l="0" r="0" t="0"/>
-            <wp:docPr descr="Estimated constants" title="" id="78" name="Picture"/>
-            <a:graphic>
-              <a:graphicData uri="http://schemas.openxmlformats.org/drawingml/2006/picture">
-                <pic:pic>
-                  <pic:nvPicPr>
-                    <pic:cNvPr descr="../reports/figures/constants.png" id="79" name="Picture"/>
-                    <pic:cNvPicPr>
-                      <a:picLocks noChangeArrowheads="1" noChangeAspect="1"/>
-                    </pic:cNvPicPr>
-                  </pic:nvPicPr>
-                  <pic:blipFill>
-                    <a:blip r:embed="rId77"/>
-                    <a:stretch>
-                      <a:fillRect/>
-                    </a:stretch>
-                  </pic:blipFill>
-                  <pic:spPr bwMode="auto">
-                    <a:xfrm>
-                      <a:off x="0" y="0"/>
-                      <a:ext cx="6261100" cy="4676259"/>
-                    </a:xfrm>
-                    <a:prstGeom prst="rect">
-                      <a:avLst/>
-                    </a:prstGeom>
-                    <a:noFill/>
-                    <a:ln w="9525">
-                      <a:noFill/>
-                      <a:headEnd/>
-                      <a:tailEnd/>
-                    </a:ln>
-                  </pic:spPr>
-                </pic:pic>
-              </a:graphicData>
-            </a:graphic>
-          </wp:inline>
-        </w:drawing>
-      </w:r>
-    </w:p>
-    <w:p>
-      <w:pPr>
-        <w:pStyle w:val="BodyText"/>
-      </w:pPr>
-      <w:r>
-        <w:rPr>
-          <w:i/>
-          <w:iCs/>
-        </w:rPr>
-        <w:t xml:space="preserve">Figure A10. Mean change in the exact probability over 2,000 random scenarios</w:t>
-      </w:r>
-      <w:r>
-        <w:rPr>
-          <w:i/>
-          <w:iCs/>
-        </w:rPr>
-        <w:t xml:space="preserve"> </w:t>
-      </w:r>
-      <w:r>
-        <w:rPr>
-          <w:i/>
-          <w:iCs/>
-        </w:rPr>
-        <w:t xml:space="preserve">when each estimated constant is 10 % lower or higher (</w:t>
-      </w:r>
-      <w:r>
-        <w:rPr>
-          <w:rStyle w:val="VerbatimChar"/>
-          <w:i/>
-          <w:iCs/>
-        </w:rPr>
-        <w:t xml:space="preserve">experiments constants</w:t>
-      </w:r>
-      <w:r>
-        <w:rPr>
-          <w:i/>
-          <w:iCs/>
-        </w:rPr>
-        <w:t xml:space="preserve">). Tyre friction and the rear-axle load share act only through</w:t>
-      </w:r>
-      <w:r>
-        <w:rPr>
-          <w:i/>
-          <w:iCs/>
-        </w:rPr>
-        <w:t xml:space="preserve"> </w:t>
-      </w:r>
-      <w:r>
-        <w:rPr>
-          <w:i/>
-          <w:iCs/>
-        </w:rPr>
-        <w:t xml:space="preserve">their product, so their effects are equal.</w:t>
-      </w:r>
-    </w:p>
-    <w:p>
-      <w:pPr>
-        <w:pStyle w:val="BodyText"/>
-      </w:pPr>
-      <w:r>
-        <w:drawing>
-          <wp:inline>
-            <wp:extent cx="6261100" cy="2379218"/>
-            <wp:effectExtent b="0" l="0" r="0" t="0"/>
-            <wp:docPr descr="Overtake Mode rules" title="" id="81" name="Picture"/>
-            <a:graphic>
-              <a:graphicData uri="http://schemas.openxmlformats.org/drawingml/2006/picture">
-                <pic:pic>
-                  <pic:nvPicPr>
-                    <pic:cNvPr descr="../reports/figures/rules.png" id="82" name="Picture"/>
-                    <pic:cNvPicPr>
-                      <a:picLocks noChangeArrowheads="1" noChangeAspect="1"/>
-                    </pic:cNvPicPr>
-                  </pic:nvPicPr>
-                  <pic:blipFill>
-                    <a:blip r:embed="rId80"/>
-                    <a:stretch>
-                      <a:fillRect/>
-                    </a:stretch>
-                  </pic:blipFill>
-                  <pic:spPr bwMode="auto">
-                    <a:xfrm>
-                      <a:off x="0" y="0"/>
-                      <a:ext cx="6261100" cy="2379218"/>
-                    </a:xfrm>
-                    <a:prstGeom prst="rect">
-                      <a:avLst/>
-                    </a:prstGeom>
-                    <a:noFill/>
-                    <a:ln w="9525">
-                      <a:noFill/>
-                      <a:headEnd/>
-                      <a:tailEnd/>
-                    </a:ln>
-                  </pic:spPr>
-                </pic:pic>
-              </a:graphicData>
-            </a:graphic>
-          </wp:inline>
-        </w:drawing>
-      </w:r>
-    </w:p>
-    <w:p>
-      <w:pPr>
-        <w:pStyle w:val="BodyText"/>
-      </w:pPr>
-      <w:r>
-        <w:rPr>
-          <w:i/>
-          <w:iCs/>
-        </w:rPr>
-        <w:t xml:space="preserve">Figure A11. Exact probability in the default scenario against the Overtake</w:t>
-      </w:r>
-      <w:r>
-        <w:rPr>
-          <w:i/>
-          <w:iCs/>
-        </w:rPr>
-        <w:t xml:space="preserve"> </w:t>
-      </w:r>
-      <w:r>
-        <w:rPr>
-          <w:i/>
-          <w:iCs/>
-        </w:rPr>
-        <w:t xml:space="preserve">Mode extra energy (left) and the speed where electrical power starts to taper</w:t>
-      </w:r>
-      <w:r>
-        <w:rPr>
-          <w:i/>
-          <w:iCs/>
-        </w:rPr>
-        <w:t xml:space="preserve"> </w:t>
-      </w:r>
-      <w:r>
-        <w:rPr>
-          <w:i/>
-          <w:iCs/>
-        </w:rPr>
-        <w:t xml:space="preserve">(right), at three attacker charge levels (</w:t>
-      </w:r>
-      <w:r>
-        <w:rPr>
-          <w:rStyle w:val="VerbatimChar"/>
-          <w:i/>
-          <w:iCs/>
-        </w:rPr>
-        <w:t xml:space="preserve">experiments rules</w:t>
-      </w:r>
-      <w:r>
-        <w:rPr>
-          <w:i/>
-          <w:iCs/>
-        </w:rPr>
-        <w:t xml:space="preserve">).</w:t>
-      </w:r>
-    </w:p>
-    <w:bookmarkEnd w:id="83"/>
-    <w:bookmarkStart w:id="84" w:name="appendix-b.-the-full-battery-bias"/>
-    <w:p>
-      <w:pPr>
-        <w:pStyle w:val="Heading2"/>
-      </w:pPr>
-      <w:r>
-        <w:t xml:space="preserve">Appendix B. The full-battery bias</w:t>
-      </w:r>
-    </w:p>
-    <w:p>
-      <w:pPr>
-        <w:pStyle w:val="FirstParagraph"/>
-      </w:pPr>
-      <w:r>
-        <w:t xml:space="preserve">Sensitivity analysis showed the first single network 6 points low at the</w:t>
-      </w:r>
-      <w:r>
-        <w:t xml:space="preserve"> </w:t>
-      </w:r>
-      <w:r>
-        <w:t xml:space="preserve">default scenario. Three explanations were tested in turn. (1)</w:t>
-      </w:r>
-      <w:r>
-        <w:t xml:space="preserve"> </w:t>
-      </w:r>
-      <w:r>
-        <w:rPr>
-          <w:i/>
-          <w:iCs/>
-        </w:rPr>
-        <w:t xml:space="preserve">Too little</w:t>
-      </w:r>
-      <w:r>
-        <w:rPr>
-          <w:i/>
-          <w:iCs/>
-        </w:rPr>
-        <w:t xml:space="preserve"> </w:t>
-      </w:r>
-      <w:r>
-        <w:rPr>
-          <w:i/>
-          <w:iCs/>
-        </w:rPr>
-        <w:t xml:space="preserve">training data at a full battery</w:t>
-      </w:r>
-      <w:r>
-        <w:t xml:space="preserve">, the edge of a uniform 0-100 % distribution:</w:t>
-      </w:r>
-      <w:r>
-        <w:t xml:space="preserve"> </w:t>
-      </w:r>
-      <w:r>
-        <w:t xml:space="preserve">making 15 % of training attempts start full (realistic, so kept) did not</w:t>
-      </w:r>
-      <w:r>
-        <w:t xml:space="preserve"> </w:t>
-      </w:r>
-      <w:r>
-        <w:t xml:space="preserve">reduce the error. (2)</w:t>
-      </w:r>
-      <w:r>
-        <w:t xml:space="preserve"> </w:t>
-      </w:r>
-      <w:r>
-        <w:rPr>
-          <w:i/>
-          <w:iCs/>
-        </w:rPr>
-        <w:t xml:space="preserve">The network smooths a sharp corner</w:t>
-      </w:r>
-      <w:r>
-        <w:t xml:space="preserve">: along the battery</w:t>
-      </w:r>
-      <w:r>
-        <w:t xml:space="preserve"> </w:t>
-      </w:r>
-      <w:r>
-        <w:t xml:space="preserve">axis the exact probability rises steeply and stops abruptly near 60 %, where</w:t>
-      </w:r>
-      <w:r>
-        <w:t xml:space="preserve"> </w:t>
-      </w:r>
-      <w:r>
-        <w:t xml:space="preserve">the battery first covers the straight; two physics-informed inputs (each</w:t>
-      </w:r>
-      <w:r>
-        <w:t xml:space="preserve"> </w:t>
-      </w:r>
-      <w:r>
-        <w:t xml:space="preserve">car’s battery energy divided by the energy needed for full power along the</w:t>
-      </w:r>
-      <w:r>
-        <w:t xml:space="preserve"> </w:t>
-      </w:r>
-      <w:r>
-        <w:t xml:space="preserve">straight, capped at 1) were added to hand the network that corner.</w:t>
-      </w:r>
-      <w:r>
-        <w:t xml:space="preserve"> </w:t>
-      </w:r>
-      <w:r>
-        <w:t xml:space="preserve">(3)</w:t>
-      </w:r>
-      <w:r>
-        <w:t xml:space="preserve"> </w:t>
-      </w:r>
-      <w:r>
-        <w:rPr>
-          <w:i/>
-          <w:iCs/>
-        </w:rPr>
-        <w:t xml:space="preserve">Run-to-run variation</w:t>
-      </w:r>
-      <w:r>
-        <w:t xml:space="preserve"> </w:t>
-      </w:r>
-      <w:r>
-        <w:t xml:space="preserve">between training seeds. Explanations 2 and 3 were</w:t>
-      </w:r>
-      <w:r>
-        <w:t xml:space="preserve"> </w:t>
-      </w:r>
-      <w:r>
-        <w:t xml:space="preserve">tested together over five seeds (</w:t>
-      </w:r>
-      <w:r>
-        <w:rPr>
-          <w:rStyle w:val="VerbatimChar"/>
-        </w:rPr>
-        <w:t xml:space="preserve">experiments ablation</w:t>
-      </w:r>
-      <w:r>
-        <w:t xml:space="preserve">, validation set):</w:t>
+        <w:t xml:space="preserve">and neutralised laps; 95 % Wilson intervals [16]).</w:t>
       </w:r>
     </w:p>
     <w:tbl>
@@ -10694,65 +11167,71 @@
               <w:pStyle w:val="Compact"/>
               <w:spacing w:after="20"/>
             </w:pPr>
-          </w:p>
-        </w:tc>
-        <w:tc>
-          <w:tcPr/>
-          <w:p>
-            <w:pPr>
-              <w:pStyle w:val="Compact"/>
-              <w:spacing w:after="20"/>
-            </w:pPr>
-            <w:r>
-              <w:rPr>
-                <w:sz w:val="17"/>
-              </w:rPr>
-              <w:t xml:space="preserve">Mean error (points)</w:t>
-            </w:r>
-          </w:p>
-        </w:tc>
-        <w:tc>
-          <w:tcPr/>
-          <w:p>
-            <w:pPr>
-              <w:pStyle w:val="Compact"/>
-              <w:spacing w:after="20"/>
-            </w:pPr>
-            <w:r>
-              <w:rPr>
-                <w:sz w:val="17"/>
-              </w:rPr>
-              <w:t xml:space="preserve">Log loss</w:t>
-            </w:r>
-          </w:p>
-        </w:tc>
-        <w:tc>
-          <w:tcPr/>
-          <w:p>
-            <w:pPr>
-              <w:pStyle w:val="Compact"/>
-              <w:spacing w:after="20"/>
-            </w:pPr>
-            <w:r>
-              <w:rPr>
-                <w:sz w:val="17"/>
-              </w:rPr>
-              <w:t xml:space="preserve">Error at default scenario (points)</w:t>
-            </w:r>
-          </w:p>
-        </w:tc>
-        <w:tc>
-          <w:tcPr/>
-          <w:p>
-            <w:pPr>
-              <w:pStyle w:val="Compact"/>
-              <w:spacing w:after="20"/>
-            </w:pPr>
-            <w:r>
-              <w:rPr>
-                <w:sz w:val="17"/>
-              </w:rPr>
-              <w:t xml:space="preserve">Worst error along battery axis (points)</w:t>
+            <w:r>
+              <w:rPr>
+                <w:sz w:val="17"/>
+              </w:rPr>
+              <w:t xml:space="preserve">Gap</w:t>
+            </w:r>
+          </w:p>
+        </w:tc>
+        <w:tc>
+          <w:tcPr/>
+          <w:p>
+            <w:pPr>
+              <w:pStyle w:val="Compact"/>
+              <w:spacing w:after="20"/>
+            </w:pPr>
+            <w:r>
+              <w:rPr>
+                <w:sz w:val="17"/>
+              </w:rPr>
+              <w:t xml:space="preserve">Driver-laps</w:t>
+            </w:r>
+          </w:p>
+        </w:tc>
+        <w:tc>
+          <w:tcPr/>
+          <w:p>
+            <w:pPr>
+              <w:pStyle w:val="Compact"/>
+              <w:spacing w:after="20"/>
+            </w:pPr>
+            <w:r>
+              <w:rPr>
+                <w:sz w:val="17"/>
+              </w:rPr>
+              <w:t xml:space="preserve">Real pass rate</w:t>
+            </w:r>
+          </w:p>
+        </w:tc>
+        <w:tc>
+          <w:tcPr/>
+          <w:p>
+            <w:pPr>
+              <w:pStyle w:val="Compact"/>
+              <w:spacing w:after="20"/>
+            </w:pPr>
+            <w:r>
+              <w:rPr>
+                <w:sz w:val="17"/>
+              </w:rPr>
+              <w:t xml:space="preserve">Relative to 0.25-0.5 s</w:t>
+            </w:r>
+          </w:p>
+        </w:tc>
+        <w:tc>
+          <w:tcPr/>
+          <w:p>
+            <w:pPr>
+              <w:pStyle w:val="Compact"/>
+              <w:spacing w:after="20"/>
+            </w:pPr>
+            <w:r>
+              <w:rPr>
+                <w:sz w:val="17"/>
+              </w:rPr>
+              <w:t xml:space="preserve">Simulator, relative</w:t>
             </w:r>
           </w:p>
         </w:tc>
@@ -10769,67 +11248,67 @@
               <w:rPr>
                 <w:sz w:val="17"/>
               </w:rPr>
-              <w:t xml:space="preserve">Raw inputs, single network (mean ± sd)</w:t>
-            </w:r>
-          </w:p>
-        </w:tc>
-        <w:tc>
-          <w:tcPr/>
-          <w:p>
-            <w:pPr>
-              <w:pStyle w:val="Compact"/>
-              <w:spacing w:after="20"/>
-            </w:pPr>
-            <w:r>
-              <w:rPr>
-                <w:sz w:val="17"/>
-              </w:rPr>
-              <w:t xml:space="preserve">2.24 ± 0.06</w:t>
-            </w:r>
-          </w:p>
-        </w:tc>
-        <w:tc>
-          <w:tcPr/>
-          <w:p>
-            <w:pPr>
-              <w:pStyle w:val="Compact"/>
-              <w:spacing w:after="20"/>
-            </w:pPr>
-            <w:r>
-              <w:rPr>
-                <w:sz w:val="17"/>
-              </w:rPr>
-              <w:t xml:space="preserve">0.2595 ± 0.0004</w:t>
-            </w:r>
-          </w:p>
-        </w:tc>
-        <w:tc>
-          <w:tcPr/>
-          <w:p>
-            <w:pPr>
-              <w:pStyle w:val="Compact"/>
-              <w:spacing w:after="20"/>
-            </w:pPr>
-            <w:r>
-              <w:rPr>
-                <w:sz w:val="17"/>
-              </w:rPr>
-              <w:t xml:space="preserve">-3.5 ± 2.5</w:t>
-            </w:r>
-          </w:p>
-        </w:tc>
-        <w:tc>
-          <w:tcPr/>
-          <w:p>
-            <w:pPr>
-              <w:pStyle w:val="Compact"/>
-              <w:spacing w:after="20"/>
-            </w:pPr>
-            <w:r>
-              <w:rPr>
-                <w:sz w:val="17"/>
-              </w:rPr>
-              <w:t xml:space="preserve">7.8 ± 2.0</w:t>
+              <w:t xml:space="preserve">0-0.25 s</w:t>
+            </w:r>
+          </w:p>
+        </w:tc>
+        <w:tc>
+          <w:tcPr/>
+          <w:p>
+            <w:pPr>
+              <w:pStyle w:val="Compact"/>
+              <w:spacing w:after="20"/>
+            </w:pPr>
+            <w:r>
+              <w:rPr>
+                <w:sz w:val="17"/>
+              </w:rPr>
+              <w:t xml:space="preserve">233</w:t>
+            </w:r>
+          </w:p>
+        </w:tc>
+        <w:tc>
+          <w:tcPr/>
+          <w:p>
+            <w:pPr>
+              <w:pStyle w:val="Compact"/>
+              <w:spacing w:after="20"/>
+            </w:pPr>
+            <w:r>
+              <w:rPr>
+                <w:sz w:val="17"/>
+              </w:rPr>
+              <w:t xml:space="preserve">63 % (56-69)</w:t>
+            </w:r>
+          </w:p>
+        </w:tc>
+        <w:tc>
+          <w:tcPr/>
+          <w:p>
+            <w:pPr>
+              <w:pStyle w:val="Compact"/>
+              <w:spacing w:after="20"/>
+            </w:pPr>
+            <w:r>
+              <w:rPr>
+                <w:sz w:val="17"/>
+              </w:rPr>
+              <w:t xml:space="preserve">1.77</w:t>
+            </w:r>
+          </w:p>
+        </w:tc>
+        <w:tc>
+          <w:tcPr/>
+          <w:p>
+            <w:pPr>
+              <w:pStyle w:val="Compact"/>
+              <w:spacing w:after="20"/>
+            </w:pPr>
+            <w:r>
+              <w:rPr>
+                <w:sz w:val="17"/>
+              </w:rPr>
+              <w:t xml:space="preserve">1.16</w:t>
             </w:r>
           </w:p>
         </w:tc>
@@ -10846,67 +11325,67 @@
               <w:rPr>
                 <w:sz w:val="17"/>
               </w:rPr>
-              <w:t xml:space="preserve">Raw inputs, ensemble of 5</w:t>
-            </w:r>
-          </w:p>
-        </w:tc>
-        <w:tc>
-          <w:tcPr/>
-          <w:p>
-            <w:pPr>
-              <w:pStyle w:val="Compact"/>
-              <w:spacing w:after="20"/>
-            </w:pPr>
-            <w:r>
-              <w:rPr>
-                <w:sz w:val="17"/>
-              </w:rPr>
-              <w:t xml:space="preserve">2.02</w:t>
-            </w:r>
-          </w:p>
-        </w:tc>
-        <w:tc>
-          <w:tcPr/>
-          <w:p>
-            <w:pPr>
-              <w:pStyle w:val="Compact"/>
-              <w:spacing w:after="20"/>
-            </w:pPr>
-            <w:r>
-              <w:rPr>
-                <w:sz w:val="17"/>
-              </w:rPr>
-              <w:t xml:space="preserve">0.2585</w:t>
-            </w:r>
-          </w:p>
-        </w:tc>
-        <w:tc>
-          <w:tcPr/>
-          <w:p>
-            <w:pPr>
-              <w:pStyle w:val="Compact"/>
-              <w:spacing w:after="20"/>
-            </w:pPr>
-            <w:r>
-              <w:rPr>
-                <w:sz w:val="17"/>
-              </w:rPr>
-              <w:t xml:space="preserve">-3.5</w:t>
-            </w:r>
-          </w:p>
-        </w:tc>
-        <w:tc>
-          <w:tcPr/>
-          <w:p>
-            <w:pPr>
-              <w:pStyle w:val="Compact"/>
-              <w:spacing w:after="20"/>
-            </w:pPr>
-            <w:r>
-              <w:rPr>
-                <w:sz w:val="17"/>
-              </w:rPr>
-              <w:t xml:space="preserve">7.4</w:t>
+              <w:t xml:space="preserve">0.25-0.5 s</w:t>
+            </w:r>
+          </w:p>
+        </w:tc>
+        <w:tc>
+          <w:tcPr/>
+          <w:p>
+            <w:pPr>
+              <w:pStyle w:val="Compact"/>
+              <w:spacing w:after="20"/>
+            </w:pPr>
+            <w:r>
+              <w:rPr>
+                <w:sz w:val="17"/>
+              </w:rPr>
+              <w:t xml:space="preserve">801</w:t>
+            </w:r>
+          </w:p>
+        </w:tc>
+        <w:tc>
+          <w:tcPr/>
+          <w:p>
+            <w:pPr>
+              <w:pStyle w:val="Compact"/>
+              <w:spacing w:after="20"/>
+            </w:pPr>
+            <w:r>
+              <w:rPr>
+                <w:sz w:val="17"/>
+              </w:rPr>
+              <w:t xml:space="preserve">35 % (32-39)</w:t>
+            </w:r>
+          </w:p>
+        </w:tc>
+        <w:tc>
+          <w:tcPr/>
+          <w:p>
+            <w:pPr>
+              <w:pStyle w:val="Compact"/>
+              <w:spacing w:after="20"/>
+            </w:pPr>
+            <w:r>
+              <w:rPr>
+                <w:sz w:val="17"/>
+              </w:rPr>
+              <w:t xml:space="preserve">1.00</w:t>
+            </w:r>
+          </w:p>
+        </w:tc>
+        <w:tc>
+          <w:tcPr/>
+          <w:p>
+            <w:pPr>
+              <w:pStyle w:val="Compact"/>
+              <w:spacing w:after="20"/>
+            </w:pPr>
+            <w:r>
+              <w:rPr>
+                <w:sz w:val="17"/>
+              </w:rPr>
+              <w:t xml:space="preserve">1.00</w:t>
             </w:r>
           </w:p>
         </w:tc>
@@ -10923,67 +11402,67 @@
               <w:rPr>
                 <w:sz w:val="17"/>
               </w:rPr>
-              <w:t xml:space="preserve">Energy-cover inputs, single network (mean ± sd)</w:t>
-            </w:r>
-          </w:p>
-        </w:tc>
-        <w:tc>
-          <w:tcPr/>
-          <w:p>
-            <w:pPr>
-              <w:pStyle w:val="Compact"/>
-              <w:spacing w:after="20"/>
-            </w:pPr>
-            <w:r>
-              <w:rPr>
-                <w:sz w:val="17"/>
-              </w:rPr>
-              <w:t xml:space="preserve">2.18 ± 0.04</w:t>
-            </w:r>
-          </w:p>
-        </w:tc>
-        <w:tc>
-          <w:tcPr/>
-          <w:p>
-            <w:pPr>
-              <w:pStyle w:val="Compact"/>
-              <w:spacing w:after="20"/>
-            </w:pPr>
-            <w:r>
-              <w:rPr>
-                <w:sz w:val="17"/>
-              </w:rPr>
-              <w:t xml:space="preserve">0.2589 ± 0.0004</w:t>
-            </w:r>
-          </w:p>
-        </w:tc>
-        <w:tc>
-          <w:tcPr/>
-          <w:p>
-            <w:pPr>
-              <w:pStyle w:val="Compact"/>
-              <w:spacing w:after="20"/>
-            </w:pPr>
-            <w:r>
-              <w:rPr>
-                <w:sz w:val="17"/>
-              </w:rPr>
-              <w:t xml:space="preserve">+0.3 ± 2.5</w:t>
-            </w:r>
-          </w:p>
-        </w:tc>
-        <w:tc>
-          <w:tcPr/>
-          <w:p>
-            <w:pPr>
-              <w:pStyle w:val="Compact"/>
-              <w:spacing w:after="20"/>
-            </w:pPr>
-            <w:r>
-              <w:rPr>
-                <w:sz w:val="17"/>
-              </w:rPr>
-              <w:t xml:space="preserve">12.6 ± 4.3</w:t>
+              <w:t xml:space="preserve">0.5-0.75 s</w:t>
+            </w:r>
+          </w:p>
+        </w:tc>
+        <w:tc>
+          <w:tcPr/>
+          <w:p>
+            <w:pPr>
+              <w:pStyle w:val="Compact"/>
+              <w:spacing w:after="20"/>
+            </w:pPr>
+            <w:r>
+              <w:rPr>
+                <w:sz w:val="17"/>
+              </w:rPr>
+              <w:t xml:space="preserve">1,250</w:t>
+            </w:r>
+          </w:p>
+        </w:tc>
+        <w:tc>
+          <w:tcPr/>
+          <w:p>
+            <w:pPr>
+              <w:pStyle w:val="Compact"/>
+              <w:spacing w:after="20"/>
+            </w:pPr>
+            <w:r>
+              <w:rPr>
+                <w:sz w:val="17"/>
+              </w:rPr>
+              <w:t xml:space="preserve">16 % (14-18)</w:t>
+            </w:r>
+          </w:p>
+        </w:tc>
+        <w:tc>
+          <w:tcPr/>
+          <w:p>
+            <w:pPr>
+              <w:pStyle w:val="Compact"/>
+              <w:spacing w:after="20"/>
+            </w:pPr>
+            <w:r>
+              <w:rPr>
+                <w:sz w:val="17"/>
+              </w:rPr>
+              <w:t xml:space="preserve">0.45</w:t>
+            </w:r>
+          </w:p>
+        </w:tc>
+        <w:tc>
+          <w:tcPr/>
+          <w:p>
+            <w:pPr>
+              <w:pStyle w:val="Compact"/>
+              <w:spacing w:after="20"/>
+            </w:pPr>
+            <w:r>
+              <w:rPr>
+                <w:sz w:val="17"/>
+              </w:rPr>
+              <w:t xml:space="preserve">0.82</w:t>
             </w:r>
           </w:p>
         </w:tc>
@@ -11000,67 +11479,375 @@
               <w:rPr>
                 <w:sz w:val="17"/>
               </w:rPr>
-              <w:t xml:space="preserve">Energy-cover inputs, ensemble of 5</w:t>
-            </w:r>
-          </w:p>
-        </w:tc>
-        <w:tc>
-          <w:tcPr/>
-          <w:p>
-            <w:pPr>
-              <w:pStyle w:val="Compact"/>
-              <w:spacing w:after="20"/>
-            </w:pPr>
-            <w:r>
-              <w:rPr>
-                <w:sz w:val="17"/>
-              </w:rPr>
-              <w:t xml:space="preserve">1.97</w:t>
-            </w:r>
-          </w:p>
-        </w:tc>
-        <w:tc>
-          <w:tcPr/>
-          <w:p>
-            <w:pPr>
-              <w:pStyle w:val="Compact"/>
-              <w:spacing w:after="20"/>
-            </w:pPr>
-            <w:r>
-              <w:rPr>
-                <w:sz w:val="17"/>
-              </w:rPr>
-              <w:t xml:space="preserve">0.2580</w:t>
-            </w:r>
-          </w:p>
-        </w:tc>
-        <w:tc>
-          <w:tcPr/>
-          <w:p>
-            <w:pPr>
-              <w:pStyle w:val="Compact"/>
-              <w:spacing w:after="20"/>
-            </w:pPr>
-            <w:r>
-              <w:rPr>
-                <w:sz w:val="17"/>
-              </w:rPr>
-              <w:t xml:space="preserve">+0.3</w:t>
-            </w:r>
-          </w:p>
-        </w:tc>
-        <w:tc>
-          <w:tcPr/>
-          <w:p>
-            <w:pPr>
-              <w:pStyle w:val="Compact"/>
-              <w:spacing w:after="20"/>
-            </w:pPr>
-            <w:r>
-              <w:rPr>
-                <w:sz w:val="17"/>
-              </w:rPr>
-              <w:t xml:space="preserve">12.6</w:t>
+              <w:t xml:space="preserve">0.75-1 s</w:t>
+            </w:r>
+          </w:p>
+        </w:tc>
+        <w:tc>
+          <w:tcPr/>
+          <w:p>
+            <w:pPr>
+              <w:pStyle w:val="Compact"/>
+              <w:spacing w:after="20"/>
+            </w:pPr>
+            <w:r>
+              <w:rPr>
+                <w:sz w:val="17"/>
+              </w:rPr>
+              <w:t xml:space="preserve">1,061</w:t>
+            </w:r>
+          </w:p>
+        </w:tc>
+        <w:tc>
+          <w:tcPr/>
+          <w:p>
+            <w:pPr>
+              <w:pStyle w:val="Compact"/>
+              <w:spacing w:after="20"/>
+            </w:pPr>
+            <w:r>
+              <w:rPr>
+                <w:sz w:val="17"/>
+              </w:rPr>
+              <w:t xml:space="preserve">6.9 % (5.5-8.6)</w:t>
+            </w:r>
+          </w:p>
+        </w:tc>
+        <w:tc>
+          <w:tcPr/>
+          <w:p>
+            <w:pPr>
+              <w:pStyle w:val="Compact"/>
+              <w:spacing w:after="20"/>
+            </w:pPr>
+            <w:r>
+              <w:rPr>
+                <w:sz w:val="17"/>
+              </w:rPr>
+              <w:t xml:space="preserve">0.19</w:t>
+            </w:r>
+          </w:p>
+        </w:tc>
+        <w:tc>
+          <w:tcPr/>
+          <w:p>
+            <w:pPr>
+              <w:pStyle w:val="Compact"/>
+              <w:spacing w:after="20"/>
+            </w:pPr>
+            <w:r>
+              <w:rPr>
+                <w:sz w:val="17"/>
+              </w:rPr>
+              <w:t xml:space="preserve">0.65</w:t>
+            </w:r>
+          </w:p>
+        </w:tc>
+      </w:tr>
+      <w:tr>
+        <w:tc>
+          <w:tcPr/>
+          <w:p>
+            <w:pPr>
+              <w:pStyle w:val="Compact"/>
+              <w:spacing w:after="20"/>
+            </w:pPr>
+            <w:r>
+              <w:rPr>
+                <w:sz w:val="17"/>
+              </w:rPr>
+              <w:t xml:space="preserve">1-1.25 s</w:t>
+            </w:r>
+          </w:p>
+        </w:tc>
+        <w:tc>
+          <w:tcPr/>
+          <w:p>
+            <w:pPr>
+              <w:pStyle w:val="Compact"/>
+              <w:spacing w:after="20"/>
+            </w:pPr>
+            <w:r>
+              <w:rPr>
+                <w:sz w:val="17"/>
+              </w:rPr>
+              <w:t xml:space="preserve">841</w:t>
+            </w:r>
+          </w:p>
+        </w:tc>
+        <w:tc>
+          <w:tcPr/>
+          <w:p>
+            <w:pPr>
+              <w:pStyle w:val="Compact"/>
+              <w:spacing w:after="20"/>
+            </w:pPr>
+            <w:r>
+              <w:rPr>
+                <w:sz w:val="17"/>
+              </w:rPr>
+              <w:t xml:space="preserve">3.6 % (2.5-5.0)</w:t>
+            </w:r>
+          </w:p>
+        </w:tc>
+        <w:tc>
+          <w:tcPr/>
+          <w:p>
+            <w:pPr>
+              <w:pStyle w:val="Compact"/>
+              <w:spacing w:after="20"/>
+            </w:pPr>
+            <w:r>
+              <w:rPr>
+                <w:sz w:val="17"/>
+              </w:rPr>
+              <w:t xml:space="preserve">0.10</w:t>
+            </w:r>
+          </w:p>
+        </w:tc>
+        <w:tc>
+          <w:tcPr/>
+          <w:p>
+            <w:pPr>
+              <w:pStyle w:val="Compact"/>
+              <w:spacing w:after="20"/>
+            </w:pPr>
+            <w:r>
+              <w:rPr>
+                <w:sz w:val="17"/>
+              </w:rPr>
+              <w:t xml:space="preserve">0.48</w:t>
+            </w:r>
+          </w:p>
+        </w:tc>
+      </w:tr>
+      <w:tr>
+        <w:tc>
+          <w:tcPr/>
+          <w:p>
+            <w:pPr>
+              <w:pStyle w:val="Compact"/>
+              <w:spacing w:after="20"/>
+            </w:pPr>
+            <w:r>
+              <w:rPr>
+                <w:sz w:val="17"/>
+              </w:rPr>
+              <w:t xml:space="preserve">1.25-1.5 s</w:t>
+            </w:r>
+          </w:p>
+        </w:tc>
+        <w:tc>
+          <w:tcPr/>
+          <w:p>
+            <w:pPr>
+              <w:pStyle w:val="Compact"/>
+              <w:spacing w:after="20"/>
+            </w:pPr>
+            <w:r>
+              <w:rPr>
+                <w:sz w:val="17"/>
+              </w:rPr>
+              <w:t xml:space="preserve">705</w:t>
+            </w:r>
+          </w:p>
+        </w:tc>
+        <w:tc>
+          <w:tcPr/>
+          <w:p>
+            <w:pPr>
+              <w:pStyle w:val="Compact"/>
+              <w:spacing w:after="20"/>
+            </w:pPr>
+            <w:r>
+              <w:rPr>
+                <w:sz w:val="17"/>
+              </w:rPr>
+              <w:t xml:space="preserve">4.5 % (3.2-6.3)</w:t>
+            </w:r>
+          </w:p>
+        </w:tc>
+        <w:tc>
+          <w:tcPr/>
+          <w:p>
+            <w:pPr>
+              <w:pStyle w:val="Compact"/>
+              <w:spacing w:after="20"/>
+            </w:pPr>
+            <w:r>
+              <w:rPr>
+                <w:sz w:val="17"/>
+              </w:rPr>
+              <w:t xml:space="preserve">0.13</w:t>
+            </w:r>
+          </w:p>
+        </w:tc>
+        <w:tc>
+          <w:tcPr/>
+          <w:p>
+            <w:pPr>
+              <w:pStyle w:val="Compact"/>
+              <w:spacing w:after="20"/>
+            </w:pPr>
+            <w:r>
+              <w:rPr>
+                <w:sz w:val="17"/>
+              </w:rPr>
+              <w:t xml:space="preserve">0.37</w:t>
+            </w:r>
+          </w:p>
+        </w:tc>
+      </w:tr>
+      <w:tr>
+        <w:tc>
+          <w:tcPr/>
+          <w:p>
+            <w:pPr>
+              <w:pStyle w:val="Compact"/>
+              <w:spacing w:after="20"/>
+            </w:pPr>
+            <w:r>
+              <w:rPr>
+                <w:sz w:val="17"/>
+              </w:rPr>
+              <w:t xml:space="preserve">1.5-2 s</w:t>
+            </w:r>
+          </w:p>
+        </w:tc>
+        <w:tc>
+          <w:tcPr/>
+          <w:p>
+            <w:pPr>
+              <w:pStyle w:val="Compact"/>
+              <w:spacing w:after="20"/>
+            </w:pPr>
+            <w:r>
+              <w:rPr>
+                <w:sz w:val="17"/>
+              </w:rPr>
+              <w:t xml:space="preserve">1,078</w:t>
+            </w:r>
+          </w:p>
+        </w:tc>
+        <w:tc>
+          <w:tcPr/>
+          <w:p>
+            <w:pPr>
+              <w:pStyle w:val="Compact"/>
+              <w:spacing w:after="20"/>
+            </w:pPr>
+            <w:r>
+              <w:rPr>
+                <w:sz w:val="17"/>
+              </w:rPr>
+              <w:t xml:space="preserve">3.2 % (2.3-4.5)</w:t>
+            </w:r>
+          </w:p>
+        </w:tc>
+        <w:tc>
+          <w:tcPr/>
+          <w:p>
+            <w:pPr>
+              <w:pStyle w:val="Compact"/>
+              <w:spacing w:after="20"/>
+            </w:pPr>
+            <w:r>
+              <w:rPr>
+                <w:sz w:val="17"/>
+              </w:rPr>
+              <w:t xml:space="preserve">0.09</w:t>
+            </w:r>
+          </w:p>
+        </w:tc>
+        <w:tc>
+          <w:tcPr/>
+          <w:p>
+            <w:pPr>
+              <w:pStyle w:val="Compact"/>
+              <w:spacing w:after="20"/>
+            </w:pPr>
+            <w:r>
+              <w:rPr>
+                <w:sz w:val="17"/>
+              </w:rPr>
+              <w:t xml:space="preserve">0.27</w:t>
+            </w:r>
+          </w:p>
+        </w:tc>
+      </w:tr>
+      <w:tr>
+        <w:tc>
+          <w:tcPr/>
+          <w:p>
+            <w:pPr>
+              <w:pStyle w:val="Compact"/>
+              <w:spacing w:after="20"/>
+            </w:pPr>
+            <w:r>
+              <w:rPr>
+                <w:sz w:val="17"/>
+              </w:rPr>
+              <w:t xml:space="preserve">2-3 s</w:t>
+            </w:r>
+          </w:p>
+        </w:tc>
+        <w:tc>
+          <w:tcPr/>
+          <w:p>
+            <w:pPr>
+              <w:pStyle w:val="Compact"/>
+              <w:spacing w:after="20"/>
+            </w:pPr>
+            <w:r>
+              <w:rPr>
+                <w:sz w:val="17"/>
+              </w:rPr>
+              <w:t xml:space="preserve">1,532</w:t>
+            </w:r>
+          </w:p>
+        </w:tc>
+        <w:tc>
+          <w:tcPr/>
+          <w:p>
+            <w:pPr>
+              <w:pStyle w:val="Compact"/>
+              <w:spacing w:after="20"/>
+            </w:pPr>
+            <w:r>
+              <w:rPr>
+                <w:sz w:val="17"/>
+              </w:rPr>
+              <w:t xml:space="preserve">2.3 % (1.7-3.2)</w:t>
+            </w:r>
+          </w:p>
+        </w:tc>
+        <w:tc>
+          <w:tcPr/>
+          <w:p>
+            <w:pPr>
+              <w:pStyle w:val="Compact"/>
+              <w:spacing w:after="20"/>
+            </w:pPr>
+            <w:r>
+              <w:rPr>
+                <w:sz w:val="17"/>
+              </w:rPr>
+              <w:t xml:space="preserve">0.07</w:t>
+            </w:r>
+          </w:p>
+        </w:tc>
+        <w:tc>
+          <w:tcPr/>
+          <w:p>
+            <w:pPr>
+              <w:pStyle w:val="Compact"/>
+              <w:spacing w:after="20"/>
+            </w:pPr>
+            <w:r>
+              <w:rPr>
+                <w:sz w:val="17"/>
+              </w:rPr>
+              <w:t xml:space="preserve">outside simulated range</w:t>
             </w:r>
           </w:p>
         </w:tc>
@@ -11071,1237 +11858,41 @@
         <w:pStyle w:val="BodyText"/>
       </w:pPr>
       <w:r>
-        <w:t xml:space="preserve">The seed alone moves the default-scenario error by about ±2.5 points, so the</w:t>
-      </w:r>
-      <w:r>
-        <w:t xml:space="preserve"> </w:t>
-      </w:r>
-      <w:r>
-        <w:t xml:space="preserve">first network’s -6 points was partly bad luck. Ensembling cut the mean error</w:t>
-      </w:r>
-      <w:r>
-        <w:t xml:space="preserve"> </w:t>
-      </w:r>
-      <w:r>
-        <w:t xml:space="preserve">by about 10 % with either input set, but cannot remove a bias that all runs</w:t>
-      </w:r>
-      <w:r>
-        <w:t xml:space="preserve"> </w:t>
-      </w:r>
-      <w:r>
-        <w:t xml:space="preserve">share. The energy-cover inputs removed the bias at the default scenario and</w:t>
-      </w:r>
-      <w:r>
-        <w:t xml:space="preserve"> </w:t>
-      </w:r>
-      <w:r>
-        <w:t xml:space="preserve">lowered the log loss slightly but consistently (by 0.0005, in all five</w:t>
-      </w:r>
-      <w:r>
-        <w:t xml:space="preserve"> </w:t>
-      </w:r>
-      <w:r>
-        <w:t xml:space="preserve">seeds), yet made the worst error along the battery axis larger (12.6 against</w:t>
-      </w:r>
-      <w:r>
-        <w:t xml:space="preserve"> </w:t>
-      </w:r>
-      <w:r>
-        <w:t xml:space="preserve">7.4 points), because their energy estimate ignores the power taper above</w:t>
-      </w:r>
-      <w:r>
-        <w:t xml:space="preserve"> </w:t>
-      </w:r>
-      <w:r>
-        <w:t xml:space="preserve">290 km/h and puts the corner at about 75 % instead of 60 %. A model that is</w:t>
-      </w:r>
-      <w:r>
-        <w:t xml:space="preserve"> </w:t>
-      </w:r>
-      <w:r>
-        <w:t xml:space="preserve">better on average but wrong in the place a strategist most needs was not</w:t>
-      </w:r>
-      <w:r>
-        <w:t xml:space="preserve"> </w:t>
-      </w:r>
-      <w:r>
-        <w:t xml:space="preserve">adopted: raw inputs, ensemble of five. On a wet track with intermediates the</w:t>
-      </w:r>
-      <w:r>
-        <w:t xml:space="preserve"> </w:t>
-      </w:r>
-      <w:r>
-        <w:t xml:space="preserve">remaining bias grows to 10.5 points at a full battery (20 % against 30 %),</w:t>
-      </w:r>
-      <w:r>
-        <w:t xml:space="preserve"> </w:t>
-      </w:r>
-      <w:r>
-        <w:t xml:space="preserve">although across the 1,569 wet straights in the test set on which both cars</w:t>
-      </w:r>
-      <w:r>
-        <w:t xml:space="preserve"> </w:t>
-      </w:r>
-      <w:r>
-        <w:t xml:space="preserve">use intermediates or wets the error averages 2.8 points with no overall bias.</w:t>
+        <w:t xml:space="preserve">The rates are per lap for real races and per attempt for the simulator, over</w:t>
+      </w:r>
+      <w:r>
+        <w:t xml:space="preserve"> </w:t>
+      </w:r>
+      <w:r>
+        <w:t xml:space="preserve">different mixes of situations, so only their shapes are compared. A sharp step</w:t>
+      </w:r>
+      <w:r>
+        <w:t xml:space="preserve"> </w:t>
+      </w:r>
+      <w:r>
+        <w:t xml:space="preserve">at the 1 s threshold would be blurred in the real data, because the gap is</w:t>
+      </w:r>
+      <w:r>
+        <w:t xml:space="preserve"> </w:t>
+      </w:r>
+      <w:r>
+        <w:t xml:space="preserve">measured at the start of the lap rather than at the detection point. The</w:t>
+      </w:r>
+      <w:r>
+        <w:t xml:space="preserve"> </w:t>
+      </w:r>
+      <w:r>
+        <w:t xml:space="preserve">circuit comparison uses 16 of the 17 races: one race’s circuit is not in the</w:t>
+      </w:r>
+      <w:r>
+        <w:t xml:space="preserve"> </w:t>
+      </w:r>
+      <w:r>
+        <w:t xml:space="preserve">simulator’s list.</w:t>
       </w:r>
     </w:p>
-    <w:bookmarkEnd w:id="84"/>
-    <w:bookmarkStart w:id="94" w:name="appendix-c.-real-data-comparison-details"/>
-    <w:p>
-      <w:pPr>
-        <w:pStyle w:val="Heading2"/>
-      </w:pPr>
-      <w:r>
-        <w:t xml:space="preserve">Appendix C. Real-data comparison details</w:t>
-      </w:r>
-    </w:p>
-    <w:p>
-      <w:pPr>
-        <w:pStyle w:val="FirstParagraph"/>
-      </w:pPr>
-      <w:r>
-        <w:rPr>
-          <w:rStyle w:val="VerbatimChar"/>
-        </w:rPr>
-        <w:t xml:space="preserve">python -m overtake.experiments real</w:t>
-      </w:r>
-      <w:r>
-        <w:t xml:space="preserve">; results in</w:t>
-      </w:r>
-      <w:r>
-        <w:t xml:space="preserve"> </w:t>
-      </w:r>
-      <w:r>
-        <w:rPr>
-          <w:rStyle w:val="VerbatimChar"/>
-        </w:rPr>
-        <w:t xml:space="preserve">reports/results/real_data.json</w:t>
-      </w:r>
-      <w:r>
-        <w:t xml:space="preserve">. Position changes are classified by the first</w:t>
-      </w:r>
-      <w:r>
-        <w:t xml:space="preserve"> </w:t>
-      </w:r>
-      <w:r>
-        <w:t xml:space="preserve">rule that applies:</w:t>
-      </w:r>
-      <w:r>
-        <w:t xml:space="preserve"> </w:t>
-      </w:r>
-      <w:r>
-        <w:rPr>
-          <w:i/>
-          <w:iCs/>
-        </w:rPr>
-        <w:t xml:space="preserve">start</w:t>
-      </w:r>
-      <w:r>
-        <w:t xml:space="preserve"> </w:t>
-      </w:r>
-      <w:r>
-        <w:t xml:space="preserve">(lap 1, 962);</w:t>
-      </w:r>
-      <w:r>
-        <w:t xml:space="preserve"> </w:t>
-      </w:r>
-      <w:r>
-        <w:rPr>
-          <w:i/>
-          <w:iCs/>
-        </w:rPr>
-        <w:t xml:space="preserve">neutralised</w:t>
-      </w:r>
-      <w:r>
-        <w:t xml:space="preserve"> </w:t>
-      </w:r>
-      <w:r>
-        <w:t xml:space="preserve">(852): during a safety</w:t>
-      </w:r>
-      <w:r>
-        <w:t xml:space="preserve"> </w:t>
-      </w:r>
-      <w:r>
-        <w:t xml:space="preserve">car, virtual safety car or red flag, or while race control had disabled</w:t>
-      </w:r>
-      <w:r>
-        <w:t xml:space="preserve"> </w:t>
-      </w:r>
-      <w:r>
-        <w:t xml:space="preserve">Overtake Mode, taken from race-control messages;</w:t>
-      </w:r>
-      <w:r>
-        <w:t xml:space="preserve"> </w:t>
-      </w:r>
-      <w:r>
-        <w:rPr>
-          <w:i/>
-          <w:iCs/>
-        </w:rPr>
-        <w:t xml:space="preserve">pit stop</w:t>
-      </w:r>
-      <w:r>
-        <w:t xml:space="preserve"> </w:t>
-      </w:r>
-      <w:r>
-        <w:t xml:space="preserve">(1,253): either</w:t>
-      </w:r>
-      <w:r>
-        <w:t xml:space="preserve"> </w:t>
-      </w:r>
-      <w:r>
-        <w:t xml:space="preserve">car pitted on that lap or the lap before, or is on its pit-out lap;</w:t>
-      </w:r>
-      <w:r>
-        <w:t xml:space="preserve"> </w:t>
-      </w:r>
-      <w:r>
-        <w:rPr>
-          <w:i/>
-          <w:iCs/>
-        </w:rPr>
-        <w:t xml:space="preserve">on track</w:t>
-      </w:r>
-      <w:r>
-        <w:t xml:space="preserve"> </w:t>
-      </w:r>
-      <w:r>
-        <w:t xml:space="preserve">(1,222, 28 %). Checking individual passes against the raw rows exposed the</w:t>
-      </w:r>
-      <w:r>
-        <w:t xml:space="preserve"> </w:t>
-      </w:r>
-      <w:r>
-        <w:t xml:space="preserve">need for the neutralised rule: at Monza a</w:t>
-      </w:r>
-      <w:r>
-        <w:t xml:space="preserve"> </w:t>
-      </w:r>
-      <w:r>
-        <w:t xml:space="preserve">“pass”</w:t>
-      </w:r>
-      <w:r>
-        <w:t xml:space="preserve"> </w:t>
-      </w:r>
-      <w:r>
-        <w:t xml:space="preserve">on lap 6 was made behind the</w:t>
-      </w:r>
-      <w:r>
-        <w:t xml:space="preserve"> </w:t>
-      </w:r>
-      <w:r>
-        <w:t xml:space="preserve">safety car after a red flag, on a 148 s lap against a normal 88 s. Filtering</w:t>
-      </w:r>
-      <w:r>
-        <w:t xml:space="preserve"> </w:t>
-      </w:r>
-      <w:r>
-        <w:t xml:space="preserve">mattered as much as modelling: 72 % of recorded position changes were not</w:t>
-      </w:r>
-      <w:r>
-        <w:t xml:space="preserve"> </w:t>
-      </w:r>
-      <w:r>
-        <w:t xml:space="preserve">on-track passes.</w:t>
-      </w:r>
-    </w:p>
-    <w:p>
-      <w:pPr>
-        <w:pStyle w:val="BodyText"/>
-      </w:pPr>
-      <w:r>
-        <w:rPr>
-          <w:i/>
-          <w:iCs/>
-        </w:rPr>
-        <w:t xml:space="preserve">Table C1. Pass rate per lap against the gap at the start of the lap</w:t>
-      </w:r>
-      <w:r>
-        <w:rPr>
-          <w:i/>
-          <w:iCs/>
-        </w:rPr>
-        <w:t xml:space="preserve"> </w:t>
-      </w:r>
-      <w:r>
-        <w:rPr>
-          <w:i/>
-          <w:iCs/>
-        </w:rPr>
-        <w:t xml:space="preserve">(7,501 driver-laps with a gap under 3 s, of 14,942 after removing lap 1, pit</w:t>
-      </w:r>
-      <w:r>
-        <w:rPr>
-          <w:i/>
-          <w:iCs/>
-        </w:rPr>
-        <w:t xml:space="preserve"> </w:t>
-      </w:r>
-      <w:r>
-        <w:rPr>
-          <w:i/>
-          <w:iCs/>
-        </w:rPr>
-        <w:t xml:space="preserve">and neutralised laps; 95 % Wilson intervals [16]).</w:t>
-      </w:r>
-    </w:p>
-    <w:tbl>
-      <w:tblPr>
-        <w:tblStyle w:val="Table"/>
-        <w:tblW w:type="pct" w:w="5000"/>
-        <w:tblLayout w:type="fixed"/>
-        <w:tblLook w:firstRow="1" w:lastRow="0" w:firstColumn="0" w:lastColumn="0" w:noHBand="0" w:noVBand="0" w:val="0020"/>
-      </w:tblPr>
-      <w:tblGrid>
-        <w:gridCol w:w="1584"/>
-        <w:gridCol w:w="1584"/>
-        <w:gridCol w:w="1584"/>
-        <w:gridCol w:w="1584"/>
-        <w:gridCol w:w="1584"/>
-      </w:tblGrid>
-      <w:tr>
-        <w:trPr>
-          <w:tblHeader w:val="on"/>
-        </w:trPr>
-        <w:tc>
-          <w:tcPr/>
-          <w:p>
-            <w:pPr>
-              <w:pStyle w:val="Compact"/>
-              <w:spacing w:after="20"/>
-            </w:pPr>
-            <w:r>
-              <w:rPr>
-                <w:sz w:val="17"/>
-              </w:rPr>
-              <w:t xml:space="preserve">Gap</w:t>
-            </w:r>
-          </w:p>
-        </w:tc>
-        <w:tc>
-          <w:tcPr/>
-          <w:p>
-            <w:pPr>
-              <w:pStyle w:val="Compact"/>
-              <w:spacing w:after="20"/>
-            </w:pPr>
-            <w:r>
-              <w:rPr>
-                <w:sz w:val="17"/>
-              </w:rPr>
-              <w:t xml:space="preserve">Driver-laps</w:t>
-            </w:r>
-          </w:p>
-        </w:tc>
-        <w:tc>
-          <w:tcPr/>
-          <w:p>
-            <w:pPr>
-              <w:pStyle w:val="Compact"/>
-              <w:spacing w:after="20"/>
-            </w:pPr>
-            <w:r>
-              <w:rPr>
-                <w:sz w:val="17"/>
-              </w:rPr>
-              <w:t xml:space="preserve">Real pass rate</w:t>
-            </w:r>
-          </w:p>
-        </w:tc>
-        <w:tc>
-          <w:tcPr/>
-          <w:p>
-            <w:pPr>
-              <w:pStyle w:val="Compact"/>
-              <w:spacing w:after="20"/>
-            </w:pPr>
-            <w:r>
-              <w:rPr>
-                <w:sz w:val="17"/>
-              </w:rPr>
-              <w:t xml:space="preserve">Relative to 0.25-0.5 s</w:t>
-            </w:r>
-          </w:p>
-        </w:tc>
-        <w:tc>
-          <w:tcPr/>
-          <w:p>
-            <w:pPr>
-              <w:pStyle w:val="Compact"/>
-              <w:spacing w:after="20"/>
-            </w:pPr>
-            <w:r>
-              <w:rPr>
-                <w:sz w:val="17"/>
-              </w:rPr>
-              <w:t xml:space="preserve">Simulator, relative</w:t>
-            </w:r>
-          </w:p>
-        </w:tc>
-      </w:tr>
-      <w:tr>
-        <w:tc>
-          <w:tcPr/>
-          <w:p>
-            <w:pPr>
-              <w:pStyle w:val="Compact"/>
-              <w:spacing w:after="20"/>
-            </w:pPr>
-            <w:r>
-              <w:rPr>
-                <w:sz w:val="17"/>
-              </w:rPr>
-              <w:t xml:space="preserve">0-0.25 s</w:t>
-            </w:r>
-          </w:p>
-        </w:tc>
-        <w:tc>
-          <w:tcPr/>
-          <w:p>
-            <w:pPr>
-              <w:pStyle w:val="Compact"/>
-              <w:spacing w:after="20"/>
-            </w:pPr>
-            <w:r>
-              <w:rPr>
-                <w:sz w:val="17"/>
-              </w:rPr>
-              <w:t xml:space="preserve">233</w:t>
-            </w:r>
-          </w:p>
-        </w:tc>
-        <w:tc>
-          <w:tcPr/>
-          <w:p>
-            <w:pPr>
-              <w:pStyle w:val="Compact"/>
-              <w:spacing w:after="20"/>
-            </w:pPr>
-            <w:r>
-              <w:rPr>
-                <w:sz w:val="17"/>
-              </w:rPr>
-              <w:t xml:space="preserve">63 % (56-69)</w:t>
-            </w:r>
-          </w:p>
-        </w:tc>
-        <w:tc>
-          <w:tcPr/>
-          <w:p>
-            <w:pPr>
-              <w:pStyle w:val="Compact"/>
-              <w:spacing w:after="20"/>
-            </w:pPr>
-            <w:r>
-              <w:rPr>
-                <w:sz w:val="17"/>
-              </w:rPr>
-              <w:t xml:space="preserve">1.77</w:t>
-            </w:r>
-          </w:p>
-        </w:tc>
-        <w:tc>
-          <w:tcPr/>
-          <w:p>
-            <w:pPr>
-              <w:pStyle w:val="Compact"/>
-              <w:spacing w:after="20"/>
-            </w:pPr>
-            <w:r>
-              <w:rPr>
-                <w:sz w:val="17"/>
-              </w:rPr>
-              <w:t xml:space="preserve">1.16</w:t>
-            </w:r>
-          </w:p>
-        </w:tc>
-      </w:tr>
-      <w:tr>
-        <w:tc>
-          <w:tcPr/>
-          <w:p>
-            <w:pPr>
-              <w:pStyle w:val="Compact"/>
-              <w:spacing w:after="20"/>
-            </w:pPr>
-            <w:r>
-              <w:rPr>
-                <w:sz w:val="17"/>
-              </w:rPr>
-              <w:t xml:space="preserve">0.25-0.5 s</w:t>
-            </w:r>
-          </w:p>
-        </w:tc>
-        <w:tc>
-          <w:tcPr/>
-          <w:p>
-            <w:pPr>
-              <w:pStyle w:val="Compact"/>
-              <w:spacing w:after="20"/>
-            </w:pPr>
-            <w:r>
-              <w:rPr>
-                <w:sz w:val="17"/>
-              </w:rPr>
-              <w:t xml:space="preserve">801</w:t>
-            </w:r>
-          </w:p>
-        </w:tc>
-        <w:tc>
-          <w:tcPr/>
-          <w:p>
-            <w:pPr>
-              <w:pStyle w:val="Compact"/>
-              <w:spacing w:after="20"/>
-            </w:pPr>
-            <w:r>
-              <w:rPr>
-                <w:sz w:val="17"/>
-              </w:rPr>
-              <w:t xml:space="preserve">35 % (32-39)</w:t>
-            </w:r>
-          </w:p>
-        </w:tc>
-        <w:tc>
-          <w:tcPr/>
-          <w:p>
-            <w:pPr>
-              <w:pStyle w:val="Compact"/>
-              <w:spacing w:after="20"/>
-            </w:pPr>
-            <w:r>
-              <w:rPr>
-                <w:sz w:val="17"/>
-              </w:rPr>
-              <w:t xml:space="preserve">1.00</w:t>
-            </w:r>
-          </w:p>
-        </w:tc>
-        <w:tc>
-          <w:tcPr/>
-          <w:p>
-            <w:pPr>
-              <w:pStyle w:val="Compact"/>
-              <w:spacing w:after="20"/>
-            </w:pPr>
-            <w:r>
-              <w:rPr>
-                <w:sz w:val="17"/>
-              </w:rPr>
-              <w:t xml:space="preserve">1.00</w:t>
-            </w:r>
-          </w:p>
-        </w:tc>
-      </w:tr>
-      <w:tr>
-        <w:tc>
-          <w:tcPr/>
-          <w:p>
-            <w:pPr>
-              <w:pStyle w:val="Compact"/>
-              <w:spacing w:after="20"/>
-            </w:pPr>
-            <w:r>
-              <w:rPr>
-                <w:sz w:val="17"/>
-              </w:rPr>
-              <w:t xml:space="preserve">0.5-0.75 s</w:t>
-            </w:r>
-          </w:p>
-        </w:tc>
-        <w:tc>
-          <w:tcPr/>
-          <w:p>
-            <w:pPr>
-              <w:pStyle w:val="Compact"/>
-              <w:spacing w:after="20"/>
-            </w:pPr>
-            <w:r>
-              <w:rPr>
-                <w:sz w:val="17"/>
-              </w:rPr>
-              <w:t xml:space="preserve">1,250</w:t>
-            </w:r>
-          </w:p>
-        </w:tc>
-        <w:tc>
-          <w:tcPr/>
-          <w:p>
-            <w:pPr>
-              <w:pStyle w:val="Compact"/>
-              <w:spacing w:after="20"/>
-            </w:pPr>
-            <w:r>
-              <w:rPr>
-                <w:sz w:val="17"/>
-              </w:rPr>
-              <w:t xml:space="preserve">16 % (14-18)</w:t>
-            </w:r>
-          </w:p>
-        </w:tc>
-        <w:tc>
-          <w:tcPr/>
-          <w:p>
-            <w:pPr>
-              <w:pStyle w:val="Compact"/>
-              <w:spacing w:after="20"/>
-            </w:pPr>
-            <w:r>
-              <w:rPr>
-                <w:sz w:val="17"/>
-              </w:rPr>
-              <w:t xml:space="preserve">0.45</w:t>
-            </w:r>
-          </w:p>
-        </w:tc>
-        <w:tc>
-          <w:tcPr/>
-          <w:p>
-            <w:pPr>
-              <w:pStyle w:val="Compact"/>
-              <w:spacing w:after="20"/>
-            </w:pPr>
-            <w:r>
-              <w:rPr>
-                <w:sz w:val="17"/>
-              </w:rPr>
-              <w:t xml:space="preserve">0.82</w:t>
-            </w:r>
-          </w:p>
-        </w:tc>
-      </w:tr>
-      <w:tr>
-        <w:tc>
-          <w:tcPr/>
-          <w:p>
-            <w:pPr>
-              <w:pStyle w:val="Compact"/>
-              <w:spacing w:after="20"/>
-            </w:pPr>
-            <w:r>
-              <w:rPr>
-                <w:sz w:val="17"/>
-              </w:rPr>
-              <w:t xml:space="preserve">0.75-1 s</w:t>
-            </w:r>
-          </w:p>
-        </w:tc>
-        <w:tc>
-          <w:tcPr/>
-          <w:p>
-            <w:pPr>
-              <w:pStyle w:val="Compact"/>
-              <w:spacing w:after="20"/>
-            </w:pPr>
-            <w:r>
-              <w:rPr>
-                <w:sz w:val="17"/>
-              </w:rPr>
-              <w:t xml:space="preserve">1,061</w:t>
-            </w:r>
-          </w:p>
-        </w:tc>
-        <w:tc>
-          <w:tcPr/>
-          <w:p>
-            <w:pPr>
-              <w:pStyle w:val="Compact"/>
-              <w:spacing w:after="20"/>
-            </w:pPr>
-            <w:r>
-              <w:rPr>
-                <w:sz w:val="17"/>
-              </w:rPr>
-              <w:t xml:space="preserve">6.9 % (5.5-8.6)</w:t>
-            </w:r>
-          </w:p>
-        </w:tc>
-        <w:tc>
-          <w:tcPr/>
-          <w:p>
-            <w:pPr>
-              <w:pStyle w:val="Compact"/>
-              <w:spacing w:after="20"/>
-            </w:pPr>
-            <w:r>
-              <w:rPr>
-                <w:sz w:val="17"/>
-              </w:rPr>
-              <w:t xml:space="preserve">0.19</w:t>
-            </w:r>
-          </w:p>
-        </w:tc>
-        <w:tc>
-          <w:tcPr/>
-          <w:p>
-            <w:pPr>
-              <w:pStyle w:val="Compact"/>
-              <w:spacing w:after="20"/>
-            </w:pPr>
-            <w:r>
-              <w:rPr>
-                <w:sz w:val="17"/>
-              </w:rPr>
-              <w:t xml:space="preserve">0.65</w:t>
-            </w:r>
-          </w:p>
-        </w:tc>
-      </w:tr>
-      <w:tr>
-        <w:tc>
-          <w:tcPr/>
-          <w:p>
-            <w:pPr>
-              <w:pStyle w:val="Compact"/>
-              <w:spacing w:after="20"/>
-            </w:pPr>
-            <w:r>
-              <w:rPr>
-                <w:sz w:val="17"/>
-              </w:rPr>
-              <w:t xml:space="preserve">1-1.25 s</w:t>
-            </w:r>
-          </w:p>
-        </w:tc>
-        <w:tc>
-          <w:tcPr/>
-          <w:p>
-            <w:pPr>
-              <w:pStyle w:val="Compact"/>
-              <w:spacing w:after="20"/>
-            </w:pPr>
-            <w:r>
-              <w:rPr>
-                <w:sz w:val="17"/>
-              </w:rPr>
-              <w:t xml:space="preserve">841</w:t>
-            </w:r>
-          </w:p>
-        </w:tc>
-        <w:tc>
-          <w:tcPr/>
-          <w:p>
-            <w:pPr>
-              <w:pStyle w:val="Compact"/>
-              <w:spacing w:after="20"/>
-            </w:pPr>
-            <w:r>
-              <w:rPr>
-                <w:sz w:val="17"/>
-              </w:rPr>
-              <w:t xml:space="preserve">3.6 % (2.5-5.0)</w:t>
-            </w:r>
-          </w:p>
-        </w:tc>
-        <w:tc>
-          <w:tcPr/>
-          <w:p>
-            <w:pPr>
-              <w:pStyle w:val="Compact"/>
-              <w:spacing w:after="20"/>
-            </w:pPr>
-            <w:r>
-              <w:rPr>
-                <w:sz w:val="17"/>
-              </w:rPr>
-              <w:t xml:space="preserve">0.10</w:t>
-            </w:r>
-          </w:p>
-        </w:tc>
-        <w:tc>
-          <w:tcPr/>
-          <w:p>
-            <w:pPr>
-              <w:pStyle w:val="Compact"/>
-              <w:spacing w:after="20"/>
-            </w:pPr>
-            <w:r>
-              <w:rPr>
-                <w:sz w:val="17"/>
-              </w:rPr>
-              <w:t xml:space="preserve">0.48</w:t>
-            </w:r>
-          </w:p>
-        </w:tc>
-      </w:tr>
-      <w:tr>
-        <w:tc>
-          <w:tcPr/>
-          <w:p>
-            <w:pPr>
-              <w:pStyle w:val="Compact"/>
-              <w:spacing w:after="20"/>
-            </w:pPr>
-            <w:r>
-              <w:rPr>
-                <w:sz w:val="17"/>
-              </w:rPr>
-              <w:t xml:space="preserve">1.25-1.5 s</w:t>
-            </w:r>
-          </w:p>
-        </w:tc>
-        <w:tc>
-          <w:tcPr/>
-          <w:p>
-            <w:pPr>
-              <w:pStyle w:val="Compact"/>
-              <w:spacing w:after="20"/>
-            </w:pPr>
-            <w:r>
-              <w:rPr>
-                <w:sz w:val="17"/>
-              </w:rPr>
-              <w:t xml:space="preserve">705</w:t>
-            </w:r>
-          </w:p>
-        </w:tc>
-        <w:tc>
-          <w:tcPr/>
-          <w:p>
-            <w:pPr>
-              <w:pStyle w:val="Compact"/>
-              <w:spacing w:after="20"/>
-            </w:pPr>
-            <w:r>
-              <w:rPr>
-                <w:sz w:val="17"/>
-              </w:rPr>
-              <w:t xml:space="preserve">4.5 % (3.2-6.3)</w:t>
-            </w:r>
-          </w:p>
-        </w:tc>
-        <w:tc>
-          <w:tcPr/>
-          <w:p>
-            <w:pPr>
-              <w:pStyle w:val="Compact"/>
-              <w:spacing w:after="20"/>
-            </w:pPr>
-            <w:r>
-              <w:rPr>
-                <w:sz w:val="17"/>
-              </w:rPr>
-              <w:t xml:space="preserve">0.13</w:t>
-            </w:r>
-          </w:p>
-        </w:tc>
-        <w:tc>
-          <w:tcPr/>
-          <w:p>
-            <w:pPr>
-              <w:pStyle w:val="Compact"/>
-              <w:spacing w:after="20"/>
-            </w:pPr>
-            <w:r>
-              <w:rPr>
-                <w:sz w:val="17"/>
-              </w:rPr>
-              <w:t xml:space="preserve">0.37</w:t>
-            </w:r>
-          </w:p>
-        </w:tc>
-      </w:tr>
-      <w:tr>
-        <w:tc>
-          <w:tcPr/>
-          <w:p>
-            <w:pPr>
-              <w:pStyle w:val="Compact"/>
-              <w:spacing w:after="20"/>
-            </w:pPr>
-            <w:r>
-              <w:rPr>
-                <w:sz w:val="17"/>
-              </w:rPr>
-              <w:t xml:space="preserve">1.5-2 s</w:t>
-            </w:r>
-          </w:p>
-        </w:tc>
-        <w:tc>
-          <w:tcPr/>
-          <w:p>
-            <w:pPr>
-              <w:pStyle w:val="Compact"/>
-              <w:spacing w:after="20"/>
-            </w:pPr>
-            <w:r>
-              <w:rPr>
-                <w:sz w:val="17"/>
-              </w:rPr>
-              <w:t xml:space="preserve">1,078</w:t>
-            </w:r>
-          </w:p>
-        </w:tc>
-        <w:tc>
-          <w:tcPr/>
-          <w:p>
-            <w:pPr>
-              <w:pStyle w:val="Compact"/>
-              <w:spacing w:after="20"/>
-            </w:pPr>
-            <w:r>
-              <w:rPr>
-                <w:sz w:val="17"/>
-              </w:rPr>
-              <w:t xml:space="preserve">3.2 % (2.3-4.5)</w:t>
-            </w:r>
-          </w:p>
-        </w:tc>
-        <w:tc>
-          <w:tcPr/>
-          <w:p>
-            <w:pPr>
-              <w:pStyle w:val="Compact"/>
-              <w:spacing w:after="20"/>
-            </w:pPr>
-            <w:r>
-              <w:rPr>
-                <w:sz w:val="17"/>
-              </w:rPr>
-              <w:t xml:space="preserve">0.09</w:t>
-            </w:r>
-          </w:p>
-        </w:tc>
-        <w:tc>
-          <w:tcPr/>
-          <w:p>
-            <w:pPr>
-              <w:pStyle w:val="Compact"/>
-              <w:spacing w:after="20"/>
-            </w:pPr>
-            <w:r>
-              <w:rPr>
-                <w:sz w:val="17"/>
-              </w:rPr>
-              <w:t xml:space="preserve">0.27</w:t>
-            </w:r>
-          </w:p>
-        </w:tc>
-      </w:tr>
-      <w:tr>
-        <w:tc>
-          <w:tcPr/>
-          <w:p>
-            <w:pPr>
-              <w:pStyle w:val="Compact"/>
-              <w:spacing w:after="20"/>
-            </w:pPr>
-            <w:r>
-              <w:rPr>
-                <w:sz w:val="17"/>
-              </w:rPr>
-              <w:t xml:space="preserve">2-3 s</w:t>
-            </w:r>
-          </w:p>
-        </w:tc>
-        <w:tc>
-          <w:tcPr/>
-          <w:p>
-            <w:pPr>
-              <w:pStyle w:val="Compact"/>
-              <w:spacing w:after="20"/>
-            </w:pPr>
-            <w:r>
-              <w:rPr>
-                <w:sz w:val="17"/>
-              </w:rPr>
-              <w:t xml:space="preserve">1,532</w:t>
-            </w:r>
-          </w:p>
-        </w:tc>
-        <w:tc>
-          <w:tcPr/>
-          <w:p>
-            <w:pPr>
-              <w:pStyle w:val="Compact"/>
-              <w:spacing w:after="20"/>
-            </w:pPr>
-            <w:r>
-              <w:rPr>
-                <w:sz w:val="17"/>
-              </w:rPr>
-              <w:t xml:space="preserve">2.3 % (1.7-3.2)</w:t>
-            </w:r>
-          </w:p>
-        </w:tc>
-        <w:tc>
-          <w:tcPr/>
-          <w:p>
-            <w:pPr>
-              <w:pStyle w:val="Compact"/>
-              <w:spacing w:after="20"/>
-            </w:pPr>
-            <w:r>
-              <w:rPr>
-                <w:sz w:val="17"/>
-              </w:rPr>
-              <w:t xml:space="preserve">0.07</w:t>
-            </w:r>
-          </w:p>
-        </w:tc>
-        <w:tc>
-          <w:tcPr/>
-          <w:p>
-            <w:pPr>
-              <w:pStyle w:val="Compact"/>
-              <w:spacing w:after="20"/>
-            </w:pPr>
-            <w:r>
-              <w:rPr>
-                <w:sz w:val="17"/>
-              </w:rPr>
-              <w:t xml:space="preserve">outside simulated range</w:t>
-            </w:r>
-          </w:p>
-        </w:tc>
-      </w:tr>
-    </w:tbl>
-    <w:p>
-      <w:pPr>
-        <w:pStyle w:val="BodyText"/>
-      </w:pPr>
-      <w:r>
-        <w:t xml:space="preserve">The rates are per lap for real races and per attempt for the simulator, over</w:t>
-      </w:r>
-      <w:r>
-        <w:t xml:space="preserve"> </w:t>
-      </w:r>
-      <w:r>
-        <w:t xml:space="preserve">different mixes of situations, so only their shapes are compared. A sharp step</w:t>
-      </w:r>
-      <w:r>
-        <w:t xml:space="preserve"> </w:t>
-      </w:r>
-      <w:r>
-        <w:t xml:space="preserve">at the 1 s threshold would be blurred in the real data, because the gap is</w:t>
-      </w:r>
-      <w:r>
-        <w:t xml:space="preserve"> </w:t>
-      </w:r>
-      <w:r>
-        <w:t xml:space="preserve">measured at the start of the lap rather than at the detection point. The</w:t>
-      </w:r>
-      <w:r>
-        <w:t xml:space="preserve"> </w:t>
-      </w:r>
-      <w:r>
-        <w:t xml:space="preserve">circuit comparison uses 16 of the 17 races: one race’s circuit is not in the</w:t>
-      </w:r>
-      <w:r>
-        <w:t xml:space="preserve"> </w:t>
-      </w:r>
-      <w:r>
-        <w:t xml:space="preserve">simulator’s list.</w:t>
-      </w:r>
-    </w:p>
-    <w:p>
-      <w:pPr>
-        <w:pStyle w:val="BodyText"/>
-      </w:pPr>
-      <w:r>
-        <w:drawing>
-          <wp:inline>
-            <wp:extent cx="6261100" cy="5351283"/>
-            <wp:effectExtent b="0" l="0" r="0" t="0"/>
-            <wp:docPr descr="Speed traps" title="" id="86" name="Picture"/>
-            <a:graphic>
-              <a:graphicData uri="http://schemas.openxmlformats.org/drawingml/2006/picture">
-                <pic:pic>
-                  <pic:nvPicPr>
-                    <pic:cNvPr descr="../reports/figures/real_speed_traps.png" id="87" name="Picture"/>
-                    <pic:cNvPicPr>
-                      <a:picLocks noChangeArrowheads="1" noChangeAspect="1"/>
-                    </pic:cNvPicPr>
-                  </pic:nvPicPr>
-                  <pic:blipFill>
-                    <a:blip r:embed="rId85"/>
-                    <a:stretch>
-                      <a:fillRect/>
-                    </a:stretch>
-                  </pic:blipFill>
-                  <pic:spPr bwMode="auto">
-                    <a:xfrm>
-                      <a:off x="0" y="0"/>
-                      <a:ext cx="6261100" cy="5351283"/>
-                    </a:xfrm>
-                    <a:prstGeom prst="rect">
-                      <a:avLst/>
-                    </a:prstGeom>
-                    <a:noFill/>
-                    <a:ln w="9525">
-                      <a:noFill/>
-                      <a:headEnd/>
-                      <a:tailEnd/>
-                    </a:ln>
-                  </pic:spPr>
-                </pic:pic>
-              </a:graphicData>
-            </a:graphic>
-          </wp:inline>
-        </w:drawing>
-      </w:r>
-    </w:p>
-    <w:p>
-      <w:pPr>
-        <w:pStyle w:val="BodyText"/>
-      </w:pPr>
-      <w:r>
-        <w:rPr>
-          <w:i/>
-          <w:iCs/>
-        </w:rPr>
-        <w:t xml:space="preserve">Figure C1. Fastest speed-trap reading per lap, every 2026 race.</w:t>
-      </w:r>
-    </w:p>
-    <w:p>
-      <w:pPr>
-        <w:pStyle w:val="BodyText"/>
-      </w:pPr>
-      <w:r>
-        <w:drawing>
-          <wp:inline>
-            <wp:extent cx="6261100" cy="2441829"/>
-            <wp:effectExtent b="0" l="0" r="0" t="0"/>
-            <wp:docPr descr="Telemetry" title="" id="89" name="Picture"/>
-            <a:graphic>
-              <a:graphicData uri="http://schemas.openxmlformats.org/drawingml/2006/picture">
-                <pic:pic>
-                  <pic:nvPicPr>
-                    <pic:cNvPr descr="../reports/figures/real_telemetry.png" id="90" name="Picture"/>
-                    <pic:cNvPicPr>
-                      <a:picLocks noChangeArrowheads="1" noChangeAspect="1"/>
-                    </pic:cNvPicPr>
-                  </pic:nvPicPr>
-                  <pic:blipFill>
-                    <a:blip r:embed="rId88"/>
-                    <a:stretch>
-                      <a:fillRect/>
-                    </a:stretch>
-                  </pic:blipFill>
-                  <pic:spPr bwMode="auto">
-                    <a:xfrm>
-                      <a:off x="0" y="0"/>
-                      <a:ext cx="6261100" cy="2441829"/>
-                    </a:xfrm>
-                    <a:prstGeom prst="rect">
-                      <a:avLst/>
-                    </a:prstGeom>
-                    <a:noFill/>
-                    <a:ln w="9525">
-                      <a:noFill/>
-                      <a:headEnd/>
-                      <a:tailEnd/>
-                    </a:ln>
-                  </pic:spPr>
-                </pic:pic>
-              </a:graphicData>
-            </a:graphic>
-          </wp:inline>
-        </w:drawing>
-      </w:r>
-    </w:p>
-    <w:p>
-      <w:pPr>
-        <w:pStyle w:val="BodyText"/>
-      </w:pPr>
-      <w:r>
-        <w:rPr>
-          <w:i/>
-          <w:iCs/>
-        </w:rPr>
-        <w:t xml:space="preserve">Figure C2. Real full-throttle speed against the RK4 car model: the longest</w:t>
-      </w:r>
-      <w:r>
-        <w:rPr>
-          <w:i/>
-          <w:iCs/>
-        </w:rPr>
-        <w:t xml:space="preserve"> </w:t>
-      </w:r>
-      <w:r>
-        <w:rPr>
-          <w:i/>
-          <w:iCs/>
-        </w:rPr>
-        <w:t xml:space="preserve">straight at Monza (left) and the RMS error over all 135 straights (right).</w:t>
-      </w:r>
-    </w:p>
-    <w:p>
-      <w:pPr>
-        <w:pStyle w:val="BodyText"/>
-      </w:pPr>
-      <w:r>
-        <w:drawing>
-          <wp:inline>
-            <wp:extent cx="6261100" cy="3756660"/>
-            <wp:effectExtent b="0" l="0" r="0" t="0"/>
-            <wp:docPr descr="Circuits" title="" id="92" name="Picture"/>
-            <a:graphic>
-              <a:graphicData uri="http://schemas.openxmlformats.org/drawingml/2006/picture">
-                <pic:pic>
-                  <pic:nvPicPr>
-                    <pic:cNvPr descr="../reports/figures/real_circuits.png" id="93" name="Picture"/>
-                    <pic:cNvPicPr>
-                      <a:picLocks noChangeArrowheads="1" noChangeAspect="1"/>
-                    </pic:cNvPicPr>
-                  </pic:nvPicPr>
-                  <pic:blipFill>
-                    <a:blip r:embed="rId91"/>
-                    <a:stretch>
-                      <a:fillRect/>
-                    </a:stretch>
-                  </pic:blipFill>
-                  <pic:spPr bwMode="auto">
-                    <a:xfrm>
-                      <a:off x="0" y="0"/>
-                      <a:ext cx="6261100" cy="3756660"/>
-                    </a:xfrm>
-                    <a:prstGeom prst="rect">
-                      <a:avLst/>
-                    </a:prstGeom>
-                    <a:noFill/>
-                    <a:ln w="9525">
-                      <a:noFill/>
-                      <a:headEnd/>
-                      <a:tailEnd/>
-                    </a:ln>
-                  </pic:spPr>
-                </pic:pic>
-              </a:graphicData>
-            </a:graphic>
-          </wp:inline>
-        </w:drawing>
-      </w:r>
-    </w:p>
-    <w:p>
-      <w:pPr>
-        <w:pStyle w:val="BodyText"/>
-      </w:pPr>
-      <w:r>
-        <w:rPr>
-          <w:i/>
-          <w:iCs/>
-        </w:rPr>
-        <w:t xml:space="preserve">Figure C3. Real on-track passes per lap against the simulator’s circuit</w:t>
-      </w:r>
-      <w:r>
-        <w:rPr>
-          <w:i/>
-          <w:iCs/>
-        </w:rPr>
-        <w:t xml:space="preserve"> </w:t>
-      </w:r>
-      <w:r>
-        <w:rPr>
-          <w:i/>
-          <w:iCs/>
-        </w:rPr>
-        <w:t xml:space="preserve">passability.</w:t>
-      </w:r>
-    </w:p>
-    <w:bookmarkEnd w:id="94"/>
-    <w:bookmarkStart w:id="95" w:name="appendix-d.-reproducing-the-results"/>
+    <w:bookmarkEnd w:id="76"/>
+    <w:bookmarkStart w:id="77" w:name="appendix-d.-reproducing-the-results"/>
     <w:p>
       <w:pPr>
         <w:pStyle w:val="Heading2"/>
@@ -12569,7 +12160,7 @@
               <w:rPr>
                 <w:sz w:val="17"/>
               </w:rPr>
-              <w:t xml:space="preserve">Verification (Tables 3, 5; Figures A3-A6)</w:t>
+              <w:t xml:space="preserve">Verification (Tables 3, 5; Figures A3-A5)</w:t>
             </w:r>
           </w:p>
         </w:tc>
@@ -12694,7 +12285,7 @@
               <w:rPr>
                 <w:sz w:val="17"/>
               </w:rPr>
-              <w:t xml:space="preserve">Plausibility, constants, rules (Section 3.1, 5.4; Figures A2, A10, A11)</w:t>
+              <w:t xml:space="preserve">Plausibility, constants, rules (Section 3.1, 5.4; Figures A2, A7, A8)</w:t>
             </w:r>
           </w:p>
         </w:tc>
@@ -12781,7 +12372,7 @@
               <w:rPr>
                 <w:sz w:val="17"/>
               </w:rPr>
-              <w:t xml:space="preserve">Model selection (Tables 6, A1; Figure A8; Appendix B)</w:t>
+              <w:t xml:space="preserve">Model selection (Tables 6, A1; Appendix B)</w:t>
             </w:r>
           </w:p>
         </w:tc>
@@ -12849,7 +12440,7 @@
               <w:rPr>
                 <w:sz w:val="17"/>
               </w:rPr>
-              <w:t xml:space="preserve">Comparison (Table 4, Section 5.2; Figures A1, A7)</w:t>
+              <w:t xml:space="preserve">Comparison (Table 4, Section 5.2; Figure A1)</w:t>
             </w:r>
           </w:p>
         </w:tc>
@@ -12966,7 +12557,7 @@
               <w:rPr>
                 <w:sz w:val="17"/>
               </w:rPr>
-              <w:t xml:space="preserve">Sensitivity (Figures 2, A9)</w:t>
+              <w:t xml:space="preserve">Sensitivity (Figures 2, A6)</w:t>
             </w:r>
           </w:p>
         </w:tc>
@@ -13390,8 +12981,8 @@
         </w:tc>
       </w:tr>
     </w:tbl>
-    <w:bookmarkEnd w:id="95"/>
-    <w:bookmarkStart w:id="96" w:name="appendix-e.-simulator-constants"/>
+    <w:bookmarkEnd w:id="77"/>
+    <w:bookmarkStart w:id="78" w:name="appendix-e.-simulator-constants"/>
     <w:p>
       <w:pPr>
         <w:pStyle w:val="Heading2"/>
@@ -13556,37 +13147,37 @@
               <w:rPr>
                 <w:sz w:val="17"/>
               </w:rPr>
-              <w:t xml:space="preserve">Car</w:t>
-            </w:r>
-          </w:p>
-        </w:tc>
-        <w:tc>
-          <w:tcPr/>
-          <w:p>
-            <w:pPr>
-              <w:pStyle w:val="Compact"/>
-              <w:spacing w:after="20"/>
-            </w:pPr>
-            <w:r>
-              <w:rPr>
-                <w:sz w:val="17"/>
-              </w:rPr>
-              <w:t xml:space="preserve">Reference top speed and lap time (to convert car-advantage inputs)</w:t>
-            </w:r>
-          </w:p>
-        </w:tc>
-        <w:tc>
-          <w:tcPr/>
-          <w:p>
-            <w:pPr>
-              <w:pStyle w:val="Compact"/>
-              <w:spacing w:after="20"/>
-            </w:pPr>
-            <w:r>
-              <w:rPr>
-                <w:sz w:val="17"/>
-              </w:rPr>
-              <w:t xml:space="preserve">92 m/s; 90 s</w:t>
+              <w:t xml:space="preserve">Run start</w:t>
+            </w:r>
+          </w:p>
+        </w:tc>
+        <w:tc>
+          <w:tcPr/>
+          <w:p>
+            <w:pPr>
+              <w:pStyle w:val="Compact"/>
+              <w:spacing w:after="20"/>
+            </w:pPr>
+            <w:r>
+              <w:rPr>
+                <w:sz w:val="17"/>
+              </w:rPr>
+              <w:t xml:space="preserve">Corner-exit speed; dirty-air grip loss</w:t>
+            </w:r>
+          </w:p>
+        </w:tc>
+        <w:tc>
+          <w:tcPr/>
+          <w:p>
+            <w:pPr>
+              <w:pStyle w:val="Compact"/>
+              <w:spacing w:after="20"/>
+            </w:pPr>
+            <w:r>
+              <w:rPr>
+                <w:sz w:val="17"/>
+              </w:rPr>
+              <w:t xml:space="preserve">33 m/s × √(relative grip); 6 % × e^(−gap/1 s)</w:t>
             </w:r>
           </w:p>
         </w:tc>
@@ -13603,37 +13194,37 @@
               <w:rPr>
                 <w:sz w:val="17"/>
               </w:rPr>
-              <w:t xml:space="preserve">Run start</w:t>
-            </w:r>
-          </w:p>
-        </w:tc>
-        <w:tc>
-          <w:tcPr/>
-          <w:p>
-            <w:pPr>
-              <w:pStyle w:val="Compact"/>
-              <w:spacing w:after="20"/>
-            </w:pPr>
-            <w:r>
-              <w:rPr>
-                <w:sz w:val="17"/>
-              </w:rPr>
-              <w:t xml:space="preserve">Corner-exit speed; dirty-air grip loss</w:t>
-            </w:r>
-          </w:p>
-        </w:tc>
-        <w:tc>
-          <w:tcPr/>
-          <w:p>
-            <w:pPr>
-              <w:pStyle w:val="Compact"/>
-              <w:spacing w:after="20"/>
-            </w:pPr>
-            <w:r>
-              <w:rPr>
-                <w:sz w:val="17"/>
-              </w:rPr>
-              <w:t xml:space="preserve">33 m/s × √(relative grip); 6 % × e^(−gap/1 s)</w:t>
+              <w:t xml:space="preserve">Battery</w:t>
+            </w:r>
+          </w:p>
+        </w:tc>
+        <w:tc>
+          <w:tcPr/>
+          <w:p>
+            <w:pPr>
+              <w:pStyle w:val="Compact"/>
+              <w:spacing w:after="20"/>
+            </w:pPr>
+            <w:r>
+              <w:rPr>
+                <w:sz w:val="17"/>
+              </w:rPr>
+              <w:t xml:space="preserve">Usable energy; Overtake Mode extra; power ramp-out</w:t>
+            </w:r>
+          </w:p>
+        </w:tc>
+        <w:tc>
+          <w:tcPr/>
+          <w:p>
+            <w:pPr>
+              <w:pStyle w:val="Compact"/>
+              <w:spacing w:after="20"/>
+            </w:pPr>
+            <w:r>
+              <w:rPr>
+                <w:sz w:val="17"/>
+              </w:rPr>
+              <w:t xml:space="preserve">4 MJ × charge; 0.5 MJ; last 20 kJ</w:t>
             </w:r>
           </w:p>
         </w:tc>
@@ -13650,37 +13241,37 @@
               <w:rPr>
                 <w:sz w:val="17"/>
               </w:rPr>
-              <w:t xml:space="preserve">Battery</w:t>
-            </w:r>
-          </w:p>
-        </w:tc>
-        <w:tc>
-          <w:tcPr/>
-          <w:p>
-            <w:pPr>
-              <w:pStyle w:val="Compact"/>
-              <w:spacing w:after="20"/>
-            </w:pPr>
-            <w:r>
-              <w:rPr>
-                <w:sz w:val="17"/>
-              </w:rPr>
-              <w:t xml:space="preserve">Usable energy; Overtake Mode extra; power ramp-out</w:t>
-            </w:r>
-          </w:p>
-        </w:tc>
-        <w:tc>
-          <w:tcPr/>
-          <w:p>
-            <w:pPr>
-              <w:pStyle w:val="Compact"/>
-              <w:spacing w:after="20"/>
-            </w:pPr>
-            <w:r>
-              <w:rPr>
-                <w:sz w:val="17"/>
-              </w:rPr>
-              <w:t xml:space="preserve">4 MJ × charge; 0.5 MJ; last 20 kJ</w:t>
+              <w:t xml:space="preserve">Deployment</w:t>
+            </w:r>
+          </w:p>
+        </w:tc>
+        <w:tc>
+          <w:tcPr/>
+          <w:p>
+            <w:pPr>
+              <w:pStyle w:val="Compact"/>
+              <w:spacing w:after="20"/>
+            </w:pPr>
+            <w:r>
+              <w:rPr>
+                <w:sz w:val="17"/>
+              </w:rPr>
+              <w:t xml:space="preserve">Share of MGU-K power with Boost; standard map</w:t>
+            </w:r>
+          </w:p>
+        </w:tc>
+        <w:tc>
+          <w:tcPr/>
+          <w:p>
+            <w:pPr>
+              <w:pStyle w:val="Compact"/>
+              <w:spacing w:after="20"/>
+            </w:pPr>
+            <w:r>
+              <w:rPr>
+                <w:sz w:val="17"/>
+              </w:rPr>
+              <w:t xml:space="preserve">1; 0.55</w:t>
             </w:r>
           </w:p>
         </w:tc>
@@ -13697,53 +13288,6 @@
               <w:rPr>
                 <w:sz w:val="17"/>
               </w:rPr>
-              <w:t xml:space="preserve">Deployment</w:t>
-            </w:r>
-          </w:p>
-        </w:tc>
-        <w:tc>
-          <w:tcPr/>
-          <w:p>
-            <w:pPr>
-              <w:pStyle w:val="Compact"/>
-              <w:spacing w:after="20"/>
-            </w:pPr>
-            <w:r>
-              <w:rPr>
-                <w:sz w:val="17"/>
-              </w:rPr>
-              <w:t xml:space="preserve">Share of MGU-K power with Boost; standard map</w:t>
-            </w:r>
-          </w:p>
-        </w:tc>
-        <w:tc>
-          <w:tcPr/>
-          <w:p>
-            <w:pPr>
-              <w:pStyle w:val="Compact"/>
-              <w:spacing w:after="20"/>
-            </w:pPr>
-            <w:r>
-              <w:rPr>
-                <w:sz w:val="17"/>
-              </w:rPr>
-              <w:t xml:space="preserve">1; 0.55</w:t>
-            </w:r>
-          </w:p>
-        </w:tc>
-      </w:tr>
-      <w:tr>
-        <w:tc>
-          <w:tcPr/>
-          <w:p>
-            <w:pPr>
-              <w:pStyle w:val="Compact"/>
-              <w:spacing w:after="20"/>
-            </w:pPr>
-            <w:r>
-              <w:rPr>
-                <w:sz w:val="17"/>
-              </w:rPr>
               <w:t xml:space="preserve">Tyres</w:t>
             </w:r>
           </w:p>
@@ -13759,116 +13303,73 @@
               <w:rPr>
                 <w:sz w:val="17"/>
               </w:rPr>
-              <w:t xml:space="preserve">Relative grip, new tyre (dry / damp / wet)</w:t>
-            </w:r>
-          </w:p>
-        </w:tc>
-        <w:tc>
-          <w:tcPr/>
-          <w:p>
-            <w:pPr>
-              <w:pStyle w:val="Compact"/>
-              <w:spacing w:after="20"/>
-            </w:pPr>
-            <w:r>
-              <w:rPr>
-                <w:sz w:val="17"/>
-              </w:rPr>
-              <w:t xml:space="preserve">soft 1.00 / 0.80 / 0.55; medium 0.988 / 0.79 / 0.54; hard 0.976 / 0.78 / 0.53; intermediate 0.90 / 0.86 / 0.72; wet 0.86 / 0.83 / 0.76</w:t>
-            </w:r>
-          </w:p>
-        </w:tc>
-      </w:tr>
-      <w:tr>
-        <w:tc>
-          <w:tcPr/>
-          <w:p>
-            <w:pPr>
-              <w:pStyle w:val="Compact"/>
-              <w:spacing w:after="20"/>
-            </w:pPr>
-            <w:r>
-              <w:rPr>
-                <w:sz w:val="17"/>
-              </w:rPr>
-              <w:t xml:space="preserve">Tyres</w:t>
-            </w:r>
-          </w:p>
-        </w:tc>
-        <w:tc>
-          <w:tcPr/>
-          <w:p>
-            <w:pPr>
-              <w:pStyle w:val="Compact"/>
-              <w:spacing w:after="20"/>
-            </w:pPr>
-            <w:r>
-              <w:rPr>
-                <w:sz w:val="17"/>
-              </w:rPr>
-              <w:t xml:space="preserve">Grip lost per lap (soft, medium, hard, inter, wet); cliff lap; after the cliff</w:t>
-            </w:r>
-          </w:p>
-        </w:tc>
-        <w:tc>
-          <w:tcPr/>
-          <w:p>
-            <w:pPr>
-              <w:pStyle w:val="Compact"/>
-              <w:spacing w:after="20"/>
-            </w:pPr>
-            <w:r>
-              <w:rPr>
-                <w:sz w:val="17"/>
-              </w:rPr>
-              <w:t xml:space="preserve">0.0018, 0.0011, 0.0007, 0.0015, 0.0012; 22, 35, 50, 25, 30; +0.004 per lap</w:t>
-            </w:r>
-          </w:p>
-        </w:tc>
-      </w:tr>
-      <w:tr>
-        <w:tc>
-          <w:tcPr/>
-          <w:p>
-            <w:pPr>
-              <w:pStyle w:val="Compact"/>
-              <w:spacing w:after="20"/>
-            </w:pPr>
-            <w:r>
-              <w:rPr>
-                <w:sz w:val="17"/>
-              </w:rPr>
-              <w:t xml:space="preserve">Tyres</w:t>
-            </w:r>
-          </w:p>
-        </w:tc>
-        <w:tc>
-          <w:tcPr/>
-          <w:p>
-            <w:pPr>
-              <w:pStyle w:val="Compact"/>
-              <w:spacing w:after="20"/>
-            </w:pPr>
-            <w:r>
-              <w:rPr>
-                <w:sz w:val="17"/>
-              </w:rPr>
-              <w:t xml:space="preserve">Wear-rate change with track temperature; treaded tyres in the dry; hard tyre below 25 °C</w:t>
-            </w:r>
-          </w:p>
-        </w:tc>
-        <w:tc>
-          <w:tcPr/>
-          <w:p>
-            <w:pPr>
-              <w:pStyle w:val="Compact"/>
-              <w:spacing w:after="20"/>
-            </w:pPr>
-            <w:r>
-              <w:rPr>
-                <w:sz w:val="17"/>
-              </w:rPr>
-              <w:t xml:space="preserve">2 % per °C about 35 °C (limited to 0.6-1.6 times); 3 times the wear; −0.01 grip</w:t>
+              <w:t xml:space="preserve">Grip relative to a new soft in the dry, by compound, surface, age and track temperature</w:t>
+            </w:r>
+          </w:p>
+        </w:tc>
+        <w:tc>
+          <w:tcPr/>
+          <w:p>
+            <w:pPr>
+              <w:pStyle w:val="Compact"/>
+              <w:spacing w:after="20"/>
+            </w:pPr>
+            <w:r>
+              <w:rPr>
+                <w:sz w:val="17"/>
+              </w:rPr>
+              <w:t xml:space="preserve">tables in</w:t>
+            </w:r>
+            <w:r>
+              <w:rPr>
+                <w:sz w:val="17"/>
+              </w:rPr>
+              <w:t xml:space="preserve"> </w:t>
+            </w:r>
+            <w:r>
+              <w:rPr>
+                <w:rStyle w:val="VerbatimChar"/>
+                <w:sz w:val="17"/>
+              </w:rPr>
+              <w:t xml:space="preserve">simulator.GRIP</w:t>
+            </w:r>
+            <w:r>
+              <w:rPr>
+                <w:sz w:val="17"/>
+              </w:rPr>
+              <w:t xml:space="preserve">,</w:t>
+            </w:r>
+            <w:r>
+              <w:rPr>
+                <w:sz w:val="17"/>
+              </w:rPr>
+              <w:t xml:space="preserve"> </w:t>
+            </w:r>
+            <w:r>
+              <w:rPr>
+                <w:rStyle w:val="VerbatimChar"/>
+                <w:sz w:val="17"/>
+              </w:rPr>
+              <w:t xml:space="preserve">DEG_PER_LAP</w:t>
+            </w:r>
+            <w:r>
+              <w:rPr>
+                <w:sz w:val="17"/>
+              </w:rPr>
+              <w:t xml:space="preserve">,</w:t>
+            </w:r>
+            <w:r>
+              <w:rPr>
+                <w:sz w:val="17"/>
+              </w:rPr>
+              <w:t xml:space="preserve"> </w:t>
+            </w:r>
+            <w:r>
+              <w:rPr>
+                <w:rStyle w:val="VerbatimChar"/>
+                <w:sz w:val="17"/>
+              </w:rPr>
+              <w:t xml:space="preserve">CLIFF_LAP</w:t>
             </w:r>
           </w:p>
         </w:tc>
@@ -14267,123 +13768,30 @@
               <w:rPr>
                 <w:sz w:val="17"/>
               </w:rPr>
-              <w:t xml:space="preserve">Weather (dry, damp, wet); segment (straight, slow, medium, fast)</w:t>
-            </w:r>
-          </w:p>
-        </w:tc>
-        <w:tc>
-          <w:tcPr/>
-          <w:p>
-            <w:pPr>
-              <w:pStyle w:val="Compact"/>
-              <w:spacing w:after="20"/>
-            </w:pPr>
-            <w:r>
-              <w:rPr>
-                <w:sz w:val="17"/>
-              </w:rPr>
-              <w:t xml:space="preserve">75, 13, 12 %; 55, 20, 15, 10 %</w:t>
-            </w:r>
-          </w:p>
-        </w:tc>
-      </w:tr>
-      <w:tr>
-        <w:tc>
-          <w:tcPr/>
-          <w:p>
-            <w:pPr>
-              <w:pStyle w:val="Compact"/>
-              <w:spacing w:after="20"/>
-            </w:pPr>
-            <w:r>
-              <w:rPr>
-                <w:sz w:val="17"/>
-              </w:rPr>
-              <w:t xml:space="preserve">Sampling</w:t>
-            </w:r>
-          </w:p>
-        </w:tc>
-        <w:tc>
-          <w:tcPr/>
-          <w:p>
-            <w:pPr>
-              <w:pStyle w:val="Compact"/>
-              <w:spacing w:after="20"/>
-            </w:pPr>
-            <w:r>
-              <w:rPr>
-                <w:sz w:val="17"/>
-              </w:rPr>
-              <w:t xml:space="preserve">Boost use (attacker, defender); full battery; Overtake Mode</w:t>
-            </w:r>
-          </w:p>
-        </w:tc>
-        <w:tc>
-          <w:tcPr/>
-          <w:p>
-            <w:pPr>
-              <w:pStyle w:val="Compact"/>
-              <w:spacing w:after="20"/>
-            </w:pPr>
-            <w:r>
-              <w:rPr>
-                <w:sz w:val="17"/>
-              </w:rPr>
-              <w:t xml:space="preserve">80 %, 50 %; 15 % of attempts; gap + N(0, 0.2 s) ≤ 1 s</w:t>
-            </w:r>
-          </w:p>
-        </w:tc>
-      </w:tr>
-      <w:tr>
-        <w:tc>
-          <w:tcPr/>
-          <w:p>
-            <w:pPr>
-              <w:pStyle w:val="Compact"/>
-              <w:spacing w:after="20"/>
-            </w:pPr>
-            <w:r>
-              <w:rPr>
-                <w:sz w:val="17"/>
-              </w:rPr>
-              <w:t xml:space="preserve">Sampling</w:t>
-            </w:r>
-          </w:p>
-        </w:tc>
-        <w:tc>
-          <w:tcPr/>
-          <w:p>
-            <w:pPr>
-              <w:pStyle w:val="Compact"/>
-              <w:spacing w:after="20"/>
-            </w:pPr>
-            <w:r>
-              <w:rPr>
-                <w:sz w:val="17"/>
-              </w:rPr>
-              <w:t xml:space="preserve">Car advantage: top speed; pace</w:t>
-            </w:r>
-          </w:p>
-        </w:tc>
-        <w:tc>
-          <w:tcPr/>
-          <w:p>
-            <w:pPr>
-              <w:pStyle w:val="Compact"/>
-              <w:spacing w:after="20"/>
-            </w:pPr>
-            <w:r>
-              <w:rPr>
-                <w:sz w:val="17"/>
-              </w:rPr>
-              <w:t xml:space="preserve">N(0, 5 km/h) within ±15; N(0, 0.4 s/lap) within ±1.5</w:t>
+              <w:t xml:space="preserve">Training scenarios: mostly dry straights, Boost for most attackers, 15 % full batteries, Overtake Mode within 1 s</w:t>
+            </w:r>
+          </w:p>
+        </w:tc>
+        <w:tc>
+          <w:tcPr/>
+          <w:p>
+            <w:pPr>
+              <w:pStyle w:val="Compact"/>
+              <w:spacing w:after="20"/>
+            </w:pPr>
+            <w:r>
+              <w:rPr>
+                <w:rStyle w:val="VerbatimChar"/>
+                <w:sz w:val="17"/>
+              </w:rPr>
+              <w:t xml:space="preserve">simulator.sample_scenarios</w:t>
             </w:r>
           </w:p>
         </w:tc>
       </w:tr>
     </w:tbl>
-    <w:bookmarkEnd w:id="96"/>
-    <w:bookmarkEnd w:id="97"/>
+    <w:bookmarkEnd w:id="78"/>
+    <w:bookmarkEnd w:id="79"/>
     <w:sectPr>
       <w:footnotePr>
         <w:numRestart w:val="eachSect"/>

--- a/docs/project_documentation.docx
+++ b/docs/project_documentation.docx
@@ -8335,7 +8335,7 @@
         <w:t xml:space="preserve"> </w:t>
       </w:r>
       <w:r>
-        <w:t xml:space="preserve">drafted this report and the slides. Its work was checked by the tests, the</w:t>
+        <w:t xml:space="preserve">drafted this report. Its work was checked by the tests, the</w:t>
       </w:r>
       <w:r>
         <w:t xml:space="preserve"> </w:t>

--- a/docs/project_documentation.docx
+++ b/docs/project_documentation.docx
@@ -227,19 +227,19 @@
         <w:t xml:space="preserve"> </w:t>
       </w:r>
       <w:r>
-        <w:t xml:space="preserve">than one long straight. Electrical power also tapers from 290 km/h to zero at</w:t>
-      </w:r>
-      <w:r>
-        <w:t xml:space="preserve"> </w:t>
-      </w:r>
-      <w:r>
-        <w:t xml:space="preserve">355 km/h; Overtake Mode, earned within 1 s of the car ahead at a detection</w:t>
-      </w:r>
-      <w:r>
-        <w:t xml:space="preserve"> </w:t>
-      </w:r>
-      <w:r>
-        <w:t xml:space="preserve">point, adds 0.5 MJ and full power to 337 km/h [1-4]. Overtaking has become a</w:t>
+        <w:t xml:space="preserve">than one long straight. Electrical power also tapers above 290 km/h (to zero</w:t>
+      </w:r>
+      <w:r>
+        <w:t xml:space="preserve"> </w:t>
+      </w:r>
+      <w:r>
+        <w:t xml:space="preserve">at 345 km/h [7]); Overtake Mode, earned within 1 s of the car ahead at a</w:t>
+      </w:r>
+      <w:r>
+        <w:t xml:space="preserve"> </w:t>
+      </w:r>
+      <w:r>
+        <w:t xml:space="preserve">detection point, adds 0.5 MJ and full power to 337 km/h [1-4, 7]. Overtaking has become a</w:t>
       </w:r>
       <w:r>
         <w:t xml:space="preserve"> </w:t>
@@ -2237,7 +2237,7 @@
         <w:t xml:space="preserve"> </w:t>
       </w:r>
       <w:r>
-        <w:t xml:space="preserve">falling to zero at 355 km/h (full power to 337 km/h with Overtake Mode); the</w:t>
+        <w:t xml:space="preserve">falling linearly to zero at 355 km/h (Appendix E; full power to 337 km/h with Overtake Mode); the</w:t>
       </w:r>
       <w:r>
         <w:t xml:space="preserve"> </w:t>
@@ -2931,7 +2931,7 @@
               <w:rPr>
                 <w:sz w:val="17"/>
               </w:rPr>
-              <w:t xml:space="preserve">350 kW; 290 → 355 km/h; full power to 337 km/h and +0.5 MJ</w:t>
+              <w:t xml:space="preserve">350 kW; 290 → 355 km/h, linear (simplified, Appendix E); full power to 337 km/h and +0.5 MJ</w:t>
             </w:r>
           </w:p>
         </w:tc>
@@ -4397,7 +4397,7 @@
         <w:t xml:space="preserve"> </w:t>
       </w:r>
       <w:r>
-        <w:t xml:space="preserve">has one module per stage; 88 pytest tests cover the</w:t>
+        <w:t xml:space="preserve">has one module per stage; 89 pytest tests cover the</w:t>
       </w:r>
       <w:r>
         <w:t xml:space="preserve"> </w:t>
@@ -8317,7 +8317,7 @@
         <w:t xml:space="preserve"> </w:t>
       </w:r>
       <w:r>
-        <w:t xml:space="preserve">a local one. It summarised the 2026 rules; wrote the code, figures and 88</w:t>
+        <w:t xml:space="preserve">a local one. It summarised the 2026 rules; wrote the code, figures and 89</w:t>
       </w:r>
       <w:r>
         <w:t xml:space="preserve"> </w:t>
@@ -8771,7 +8771,7 @@
         </w:numPr>
       </w:pPr>
       <w:r>
-        <w:t xml:space="preserve">FIA, 2026 Formula 1 Technical Regulations, Section C (Power Unit), Issue 4, 2023.</w:t>
+        <w:t xml:space="preserve">FIA, 2026 F1 Regulations, Section C: Technical Regulations, Issue 17, 28 April 2026, Article C5.2.</w:t>
       </w:r>
       <w:r>
         <w:t xml:space="preserve"> </w:t>
@@ -8781,7 +8781,7 @@
           <w:rPr>
             <w:rStyle w:val="Hyperlink"/>
           </w:rPr>
-          <w:t xml:space="preserve">https://FIA.com/sites/default/files/fia_2026_formula_1_technical_regulations_pu_-_issue_4_-_2023-10-25.pdf</w:t>
+          <w:t xml:space="preserve">https://www.fia.com/system/files/documents/fia_2026_f1_regulations_-_section_c_technical_-_iss_17_-_2026-04-28.pdf</w:t>
         </w:r>
       </w:hyperlink>
     </w:p>
@@ -13178,6 +13178,72 @@
                 <w:sz w:val="17"/>
               </w:rPr>
               <w:t xml:space="preserve">33 m/s × √(relative grip); 6 % × e^(−gap/1 s)</w:t>
+            </w:r>
+          </w:p>
+        </w:tc>
+      </w:tr>
+      <w:tr>
+        <w:tc>
+          <w:tcPr/>
+          <w:p>
+            <w:pPr>
+              <w:pStyle w:val="Compact"/>
+              <w:spacing w:after="20"/>
+            </w:pPr>
+            <w:r>
+              <w:rPr>
+                <w:sz w:val="17"/>
+              </w:rPr>
+              <w:t xml:space="preserve">Rules</w:t>
+            </w:r>
+          </w:p>
+        </w:tc>
+        <w:tc>
+          <w:tcPr/>
+          <w:p>
+            <w:pPr>
+              <w:pStyle w:val="Compact"/>
+              <w:spacing w:after="20"/>
+            </w:pPr>
+            <w:r>
+              <w:rPr>
+                <w:sz w:val="17"/>
+              </w:rPr>
+              <w:t xml:space="preserve">MGU-K taper without Overtake Mode</w:t>
+            </w:r>
+          </w:p>
+        </w:tc>
+        <w:tc>
+          <w:tcPr/>
+          <w:p>
+            <w:pPr>
+              <w:pStyle w:val="Compact"/>
+              <w:spacing w:after="20"/>
+            </w:pPr>
+            <w:r>
+              <w:rPr>
+                <w:sz w:val="17"/>
+              </w:rPr>
+              <w:t xml:space="preserve">Model: linear from 350 kW at 290 km/h to zero at 355 km/h, from the 2025 rule summaries [1-4]. Regulations, Issue 17 [7]: 1800 − 5v kW (100 kW at 340 km/h), then zero at 345 km/h. With the regulation taper the exact P changes by 0.16 points on average over 3,000 scenarios (default scenario 47.4 % → 45.7 %;</w:t>
+            </w:r>
+            <w:r>
+              <w:rPr>
+                <w:sz w:val="17"/>
+              </w:rPr>
+              <w:t xml:space="preserve"> </w:t>
+            </w:r>
+            <w:r>
+              <w:rPr>
+                <w:rStyle w:val="VerbatimChar"/>
+                <w:sz w:val="17"/>
+              </w:rPr>
+              <w:t xml:space="preserve">experiments rules</w:t>
+            </w:r>
+            <w:r>
+              <w:rPr>
+                <w:sz w:val="17"/>
+              </w:rPr>
+              <w:t xml:space="preserve">)</w:t>
             </w:r>
           </w:p>
         </w:tc>
